--- a/MCA PRACTICAL FILE.docx
+++ b/MCA PRACTICAL FILE.docx
@@ -1,7 +1,363 @@
 
 <file path=word/document.xml><?xml version="1.0" encoding="utf-8"?>
-<w:document xmlns:wpc="http://schemas.microsoft.com/office/word/2010/wordprocessingCanvas" xmlns:cx="http://schemas.microsoft.com/office/drawing/2014/chartex" xmlns:cx1="http://schemas.microsoft.com/office/drawing/2015/9/8/chartex" xmlns:cx2="http://schemas.microsoft.com/office/drawing/2015/10/21/chartex" xmlns:cx3="http://schemas.microsoft.com/office/drawing/2016/5/9/chartex" xmlns:cx4="http://schemas.microsoft.com/office/drawing/2016/5/10/chartex" xmlns:cx5="http://schemas.microsoft.com/office/drawing/2016/5/11/chartex" xmlns:cx6="http://schemas.microsoft.com/office/drawing/2016/5/12/chartex" xmlns:cx7="http://schemas.microsoft.com/office/drawing/2016/5/13/chartex" xmlns:cx8="http://schemas.microsoft.com/office/drawing/2016/5/14/chartex" xmlns:mc="http://schemas.openxmlformats.org/markup-compatibility/2006" xmlns:aink="http://schemas.microsoft.com/office/drawing/2016/ink" xmlns:am3d="http://schemas.microsoft.com/office/drawing/2017/model3d" xmlns:o="urn:schemas-microsoft-com:office:office" xmlns:oel="http://schemas.microsoft.com/office/2019/extlst" xmlns:r="http://schemas.openxmlformats.org/officeDocument/2006/relationships" xmlns:m="http://schemas.openxmlformats.org/officeDocument/2006/math" xmlns:v="urn:schemas-microsoft-com:vml" xmlns:wp14="http://schemas.microsoft.com/office/word/2010/wordprocessingDrawing" xmlns:wp="http://schemas.openxmlformats.org/drawingml/2006/wordprocessingDrawing" xmlns:w10="urn:schemas-microsoft-com:office:word" xmlns:w="http://schemas.openxmlformats.org/wordprocessingml/2006/main" xmlns:w14="http://schemas.microsoft.com/office/word/2010/wordml" xmlns:w15="http://schemas.microsoft.com/office/word/2012/wordml" xmlns:w16cex="http://schemas.microsoft.com/office/word/2018/wordml/cex" xmlns:w16cid="http://schemas.microsoft.com/office/word/2016/wordml/cid" xmlns:w16="http://schemas.microsoft.com/office/word/2018/wordml" xmlns:w16du="http://schemas.microsoft.com/office/word/2023/wordml/word16du" xmlns:w16sdtdh="http://schemas.microsoft.com/office/word/2020/wordml/sdtdatahash" xmlns:w16sdtfl="http://schemas.microsoft.com/office/word/2024/wordml/sdtformatlock" xmlns:w16se="http://schemas.microsoft.com/office/word/2015/wordml/symex" xmlns:wpg="http://schemas.microsoft.com/office/word/2010/wordprocessingGroup" xmlns:wpi="http://schemas.microsoft.com/office/word/2010/wordprocessingInk" xmlns:wne="http://schemas.microsoft.com/office/word/2006/wordml" xmlns:wps="http://schemas.microsoft.com/office/word/2010/wordprocessingShape" mc:Ignorable="w14 w15 w16se w16cid w16 w16cex w16sdtdh w16sdtfl w16du wp14">
+<w:document xmlns:wpc="http://schemas.microsoft.com/office/word/2010/wordprocessingCanvas" xmlns:cx="http://schemas.microsoft.com/office/drawing/2014/chartex" xmlns:cx1="http://schemas.microsoft.com/office/drawing/2015/9/8/chartex" xmlns:cx2="http://schemas.microsoft.com/office/drawing/2015/10/21/chartex" xmlns:cx3="http://schemas.microsoft.com/office/drawing/2016/5/9/chartex" xmlns:cx4="http://schemas.microsoft.com/office/drawing/2016/5/10/chartex" xmlns:cx5="http://schemas.microsoft.com/office/drawing/2016/5/11/chartex" xmlns:cx6="http://schemas.microsoft.com/office/drawing/2016/5/12/chartex" xmlns:cx7="http://schemas.microsoft.com/office/drawing/2016/5/13/chartex" xmlns:cx8="http://schemas.microsoft.com/office/drawing/2016/5/14/chartex" xmlns:mc="http://schemas.openxmlformats.org/markup-compatibility/2006" xmlns:aink="http://schemas.microsoft.com/office/drawing/2016/ink" xmlns:am3d="http://schemas.microsoft.com/office/drawing/2017/model3d" xmlns:o="urn:schemas-microsoft-com:office:office" xmlns:oel="http://schemas.microsoft.com/office/2019/extlst" xmlns:r="http://schemas.openxmlformats.org/officeDocument/2006/relationships" xmlns:m="http://schemas.openxmlformats.org/officeDocument/2006/math" xmlns:v="urn:schemas-microsoft-com:vml" xmlns:wp14="http://schemas.microsoft.com/office/word/2010/wordprocessingDrawing" xmlns:wp="http://schemas.openxmlformats.org/drawingml/2006/wordprocessingDrawing" xmlns:w10="urn:schemas-microsoft-com:office:word" xmlns:w="http://schemas.openxmlformats.org/wordprocessingml/2006/main" xmlns:w14="http://schemas.microsoft.com/office/word/2010/wordml" xmlns:w15="http://schemas.microsoft.com/office/word/2012/wordml" xmlns:w16cex="http://schemas.microsoft.com/office/word/2018/wordml/cex" xmlns:w16cid="http://schemas.microsoft.com/office/word/2016/wordml/cid" xmlns:w16="http://schemas.microsoft.com/office/word/2018/wordml" xmlns:w16du="http://schemas.microsoft.com/office/word/2023/wordml/word16du" xmlns:w16sdtdh="http://schemas.microsoft.com/office/word/2020/wordml/sdtdatahash" xmlns:w16se="http://schemas.microsoft.com/office/word/2015/wordml/symex" xmlns:wpg="http://schemas.microsoft.com/office/word/2010/wordprocessingGroup" xmlns:wpi="http://schemas.microsoft.com/office/word/2010/wordprocessingInk" xmlns:wne="http://schemas.microsoft.com/office/word/2006/wordml" xmlns:wps="http://schemas.microsoft.com/office/word/2010/wordprocessingShape" mc:Ignorable="w14 w15 w16se w16cid w16 w16cex w16sdtdh w16du wp14">
   <w:body>
+    <w:p>
+      <w:pPr>
+        <w:pStyle w:val="Heading1"/>
+        <w:jc w:val="center"/>
+        <w:rPr>
+          <w:lang w:eastAsia="en-IN"/>
+        </w:rPr>
+      </w:pPr>
+      <w:r>
+        <w:rPr>
+          <w:lang w:eastAsia="en-IN"/>
+        </w:rPr>
+        <w:t>UNIVERSITY OF JAMMU</w:t>
+      </w:r>
+    </w:p>
+    <w:p>
+      <w:pPr>
+        <w:jc w:val="center"/>
+        <w:rPr>
+          <w:b/>
+          <w:bCs/>
+          <w:sz w:val="28"/>
+          <w:szCs w:val="28"/>
+          <w:lang w:eastAsia="en-IN"/>
+        </w:rPr>
+      </w:pPr>
+    </w:p>
+    <w:p>
+      <w:pPr>
+        <w:jc w:val="center"/>
+        <w:rPr>
+          <w:b/>
+          <w:bCs/>
+          <w:sz w:val="28"/>
+          <w:szCs w:val="28"/>
+          <w:lang w:eastAsia="en-IN"/>
+        </w:rPr>
+      </w:pPr>
+      <w:r>
+        <w:rPr>
+          <w:b/>
+          <w:bCs/>
+          <w:sz w:val="28"/>
+          <w:szCs w:val="28"/>
+          <w:lang w:eastAsia="en-IN"/>
+        </w:rPr>
+        <w:t>Website: jammuuniversity.ac.in</w:t>
+      </w:r>
+    </w:p>
+    <w:p>
+      <w:pPr>
+        <w:jc w:val="center"/>
+        <w:rPr>
+          <w:b/>
+          <w:bCs/>
+          <w:sz w:val="28"/>
+          <w:szCs w:val="28"/>
+          <w:lang w:eastAsia="en-IN"/>
+        </w:rPr>
+      </w:pPr>
+    </w:p>
+    <w:p>
+      <w:pPr>
+        <w:jc w:val="center"/>
+        <w:rPr>
+          <w:b/>
+          <w:bCs/>
+          <w:sz w:val="28"/>
+          <w:szCs w:val="28"/>
+          <w:lang w:eastAsia="en-IN"/>
+        </w:rPr>
+      </w:pPr>
+      <w:r>
+        <w:rPr>
+          <w:b/>
+          <w:noProof/>
+          <w:sz w:val="28"/>
+          <w:szCs w:val="28"/>
+          <w:lang w:eastAsia="en-IN"/>
+        </w:rPr>
+        <w:drawing>
+          <wp:inline distT="0" distB="0" distL="0" distR="0" wp14:anchorId="1912E855" wp14:editId="23A71604">
+            <wp:extent cx="2085975" cy="2190750"/>
+            <wp:effectExtent l="0" t="0" r="9525" b="0"/>
+            <wp:docPr id="1248930742" name="Picture 52"/>
+            <wp:cNvGraphicFramePr>
+              <a:graphicFrameLocks xmlns:a="http://schemas.openxmlformats.org/drawingml/2006/main" noChangeAspect="1"/>
+            </wp:cNvGraphicFramePr>
+            <a:graphic xmlns:a="http://schemas.openxmlformats.org/drawingml/2006/main">
+              <a:graphicData uri="http://schemas.openxmlformats.org/drawingml/2006/picture">
+                <pic:pic xmlns:pic="http://schemas.openxmlformats.org/drawingml/2006/picture">
+                  <pic:nvPicPr>
+                    <pic:cNvPr id="0" name="image26.png"/>
+                    <pic:cNvPicPr>
+                      <a:picLocks noChangeAspect="1" noChangeArrowheads="1"/>
+                    </pic:cNvPicPr>
+                  </pic:nvPicPr>
+                  <pic:blipFill>
+                    <a:blip r:embed="rId5">
+                      <a:extLst>
+                        <a:ext uri="{28A0092B-C50C-407E-A947-70E740481C1C}">
+                          <a14:useLocalDpi xmlns:a14="http://schemas.microsoft.com/office/drawing/2010/main" val="0"/>
+                        </a:ext>
+                      </a:extLst>
+                    </a:blip>
+                    <a:srcRect/>
+                    <a:stretch>
+                      <a:fillRect/>
+                    </a:stretch>
+                  </pic:blipFill>
+                  <pic:spPr bwMode="auto">
+                    <a:xfrm>
+                      <a:off x="0" y="0"/>
+                      <a:ext cx="2085975" cy="2190750"/>
+                    </a:xfrm>
+                    <a:prstGeom prst="rect">
+                      <a:avLst/>
+                    </a:prstGeom>
+                    <a:noFill/>
+                    <a:ln>
+                      <a:noFill/>
+                    </a:ln>
+                  </pic:spPr>
+                </pic:pic>
+              </a:graphicData>
+            </a:graphic>
+          </wp:inline>
+        </w:drawing>
+      </w:r>
+    </w:p>
+    <w:p>
+      <w:pPr>
+        <w:jc w:val="center"/>
+        <w:rPr>
+          <w:b/>
+          <w:bCs/>
+          <w:sz w:val="28"/>
+          <w:szCs w:val="28"/>
+          <w:lang w:eastAsia="en-IN"/>
+        </w:rPr>
+      </w:pPr>
+      <w:r>
+        <w:rPr>
+          <w:b/>
+          <w:bCs/>
+          <w:sz w:val="28"/>
+          <w:szCs w:val="28"/>
+          <w:lang w:eastAsia="en-IN"/>
+        </w:rPr>
+        <w:t>Practical File</w:t>
+      </w:r>
+    </w:p>
+    <w:p>
+      <w:pPr>
+        <w:jc w:val="center"/>
+        <w:rPr>
+          <w:b/>
+          <w:bCs/>
+          <w:sz w:val="28"/>
+          <w:szCs w:val="28"/>
+          <w:lang w:eastAsia="en-IN"/>
+        </w:rPr>
+      </w:pPr>
+      <w:r>
+        <w:rPr>
+          <w:b/>
+          <w:bCs/>
+          <w:sz w:val="28"/>
+          <w:szCs w:val="28"/>
+          <w:lang w:eastAsia="en-IN"/>
+        </w:rPr>
+        <w:t>on</w:t>
+      </w:r>
+    </w:p>
+    <w:p>
+      <w:pPr>
+        <w:jc w:val="center"/>
+        <w:rPr>
+          <w:b/>
+          <w:bCs/>
+          <w:sz w:val="28"/>
+          <w:szCs w:val="28"/>
+          <w:lang w:eastAsia="en-IN"/>
+        </w:rPr>
+      </w:pPr>
+      <w:r>
+        <w:rPr>
+          <w:b/>
+          <w:bCs/>
+          <w:sz w:val="28"/>
+          <w:szCs w:val="28"/>
+          <w:lang w:eastAsia="en-IN"/>
+        </w:rPr>
+        <w:t>P2CSPC280: Practical</w:t>
+      </w:r>
+    </w:p>
+    <w:p>
+      <w:pPr>
+        <w:jc w:val="center"/>
+        <w:rPr>
+          <w:b/>
+          <w:bCs/>
+          <w:sz w:val="28"/>
+          <w:szCs w:val="28"/>
+          <w:lang w:eastAsia="en-IN"/>
+        </w:rPr>
+      </w:pPr>
+      <w:r>
+        <w:rPr>
+          <w:b/>
+          <w:bCs/>
+          <w:sz w:val="28"/>
+          <w:szCs w:val="28"/>
+          <w:lang w:eastAsia="en-IN"/>
+        </w:rPr>
+        <w:t>(Session: 2025-26)</w:t>
+      </w:r>
+    </w:p>
+    <w:p>
+      <w:pPr>
+        <w:jc w:val="center"/>
+        <w:rPr>
+          <w:b/>
+          <w:bCs/>
+          <w:lang w:eastAsia="en-IN"/>
+        </w:rPr>
+      </w:pPr>
+    </w:p>
+    <w:p>
+      <w:pPr>
+        <w:jc w:val="center"/>
+        <w:rPr>
+          <w:b/>
+          <w:bCs/>
+          <w:lang w:eastAsia="en-IN"/>
+        </w:rPr>
+      </w:pPr>
+    </w:p>
+    <w:p>
+      <w:pPr>
+        <w:jc w:val="center"/>
+        <w:rPr>
+          <w:b/>
+          <w:bCs/>
+          <w:lang w:eastAsia="en-IN"/>
+        </w:rPr>
+      </w:pPr>
+    </w:p>
+    <w:p>
+      <w:pPr>
+        <w:rPr>
+          <w:b/>
+          <w:bCs/>
+          <w:lang w:eastAsia="en-IN"/>
+        </w:rPr>
+      </w:pPr>
+    </w:p>
+    <w:p>
+      <w:pPr>
+        <w:rPr>
+          <w:b/>
+          <w:bCs/>
+          <w:lang w:eastAsia="en-IN"/>
+        </w:rPr>
+      </w:pPr>
+      <w:r>
+        <w:rPr>
+          <w:b/>
+          <w:bCs/>
+          <w:lang w:eastAsia="en-IN"/>
+        </w:rPr>
+        <w:t>Submitted By</w:t>
+      </w:r>
+    </w:p>
+    <w:p>
+      <w:pPr>
+        <w:rPr>
+          <w:b/>
+          <w:bCs/>
+          <w:lang w:eastAsia="en-IN"/>
+        </w:rPr>
+      </w:pPr>
+      <w:r>
+        <w:rPr>
+          <w:b/>
+          <w:bCs/>
+          <w:lang w:eastAsia="en-IN"/>
+        </w:rPr>
+        <w:t xml:space="preserve">Name: </w:t>
+      </w:r>
+      <w:r>
+        <w:rPr>
+          <w:b/>
+          <w:bCs/>
+          <w:lang w:eastAsia="en-IN"/>
+        </w:rPr>
+        <w:t>Danishwer</w:t>
+      </w:r>
+    </w:p>
+    <w:p>
+      <w:pPr>
+        <w:rPr>
+          <w:b/>
+          <w:bCs/>
+          <w:lang w:eastAsia="en-IN"/>
+        </w:rPr>
+      </w:pPr>
+      <w:r>
+        <w:rPr>
+          <w:b/>
+          <w:bCs/>
+          <w:lang w:eastAsia="en-IN"/>
+        </w:rPr>
+        <w:t>Class: MCA -II</w:t>
+      </w:r>
+    </w:p>
+    <w:p>
+      <w:pPr>
+        <w:rPr>
+          <w:b/>
+          <w:bCs/>
+          <w:lang w:eastAsia="en-IN"/>
+        </w:rPr>
+      </w:pPr>
+      <w:r>
+        <w:rPr>
+          <w:b/>
+          <w:bCs/>
+          <w:lang w:eastAsia="en-IN"/>
+        </w:rPr>
+        <w:t>Roll no:</w:t>
+      </w:r>
+      <w:r>
+        <w:rPr>
+          <w:b/>
+          <w:bCs/>
+          <w:lang w:eastAsia="en-IN"/>
+        </w:rPr>
+        <w:t>26</w:t>
+      </w:r>
+      <w:r>
+        <w:rPr>
+          <w:b/>
+          <w:bCs/>
+          <w:lang w:eastAsia="en-IN"/>
+        </w:rPr>
+        <w:t>MCA25</w:t>
+      </w:r>
+    </w:p>
+    <w:p>
+      <w:pPr>
+        <w:rPr>
+          <w:lang w:eastAsia="en-IN"/>
+        </w:rPr>
+      </w:pPr>
+    </w:p>
     <w:p>
       <w:pPr>
         <w:shd w:val="clear" w:color="auto" w:fill="FFFFFF"/>
@@ -19,7 +375,12 @@
           <w14:ligatures w14:val="none"/>
         </w:rPr>
       </w:pPr>
-      <w:r>
+    </w:p>
+    <w:p>
+      <w:pPr>
+        <w:shd w:val="clear" w:color="auto" w:fill="FFFFFF"/>
+        <w:spacing w:after="0" w:line="285" w:lineRule="atLeast"/>
+        <w:jc w:val="center"/>
         <w:rPr>
           <w:rFonts w:ascii="Times New Roman" w:eastAsia="Times New Roman" w:hAnsi="Times New Roman" w:cs="Times New Roman"/>
           <w:b/>
@@ -31,7 +392,753 @@
           <w:lang w:eastAsia="en-IN"/>
           <w14:ligatures w14:val="none"/>
         </w:rPr>
-        <w:t>INDEX</w:t>
+      </w:pPr>
+    </w:p>
+    <w:p>
+      <w:pPr>
+        <w:shd w:val="clear" w:color="auto" w:fill="FFFFFF"/>
+        <w:spacing w:after="0" w:line="285" w:lineRule="atLeast"/>
+        <w:jc w:val="center"/>
+        <w:rPr>
+          <w:rFonts w:ascii="Times New Roman" w:eastAsia="Times New Roman" w:hAnsi="Times New Roman" w:cs="Times New Roman"/>
+          <w:b/>
+          <w:bCs/>
+          <w:kern w:val="0"/>
+          <w:sz w:val="32"/>
+          <w:szCs w:val="32"/>
+          <w:lang w:eastAsia="en-IN"/>
+          <w14:ligatures w14:val="none"/>
+        </w:rPr>
+      </w:pPr>
+    </w:p>
+    <w:p>
+      <w:pPr>
+        <w:shd w:val="clear" w:color="auto" w:fill="FFFFFF"/>
+        <w:spacing w:after="0" w:line="285" w:lineRule="atLeast"/>
+        <w:jc w:val="center"/>
+        <w:rPr>
+          <w:rFonts w:ascii="Times New Roman" w:eastAsia="Times New Roman" w:hAnsi="Times New Roman" w:cs="Times New Roman"/>
+          <w:b/>
+          <w:bCs/>
+          <w:kern w:val="0"/>
+          <w:sz w:val="32"/>
+          <w:szCs w:val="32"/>
+          <w:u w:val="single"/>
+          <w:lang w:eastAsia="en-IN"/>
+          <w14:ligatures w14:val="none"/>
+        </w:rPr>
+      </w:pPr>
+      <w:r>
+        <w:rPr>
+          <w:rFonts w:ascii="Times New Roman" w:eastAsia="Times New Roman" w:hAnsi="Times New Roman" w:cs="Times New Roman"/>
+          <w:b/>
+          <w:bCs/>
+          <w:kern w:val="0"/>
+          <w:sz w:val="32"/>
+          <w:szCs w:val="32"/>
+          <w:u w:val="single"/>
+          <w:lang w:eastAsia="en-IN"/>
+          <w14:ligatures w14:val="none"/>
+        </w:rPr>
+        <w:t>CERTIFICATE</w:t>
+      </w:r>
+    </w:p>
+    <w:p>
+      <w:pPr>
+        <w:shd w:val="clear" w:color="auto" w:fill="FFFFFF"/>
+        <w:spacing w:after="0" w:line="285" w:lineRule="atLeast"/>
+        <w:jc w:val="center"/>
+        <w:rPr>
+          <w:rFonts w:ascii="Times New Roman" w:eastAsia="Times New Roman" w:hAnsi="Times New Roman" w:cs="Times New Roman"/>
+          <w:b/>
+          <w:bCs/>
+          <w:kern w:val="0"/>
+          <w:sz w:val="32"/>
+          <w:szCs w:val="32"/>
+          <w:u w:val="single"/>
+          <w:lang w:eastAsia="en-IN"/>
+          <w14:ligatures w14:val="none"/>
+        </w:rPr>
+      </w:pPr>
+    </w:p>
+    <w:p>
+      <w:pPr>
+        <w:shd w:val="clear" w:color="auto" w:fill="FFFFFF"/>
+        <w:spacing w:after="0" w:line="285" w:lineRule="atLeast"/>
+        <w:jc w:val="center"/>
+        <w:rPr>
+          <w:rFonts w:ascii="Times New Roman" w:eastAsia="Times New Roman" w:hAnsi="Times New Roman" w:cs="Times New Roman"/>
+          <w:kern w:val="0"/>
+          <w:sz w:val="32"/>
+          <w:szCs w:val="32"/>
+          <w:lang w:eastAsia="en-IN"/>
+          <w14:ligatures w14:val="none"/>
+        </w:rPr>
+      </w:pPr>
+      <w:r>
+        <w:rPr>
+          <w:rFonts w:ascii="Times New Roman" w:eastAsia="Times New Roman" w:hAnsi="Times New Roman" w:cs="Times New Roman"/>
+          <w:kern w:val="0"/>
+          <w:sz w:val="32"/>
+          <w:szCs w:val="32"/>
+          <w:lang w:eastAsia="en-IN"/>
+          <w14:ligatures w14:val="none"/>
+        </w:rPr>
+        <w:t>This is certified to be the Bonafide practical work in the C++ Programming in Second Semester of MCA programme during the academic year 2025-26.</w:t>
+      </w:r>
+    </w:p>
+    <w:p>
+      <w:pPr>
+        <w:shd w:val="clear" w:color="auto" w:fill="FFFFFF"/>
+        <w:spacing w:after="0" w:line="285" w:lineRule="atLeast"/>
+        <w:jc w:val="center"/>
+        <w:rPr>
+          <w:rFonts w:ascii="Times New Roman" w:eastAsia="Times New Roman" w:hAnsi="Times New Roman" w:cs="Times New Roman"/>
+          <w:kern w:val="0"/>
+          <w:sz w:val="32"/>
+          <w:szCs w:val="32"/>
+          <w:lang w:eastAsia="en-IN"/>
+          <w14:ligatures w14:val="none"/>
+        </w:rPr>
+      </w:pPr>
+    </w:p>
+    <w:p>
+      <w:pPr>
+        <w:shd w:val="clear" w:color="auto" w:fill="FFFFFF"/>
+        <w:spacing w:after="0" w:line="285" w:lineRule="atLeast"/>
+        <w:jc w:val="center"/>
+        <w:rPr>
+          <w:rFonts w:ascii="Times New Roman" w:eastAsia="Times New Roman" w:hAnsi="Times New Roman" w:cs="Times New Roman"/>
+          <w:b/>
+          <w:bCs/>
+          <w:kern w:val="0"/>
+          <w:sz w:val="32"/>
+          <w:szCs w:val="32"/>
+          <w:lang w:eastAsia="en-IN"/>
+          <w14:ligatures w14:val="none"/>
+        </w:rPr>
+      </w:pPr>
+      <w:r>
+        <w:rPr>
+          <w:rFonts w:ascii="Times New Roman" w:eastAsia="Times New Roman" w:hAnsi="Times New Roman" w:cs="Times New Roman"/>
+          <w:kern w:val="0"/>
+          <w:sz w:val="32"/>
+          <w:szCs w:val="32"/>
+          <w:lang w:eastAsia="en-IN"/>
+          <w14:ligatures w14:val="none"/>
+        </w:rPr>
+        <w:t xml:space="preserve">This book is prepared by </w:t>
+      </w:r>
+      <w:r>
+        <w:rPr>
+          <w:rFonts w:ascii="Times New Roman" w:eastAsia="Times New Roman" w:hAnsi="Times New Roman" w:cs="Times New Roman"/>
+          <w:b/>
+          <w:bCs/>
+          <w:kern w:val="0"/>
+          <w:sz w:val="32"/>
+          <w:szCs w:val="32"/>
+          <w:lang w:eastAsia="en-IN"/>
+          <w14:ligatures w14:val="none"/>
+        </w:rPr>
+        <w:t>Danishwer</w:t>
+      </w:r>
+      <w:r>
+        <w:rPr>
+          <w:rFonts w:ascii="Times New Roman" w:eastAsia="Times New Roman" w:hAnsi="Times New Roman" w:cs="Times New Roman"/>
+          <w:kern w:val="0"/>
+          <w:sz w:val="32"/>
+          <w:szCs w:val="32"/>
+          <w:lang w:eastAsia="en-IN"/>
+          <w14:ligatures w14:val="none"/>
+        </w:rPr>
+        <w:t xml:space="preserve"> Roll no. </w:t>
+      </w:r>
+      <w:r>
+        <w:rPr>
+          <w:rFonts w:ascii="Times New Roman" w:eastAsia="Times New Roman" w:hAnsi="Times New Roman" w:cs="Times New Roman"/>
+          <w:b/>
+          <w:bCs/>
+          <w:kern w:val="0"/>
+          <w:sz w:val="32"/>
+          <w:szCs w:val="32"/>
+          <w:lang w:eastAsia="en-IN"/>
+          <w14:ligatures w14:val="none"/>
+        </w:rPr>
+        <w:t>00</w:t>
+      </w:r>
+      <w:r>
+        <w:rPr>
+          <w:rFonts w:ascii="Times New Roman" w:eastAsia="Times New Roman" w:hAnsi="Times New Roman" w:cs="Times New Roman"/>
+          <w:b/>
+          <w:bCs/>
+          <w:kern w:val="0"/>
+          <w:sz w:val="32"/>
+          <w:szCs w:val="32"/>
+          <w:lang w:eastAsia="en-IN"/>
+          <w14:ligatures w14:val="none"/>
+        </w:rPr>
+        <w:t>26</w:t>
+      </w:r>
+      <w:r>
+        <w:rPr>
+          <w:rFonts w:ascii="Times New Roman" w:eastAsia="Times New Roman" w:hAnsi="Times New Roman" w:cs="Times New Roman"/>
+          <w:b/>
+          <w:bCs/>
+          <w:kern w:val="0"/>
+          <w:sz w:val="32"/>
+          <w:szCs w:val="32"/>
+          <w:lang w:eastAsia="en-IN"/>
+          <w14:ligatures w14:val="none"/>
+        </w:rPr>
+        <w:t>MCA25</w:t>
+      </w:r>
+      <w:r>
+        <w:rPr>
+          <w:rFonts w:ascii="Times New Roman" w:eastAsia="Times New Roman" w:hAnsi="Times New Roman" w:cs="Times New Roman"/>
+          <w:kern w:val="0"/>
+          <w:sz w:val="32"/>
+          <w:szCs w:val="32"/>
+          <w:lang w:eastAsia="en-IN"/>
+          <w14:ligatures w14:val="none"/>
+        </w:rPr>
+        <w:t>, Department of Computer Science and IT</w:t>
+      </w:r>
+      <w:r>
+        <w:rPr>
+          <w:rFonts w:ascii="Times New Roman" w:eastAsia="Times New Roman" w:hAnsi="Times New Roman" w:cs="Times New Roman"/>
+          <w:b/>
+          <w:bCs/>
+          <w:kern w:val="0"/>
+          <w:sz w:val="32"/>
+          <w:szCs w:val="32"/>
+          <w:lang w:eastAsia="en-IN"/>
+          <w14:ligatures w14:val="none"/>
+        </w:rPr>
+        <w:t>.</w:t>
+      </w:r>
+    </w:p>
+    <w:p>
+      <w:pPr>
+        <w:shd w:val="clear" w:color="auto" w:fill="FFFFFF"/>
+        <w:spacing w:after="0" w:line="285" w:lineRule="atLeast"/>
+        <w:jc w:val="center"/>
+        <w:rPr>
+          <w:rFonts w:ascii="Times New Roman" w:eastAsia="Times New Roman" w:hAnsi="Times New Roman" w:cs="Times New Roman"/>
+          <w:b/>
+          <w:bCs/>
+          <w:kern w:val="0"/>
+          <w:sz w:val="32"/>
+          <w:szCs w:val="32"/>
+          <w:lang w:eastAsia="en-IN"/>
+          <w14:ligatures w14:val="none"/>
+        </w:rPr>
+      </w:pPr>
+    </w:p>
+    <w:p>
+      <w:pPr>
+        <w:shd w:val="clear" w:color="auto" w:fill="FFFFFF"/>
+        <w:spacing w:after="0" w:line="285" w:lineRule="atLeast"/>
+        <w:jc w:val="center"/>
+        <w:rPr>
+          <w:rFonts w:ascii="Times New Roman" w:eastAsia="Times New Roman" w:hAnsi="Times New Roman" w:cs="Times New Roman"/>
+          <w:b/>
+          <w:bCs/>
+          <w:kern w:val="0"/>
+          <w:sz w:val="32"/>
+          <w:szCs w:val="32"/>
+          <w:lang w:eastAsia="en-IN"/>
+          <w14:ligatures w14:val="none"/>
+        </w:rPr>
+      </w:pPr>
+    </w:p>
+    <w:p>
+      <w:pPr>
+        <w:shd w:val="clear" w:color="auto" w:fill="FFFFFF"/>
+        <w:spacing w:after="0" w:line="285" w:lineRule="atLeast"/>
+        <w:jc w:val="center"/>
+        <w:rPr>
+          <w:rFonts w:ascii="Times New Roman" w:eastAsia="Times New Roman" w:hAnsi="Times New Roman" w:cs="Times New Roman"/>
+          <w:b/>
+          <w:bCs/>
+          <w:kern w:val="0"/>
+          <w:sz w:val="32"/>
+          <w:szCs w:val="32"/>
+          <w:lang w:eastAsia="en-IN"/>
+          <w14:ligatures w14:val="none"/>
+        </w:rPr>
+      </w:pPr>
+    </w:p>
+    <w:p>
+      <w:pPr>
+        <w:shd w:val="clear" w:color="auto" w:fill="FFFFFF"/>
+        <w:spacing w:after="0" w:line="285" w:lineRule="atLeast"/>
+        <w:jc w:val="center"/>
+        <w:rPr>
+          <w:rFonts w:ascii="Times New Roman" w:eastAsia="Times New Roman" w:hAnsi="Times New Roman" w:cs="Times New Roman"/>
+          <w:b/>
+          <w:bCs/>
+          <w:kern w:val="0"/>
+          <w:sz w:val="32"/>
+          <w:szCs w:val="32"/>
+          <w:lang w:eastAsia="en-IN"/>
+          <w14:ligatures w14:val="none"/>
+        </w:rPr>
+      </w:pPr>
+    </w:p>
+    <w:p>
+      <w:pPr>
+        <w:shd w:val="clear" w:color="auto" w:fill="FFFFFF"/>
+        <w:spacing w:after="0" w:line="285" w:lineRule="atLeast"/>
+        <w:jc w:val="center"/>
+        <w:rPr>
+          <w:rFonts w:ascii="Times New Roman" w:eastAsia="Times New Roman" w:hAnsi="Times New Roman" w:cs="Times New Roman"/>
+          <w:b/>
+          <w:bCs/>
+          <w:kern w:val="0"/>
+          <w:sz w:val="32"/>
+          <w:szCs w:val="32"/>
+          <w:lang w:eastAsia="en-IN"/>
+          <w14:ligatures w14:val="none"/>
+        </w:rPr>
+      </w:pPr>
+    </w:p>
+    <w:p>
+      <w:pPr>
+        <w:shd w:val="clear" w:color="auto" w:fill="FFFFFF"/>
+        <w:spacing w:after="0" w:line="285" w:lineRule="atLeast"/>
+        <w:jc w:val="center"/>
+        <w:rPr>
+          <w:rFonts w:ascii="Times New Roman" w:eastAsia="Times New Roman" w:hAnsi="Times New Roman" w:cs="Times New Roman"/>
+          <w:b/>
+          <w:bCs/>
+          <w:kern w:val="0"/>
+          <w:sz w:val="32"/>
+          <w:szCs w:val="32"/>
+          <w:lang w:eastAsia="en-IN"/>
+          <w14:ligatures w14:val="none"/>
+        </w:rPr>
+      </w:pPr>
+    </w:p>
+    <w:p>
+      <w:pPr>
+        <w:shd w:val="clear" w:color="auto" w:fill="FFFFFF"/>
+        <w:spacing w:after="0" w:line="285" w:lineRule="atLeast"/>
+        <w:rPr>
+          <w:rFonts w:ascii="Times New Roman" w:eastAsia="Times New Roman" w:hAnsi="Times New Roman" w:cs="Times New Roman"/>
+          <w:b/>
+          <w:bCs/>
+          <w:kern w:val="0"/>
+          <w:sz w:val="32"/>
+          <w:szCs w:val="32"/>
+          <w:lang w:eastAsia="en-IN"/>
+          <w14:ligatures w14:val="none"/>
+        </w:rPr>
+      </w:pPr>
+      <w:r>
+        <w:rPr>
+          <w:rFonts w:ascii="Times New Roman" w:eastAsia="Times New Roman" w:hAnsi="Times New Roman" w:cs="Times New Roman"/>
+          <w:b/>
+          <w:bCs/>
+          <w:kern w:val="0"/>
+          <w:sz w:val="32"/>
+          <w:szCs w:val="32"/>
+          <w:lang w:eastAsia="en-IN"/>
+          <w14:ligatures w14:val="none"/>
+        </w:rPr>
+        <w:t>Teacher -In-</w:t>
+      </w:r>
+      <w:proofErr w:type="gramStart"/>
+      <w:r>
+        <w:rPr>
+          <w:rFonts w:ascii="Times New Roman" w:eastAsia="Times New Roman" w:hAnsi="Times New Roman" w:cs="Times New Roman"/>
+          <w:b/>
+          <w:bCs/>
+          <w:kern w:val="0"/>
+          <w:sz w:val="32"/>
+          <w:szCs w:val="32"/>
+          <w:lang w:eastAsia="en-IN"/>
+          <w14:ligatures w14:val="none"/>
+        </w:rPr>
+        <w:t>Charge:-</w:t>
+      </w:r>
+      <w:proofErr w:type="gramEnd"/>
+    </w:p>
+    <w:p>
+      <w:pPr>
+        <w:shd w:val="clear" w:color="auto" w:fill="FFFFFF"/>
+        <w:spacing w:after="0" w:line="285" w:lineRule="atLeast"/>
+        <w:jc w:val="center"/>
+        <w:rPr>
+          <w:rFonts w:ascii="Times New Roman" w:eastAsia="Times New Roman" w:hAnsi="Times New Roman" w:cs="Times New Roman"/>
+          <w:b/>
+          <w:bCs/>
+          <w:kern w:val="0"/>
+          <w:sz w:val="32"/>
+          <w:szCs w:val="32"/>
+          <w:lang w:eastAsia="en-IN"/>
+          <w14:ligatures w14:val="none"/>
+        </w:rPr>
+      </w:pPr>
+    </w:p>
+    <w:p>
+      <w:pPr>
+        <w:shd w:val="clear" w:color="auto" w:fill="FFFFFF"/>
+        <w:spacing w:after="0" w:line="285" w:lineRule="atLeast"/>
+        <w:jc w:val="center"/>
+        <w:rPr>
+          <w:rFonts w:ascii="Times New Roman" w:eastAsia="Times New Roman" w:hAnsi="Times New Roman" w:cs="Times New Roman"/>
+          <w:b/>
+          <w:bCs/>
+          <w:kern w:val="0"/>
+          <w:sz w:val="32"/>
+          <w:szCs w:val="32"/>
+          <w:lang w:eastAsia="en-IN"/>
+          <w14:ligatures w14:val="none"/>
+        </w:rPr>
+      </w:pPr>
+    </w:p>
+    <w:p>
+      <w:pPr>
+        <w:shd w:val="clear" w:color="auto" w:fill="FFFFFF"/>
+        <w:spacing w:after="0" w:line="285" w:lineRule="atLeast"/>
+        <w:jc w:val="center"/>
+        <w:rPr>
+          <w:rFonts w:ascii="Times New Roman" w:eastAsia="Times New Roman" w:hAnsi="Times New Roman" w:cs="Times New Roman"/>
+          <w:b/>
+          <w:bCs/>
+          <w:kern w:val="0"/>
+          <w:sz w:val="32"/>
+          <w:szCs w:val="32"/>
+          <w:lang w:eastAsia="en-IN"/>
+          <w14:ligatures w14:val="none"/>
+        </w:rPr>
+      </w:pPr>
+    </w:p>
+    <w:p>
+      <w:pPr>
+        <w:shd w:val="clear" w:color="auto" w:fill="FFFFFF"/>
+        <w:spacing w:after="0" w:line="285" w:lineRule="atLeast"/>
+        <w:jc w:val="center"/>
+        <w:rPr>
+          <w:rFonts w:ascii="Times New Roman" w:eastAsia="Times New Roman" w:hAnsi="Times New Roman" w:cs="Times New Roman"/>
+          <w:b/>
+          <w:bCs/>
+          <w:kern w:val="0"/>
+          <w:sz w:val="32"/>
+          <w:szCs w:val="32"/>
+          <w:lang w:eastAsia="en-IN"/>
+          <w14:ligatures w14:val="none"/>
+        </w:rPr>
+      </w:pPr>
+    </w:p>
+    <w:p>
+      <w:pPr>
+        <w:shd w:val="clear" w:color="auto" w:fill="FFFFFF"/>
+        <w:spacing w:after="0" w:line="285" w:lineRule="atLeast"/>
+        <w:jc w:val="center"/>
+        <w:rPr>
+          <w:rFonts w:ascii="Times New Roman" w:eastAsia="Times New Roman" w:hAnsi="Times New Roman" w:cs="Times New Roman"/>
+          <w:b/>
+          <w:bCs/>
+          <w:kern w:val="0"/>
+          <w:sz w:val="32"/>
+          <w:szCs w:val="32"/>
+          <w:lang w:eastAsia="en-IN"/>
+          <w14:ligatures w14:val="none"/>
+        </w:rPr>
+      </w:pPr>
+    </w:p>
+    <w:p>
+      <w:pPr>
+        <w:shd w:val="clear" w:color="auto" w:fill="FFFFFF"/>
+        <w:spacing w:after="0" w:line="285" w:lineRule="atLeast"/>
+        <w:jc w:val="center"/>
+        <w:rPr>
+          <w:rFonts w:ascii="Times New Roman" w:eastAsia="Times New Roman" w:hAnsi="Times New Roman" w:cs="Times New Roman"/>
+          <w:b/>
+          <w:bCs/>
+          <w:kern w:val="0"/>
+          <w:sz w:val="32"/>
+          <w:szCs w:val="32"/>
+          <w:lang w:eastAsia="en-IN"/>
+          <w14:ligatures w14:val="none"/>
+        </w:rPr>
+      </w:pPr>
+    </w:p>
+    <w:p>
+      <w:pPr>
+        <w:shd w:val="clear" w:color="auto" w:fill="FFFFFF"/>
+        <w:spacing w:after="0" w:line="285" w:lineRule="atLeast"/>
+        <w:jc w:val="center"/>
+        <w:rPr>
+          <w:rFonts w:ascii="Times New Roman" w:eastAsia="Times New Roman" w:hAnsi="Times New Roman" w:cs="Times New Roman"/>
+          <w:b/>
+          <w:bCs/>
+          <w:kern w:val="0"/>
+          <w:sz w:val="32"/>
+          <w:szCs w:val="32"/>
+          <w:lang w:eastAsia="en-IN"/>
+          <w14:ligatures w14:val="none"/>
+        </w:rPr>
+      </w:pPr>
+    </w:p>
+    <w:p>
+      <w:pPr>
+        <w:shd w:val="clear" w:color="auto" w:fill="FFFFFF"/>
+        <w:spacing w:after="0" w:line="285" w:lineRule="atLeast"/>
+        <w:jc w:val="center"/>
+        <w:rPr>
+          <w:rFonts w:ascii="Times New Roman" w:eastAsia="Times New Roman" w:hAnsi="Times New Roman" w:cs="Times New Roman"/>
+          <w:b/>
+          <w:bCs/>
+          <w:kern w:val="0"/>
+          <w:sz w:val="32"/>
+          <w:szCs w:val="32"/>
+          <w:lang w:eastAsia="en-IN"/>
+          <w14:ligatures w14:val="none"/>
+        </w:rPr>
+      </w:pPr>
+    </w:p>
+    <w:p>
+      <w:pPr>
+        <w:shd w:val="clear" w:color="auto" w:fill="FFFFFF"/>
+        <w:spacing w:after="0" w:line="285" w:lineRule="atLeast"/>
+        <w:jc w:val="center"/>
+        <w:rPr>
+          <w:rFonts w:ascii="Times New Roman" w:eastAsia="Times New Roman" w:hAnsi="Times New Roman" w:cs="Times New Roman"/>
+          <w:b/>
+          <w:bCs/>
+          <w:kern w:val="0"/>
+          <w:sz w:val="32"/>
+          <w:szCs w:val="32"/>
+          <w:lang w:eastAsia="en-IN"/>
+          <w14:ligatures w14:val="none"/>
+        </w:rPr>
+      </w:pPr>
+    </w:p>
+    <w:p>
+      <w:pPr>
+        <w:shd w:val="clear" w:color="auto" w:fill="FFFFFF"/>
+        <w:spacing w:after="0" w:line="285" w:lineRule="atLeast"/>
+        <w:jc w:val="center"/>
+        <w:rPr>
+          <w:rFonts w:ascii="Times New Roman" w:eastAsia="Times New Roman" w:hAnsi="Times New Roman" w:cs="Times New Roman"/>
+          <w:b/>
+          <w:bCs/>
+          <w:kern w:val="0"/>
+          <w:sz w:val="32"/>
+          <w:szCs w:val="32"/>
+          <w:lang w:eastAsia="en-IN"/>
+          <w14:ligatures w14:val="none"/>
+        </w:rPr>
+      </w:pPr>
+    </w:p>
+    <w:p>
+      <w:pPr>
+        <w:shd w:val="clear" w:color="auto" w:fill="FFFFFF"/>
+        <w:spacing w:after="0" w:line="285" w:lineRule="atLeast"/>
+        <w:jc w:val="center"/>
+        <w:rPr>
+          <w:rFonts w:ascii="Times New Roman" w:eastAsia="Times New Roman" w:hAnsi="Times New Roman" w:cs="Times New Roman"/>
+          <w:b/>
+          <w:bCs/>
+          <w:kern w:val="0"/>
+          <w:sz w:val="32"/>
+          <w:szCs w:val="32"/>
+          <w:lang w:eastAsia="en-IN"/>
+          <w14:ligatures w14:val="none"/>
+        </w:rPr>
+      </w:pPr>
+    </w:p>
+    <w:p>
+      <w:pPr>
+        <w:shd w:val="clear" w:color="auto" w:fill="FFFFFF"/>
+        <w:spacing w:after="0" w:line="285" w:lineRule="atLeast"/>
+        <w:jc w:val="center"/>
+        <w:rPr>
+          <w:rFonts w:ascii="Times New Roman" w:eastAsia="Times New Roman" w:hAnsi="Times New Roman" w:cs="Times New Roman"/>
+          <w:b/>
+          <w:bCs/>
+          <w:kern w:val="0"/>
+          <w:sz w:val="32"/>
+          <w:szCs w:val="32"/>
+          <w:lang w:eastAsia="en-IN"/>
+          <w14:ligatures w14:val="none"/>
+        </w:rPr>
+      </w:pPr>
+    </w:p>
+    <w:p>
+      <w:pPr>
+        <w:shd w:val="clear" w:color="auto" w:fill="FFFFFF"/>
+        <w:spacing w:after="0" w:line="285" w:lineRule="atLeast"/>
+        <w:rPr>
+          <w:rFonts w:ascii="Times New Roman" w:eastAsia="Times New Roman" w:hAnsi="Times New Roman" w:cs="Times New Roman"/>
+          <w:b/>
+          <w:bCs/>
+          <w:kern w:val="0"/>
+          <w:sz w:val="32"/>
+          <w:szCs w:val="32"/>
+          <w:lang w:eastAsia="en-IN"/>
+          <w14:ligatures w14:val="none"/>
+        </w:rPr>
+      </w:pPr>
+    </w:p>
+    <w:p>
+      <w:pPr>
+        <w:shd w:val="clear" w:color="auto" w:fill="FFFFFF"/>
+        <w:spacing w:after="0" w:line="285" w:lineRule="atLeast"/>
+        <w:rPr>
+          <w:rFonts w:ascii="Times New Roman" w:eastAsia="Times New Roman" w:hAnsi="Times New Roman" w:cs="Times New Roman"/>
+          <w:b/>
+          <w:bCs/>
+          <w:kern w:val="0"/>
+          <w:sz w:val="32"/>
+          <w:szCs w:val="32"/>
+          <w:lang w:eastAsia="en-IN"/>
+          <w14:ligatures w14:val="none"/>
+        </w:rPr>
+      </w:pPr>
+    </w:p>
+    <w:p>
+      <w:pPr>
+        <w:shd w:val="clear" w:color="auto" w:fill="FFFFFF"/>
+        <w:spacing w:after="0" w:line="285" w:lineRule="atLeast"/>
+        <w:rPr>
+          <w:rFonts w:ascii="Times New Roman" w:eastAsia="Times New Roman" w:hAnsi="Times New Roman" w:cs="Times New Roman"/>
+          <w:b/>
+          <w:bCs/>
+          <w:kern w:val="0"/>
+          <w:sz w:val="32"/>
+          <w:szCs w:val="32"/>
+          <w:lang w:eastAsia="en-IN"/>
+          <w14:ligatures w14:val="none"/>
+        </w:rPr>
+      </w:pPr>
+    </w:p>
+    <w:p>
+      <w:pPr>
+        <w:shd w:val="clear" w:color="auto" w:fill="FFFFFF"/>
+        <w:spacing w:after="0" w:line="285" w:lineRule="atLeast"/>
+        <w:rPr>
+          <w:rFonts w:ascii="Times New Roman" w:eastAsia="Times New Roman" w:hAnsi="Times New Roman" w:cs="Times New Roman"/>
+          <w:b/>
+          <w:bCs/>
+          <w:kern w:val="0"/>
+          <w:sz w:val="32"/>
+          <w:szCs w:val="32"/>
+          <w:lang w:eastAsia="en-IN"/>
+          <w14:ligatures w14:val="none"/>
+        </w:rPr>
+      </w:pPr>
+    </w:p>
+    <w:p>
+      <w:pPr>
+        <w:shd w:val="clear" w:color="auto" w:fill="FFFFFF"/>
+        <w:spacing w:after="0" w:line="285" w:lineRule="atLeast"/>
+        <w:rPr>
+          <w:rFonts w:ascii="Times New Roman" w:eastAsia="Times New Roman" w:hAnsi="Times New Roman" w:cs="Times New Roman"/>
+          <w:b/>
+          <w:bCs/>
+          <w:kern w:val="0"/>
+          <w:sz w:val="32"/>
+          <w:szCs w:val="32"/>
+          <w:lang w:eastAsia="en-IN"/>
+          <w14:ligatures w14:val="none"/>
+        </w:rPr>
+      </w:pPr>
+    </w:p>
+    <w:p>
+      <w:pPr>
+        <w:shd w:val="clear" w:color="auto" w:fill="FFFFFF"/>
+        <w:spacing w:after="0" w:line="285" w:lineRule="atLeast"/>
+        <w:rPr>
+          <w:rFonts w:ascii="Times New Roman" w:eastAsia="Times New Roman" w:hAnsi="Times New Roman" w:cs="Times New Roman"/>
+          <w:b/>
+          <w:bCs/>
+          <w:kern w:val="0"/>
+          <w:sz w:val="32"/>
+          <w:szCs w:val="32"/>
+          <w:lang w:eastAsia="en-IN"/>
+          <w14:ligatures w14:val="none"/>
+        </w:rPr>
+      </w:pPr>
+      <w:r>
+        <w:rPr>
+          <w:rFonts w:ascii="Times New Roman" w:eastAsia="Times New Roman" w:hAnsi="Times New Roman" w:cs="Times New Roman"/>
+          <w:b/>
+          <w:bCs/>
+          <w:kern w:val="0"/>
+          <w:sz w:val="32"/>
+          <w:szCs w:val="32"/>
+          <w:lang w:eastAsia="en-IN"/>
+          <w14:ligatures w14:val="none"/>
+        </w:rPr>
+        <w:t xml:space="preserve">Internal Examiner     </w:t>
+      </w:r>
+      <w:r>
+        <w:rPr>
+          <w:rFonts w:ascii="Times New Roman" w:eastAsia="Times New Roman" w:hAnsi="Times New Roman" w:cs="Times New Roman"/>
+          <w:b/>
+          <w:bCs/>
+          <w:kern w:val="0"/>
+          <w:sz w:val="32"/>
+          <w:szCs w:val="32"/>
+          <w:lang w:eastAsia="en-IN"/>
+          <w14:ligatures w14:val="none"/>
+        </w:rPr>
+        <w:tab/>
+      </w:r>
+      <w:r>
+        <w:rPr>
+          <w:rFonts w:ascii="Times New Roman" w:eastAsia="Times New Roman" w:hAnsi="Times New Roman" w:cs="Times New Roman"/>
+          <w:b/>
+          <w:bCs/>
+          <w:kern w:val="0"/>
+          <w:sz w:val="32"/>
+          <w:szCs w:val="32"/>
+          <w:lang w:eastAsia="en-IN"/>
+          <w14:ligatures w14:val="none"/>
+        </w:rPr>
+        <w:tab/>
+      </w:r>
+      <w:r>
+        <w:rPr>
+          <w:rFonts w:ascii="Times New Roman" w:eastAsia="Times New Roman" w:hAnsi="Times New Roman" w:cs="Times New Roman"/>
+          <w:b/>
+          <w:bCs/>
+          <w:kern w:val="0"/>
+          <w:sz w:val="32"/>
+          <w:szCs w:val="32"/>
+          <w:lang w:eastAsia="en-IN"/>
+          <w14:ligatures w14:val="none"/>
+        </w:rPr>
+        <w:tab/>
+      </w:r>
+      <w:r>
+        <w:rPr>
+          <w:rFonts w:ascii="Times New Roman" w:eastAsia="Times New Roman" w:hAnsi="Times New Roman" w:cs="Times New Roman"/>
+          <w:b/>
+          <w:bCs/>
+          <w:kern w:val="0"/>
+          <w:sz w:val="32"/>
+          <w:szCs w:val="32"/>
+          <w:lang w:eastAsia="en-IN"/>
+          <w14:ligatures w14:val="none"/>
+        </w:rPr>
+        <w:tab/>
+      </w:r>
+      <w:r>
+        <w:rPr>
+          <w:rFonts w:ascii="Times New Roman" w:eastAsia="Times New Roman" w:hAnsi="Times New Roman" w:cs="Times New Roman"/>
+          <w:b/>
+          <w:bCs/>
+          <w:kern w:val="0"/>
+          <w:sz w:val="32"/>
+          <w:szCs w:val="32"/>
+          <w:lang w:eastAsia="en-IN"/>
+          <w14:ligatures w14:val="none"/>
+        </w:rPr>
+        <w:t>External Examiner</w:t>
       </w:r>
     </w:p>
     <w:p>
@@ -59,6 +1166,8 @@
         <w:jc w:val="center"/>
         <w:rPr>
           <w:rFonts w:ascii="Times New Roman" w:eastAsia="Times New Roman" w:hAnsi="Times New Roman" w:cs="Times New Roman"/>
+          <w:b/>
+          <w:bCs/>
           <w:color w:val="C00000"/>
           <w:kern w:val="0"/>
           <w:sz w:val="32"/>
@@ -72,7 +1181,121 @@
       <w:pPr>
         <w:shd w:val="clear" w:color="auto" w:fill="FFFFFF"/>
         <w:spacing w:after="0" w:line="285" w:lineRule="atLeast"/>
+        <w:rPr>
+          <w:rFonts w:ascii="Times New Roman" w:eastAsia="Times New Roman" w:hAnsi="Times New Roman" w:cs="Times New Roman"/>
+          <w:b/>
+          <w:bCs/>
+          <w:color w:val="C00000"/>
+          <w:kern w:val="0"/>
+          <w:sz w:val="32"/>
+          <w:szCs w:val="32"/>
+          <w:lang w:eastAsia="en-IN"/>
+          <w14:ligatures w14:val="none"/>
+        </w:rPr>
+      </w:pPr>
+    </w:p>
+    <w:p>
+      <w:pPr>
+        <w:shd w:val="clear" w:color="auto" w:fill="FFFFFF"/>
+        <w:spacing w:after="0" w:line="285" w:lineRule="atLeast"/>
         <w:jc w:val="center"/>
+        <w:rPr>
+          <w:rFonts w:ascii="Times New Roman" w:eastAsia="Times New Roman" w:hAnsi="Times New Roman" w:cs="Times New Roman"/>
+          <w:b/>
+          <w:bCs/>
+          <w:color w:val="C00000"/>
+          <w:kern w:val="0"/>
+          <w:sz w:val="32"/>
+          <w:szCs w:val="32"/>
+          <w:lang w:eastAsia="en-IN"/>
+          <w14:ligatures w14:val="none"/>
+        </w:rPr>
+      </w:pPr>
+    </w:p>
+    <w:p>
+      <w:pPr>
+        <w:shd w:val="clear" w:color="auto" w:fill="FFFFFF"/>
+        <w:spacing w:after="0" w:line="285" w:lineRule="atLeast"/>
+        <w:jc w:val="center"/>
+        <w:rPr>
+          <w:rFonts w:ascii="Times New Roman" w:eastAsia="Times New Roman" w:hAnsi="Times New Roman" w:cs="Times New Roman"/>
+          <w:b/>
+          <w:bCs/>
+          <w:color w:val="C00000"/>
+          <w:kern w:val="0"/>
+          <w:sz w:val="32"/>
+          <w:szCs w:val="32"/>
+          <w:lang w:eastAsia="en-IN"/>
+          <w14:ligatures w14:val="none"/>
+        </w:rPr>
+      </w:pPr>
+      <w:r>
+        <w:rPr>
+          <w:rFonts w:ascii="Times New Roman" w:eastAsia="Times New Roman" w:hAnsi="Times New Roman" w:cs="Times New Roman"/>
+          <w:b/>
+          <w:bCs/>
+          <w:color w:val="C00000"/>
+          <w:kern w:val="0"/>
+          <w:sz w:val="32"/>
+          <w:szCs w:val="32"/>
+          <w:lang w:eastAsia="en-IN"/>
+          <w14:ligatures w14:val="none"/>
+        </w:rPr>
+        <w:t>DSA-</w:t>
+      </w:r>
+      <w:r>
+        <w:rPr>
+          <w:rFonts w:ascii="Times New Roman" w:eastAsia="Times New Roman" w:hAnsi="Times New Roman" w:cs="Times New Roman"/>
+          <w:b/>
+          <w:bCs/>
+          <w:color w:val="C00000"/>
+          <w:kern w:val="0"/>
+          <w:sz w:val="32"/>
+          <w:szCs w:val="32"/>
+          <w:lang w:eastAsia="en-IN"/>
+          <w14:ligatures w14:val="none"/>
+        </w:rPr>
+        <w:t>INDEX</w:t>
+      </w:r>
+    </w:p>
+    <w:p>
+      <w:pPr>
+        <w:shd w:val="clear" w:color="auto" w:fill="FFFFFF"/>
+        <w:spacing w:after="0" w:line="285" w:lineRule="atLeast"/>
+        <w:jc w:val="center"/>
+        <w:rPr>
+          <w:rFonts w:ascii="Times New Roman" w:eastAsia="Times New Roman" w:hAnsi="Times New Roman" w:cs="Times New Roman"/>
+          <w:b/>
+          <w:bCs/>
+          <w:color w:val="C00000"/>
+          <w:kern w:val="0"/>
+          <w:sz w:val="32"/>
+          <w:szCs w:val="32"/>
+          <w:lang w:eastAsia="en-IN"/>
+          <w14:ligatures w14:val="none"/>
+        </w:rPr>
+      </w:pPr>
+    </w:p>
+    <w:p>
+      <w:pPr>
+        <w:shd w:val="clear" w:color="auto" w:fill="FFFFFF"/>
+        <w:spacing w:after="0" w:line="285" w:lineRule="atLeast"/>
+        <w:jc w:val="center"/>
+        <w:rPr>
+          <w:rFonts w:ascii="Times New Roman" w:eastAsia="Times New Roman" w:hAnsi="Times New Roman" w:cs="Times New Roman"/>
+          <w:color w:val="C00000"/>
+          <w:kern w:val="0"/>
+          <w:sz w:val="32"/>
+          <w:szCs w:val="32"/>
+          <w:lang w:eastAsia="en-IN"/>
+          <w14:ligatures w14:val="none"/>
+        </w:rPr>
+      </w:pPr>
+    </w:p>
+    <w:p>
+      <w:pPr>
+        <w:shd w:val="clear" w:color="auto" w:fill="FFFFFF"/>
+        <w:spacing w:after="0" w:line="285" w:lineRule="atLeast"/>
         <w:rPr>
           <w:rFonts w:ascii="Times New Roman" w:eastAsia="Times New Roman" w:hAnsi="Times New Roman" w:cs="Times New Roman"/>
           <w:b/>
@@ -85,11 +1308,7 @@
           <w14:ligatures w14:val="none"/>
         </w:rPr>
       </w:pPr>
-    </w:p>
-    <w:p>
-      <w:pPr>
-        <w:shd w:val="clear" w:color="auto" w:fill="FFFFFF"/>
-        <w:spacing w:after="0" w:line="285" w:lineRule="atLeast"/>
+      <w:r>
         <w:rPr>
           <w:rFonts w:ascii="Times New Roman" w:eastAsia="Times New Roman" w:hAnsi="Times New Roman" w:cs="Times New Roman"/>
           <w:b/>
@@ -101,6 +1320,269 @@
           <w:lang w:eastAsia="en-IN"/>
           <w14:ligatures w14:val="none"/>
         </w:rPr>
+        <w:t>1. Array-Based Programs</w:t>
+      </w:r>
+    </w:p>
+    <w:p>
+      <w:pPr>
+        <w:numPr>
+          <w:ilvl w:val="0"/>
+          <w:numId w:val="4"/>
+        </w:numPr>
+        <w:shd w:val="clear" w:color="auto" w:fill="FFFFFF"/>
+        <w:spacing w:after="0" w:line="285" w:lineRule="atLeast"/>
+        <w:rPr>
+          <w:rFonts w:ascii="Times New Roman" w:eastAsia="Times New Roman" w:hAnsi="Times New Roman" w:cs="Times New Roman"/>
+          <w:kern w:val="0"/>
+          <w:sz w:val="28"/>
+          <w:szCs w:val="28"/>
+          <w:lang w:eastAsia="en-IN"/>
+          <w14:ligatures w14:val="none"/>
+        </w:rPr>
+      </w:pPr>
+      <w:r>
+        <w:rPr>
+          <w:rFonts w:ascii="Times New Roman" w:eastAsia="Times New Roman" w:hAnsi="Times New Roman" w:cs="Times New Roman"/>
+          <w:kern w:val="0"/>
+          <w:sz w:val="28"/>
+          <w:szCs w:val="28"/>
+          <w:lang w:eastAsia="en-IN"/>
+          <w14:ligatures w14:val="none"/>
+        </w:rPr>
+        <w:t>Write a program to insert an element at a given position in an array.</w:t>
+      </w:r>
+    </w:p>
+    <w:p>
+      <w:pPr>
+        <w:numPr>
+          <w:ilvl w:val="0"/>
+          <w:numId w:val="4"/>
+        </w:numPr>
+        <w:shd w:val="clear" w:color="auto" w:fill="FFFFFF"/>
+        <w:spacing w:after="0" w:line="285" w:lineRule="atLeast"/>
+        <w:rPr>
+          <w:rFonts w:ascii="Times New Roman" w:eastAsia="Times New Roman" w:hAnsi="Times New Roman" w:cs="Times New Roman"/>
+          <w:kern w:val="0"/>
+          <w:sz w:val="28"/>
+          <w:szCs w:val="28"/>
+          <w:lang w:eastAsia="en-IN"/>
+          <w14:ligatures w14:val="none"/>
+        </w:rPr>
+      </w:pPr>
+      <w:r>
+        <w:rPr>
+          <w:rFonts w:ascii="Times New Roman" w:eastAsia="Times New Roman" w:hAnsi="Times New Roman" w:cs="Times New Roman"/>
+          <w:kern w:val="0"/>
+          <w:sz w:val="28"/>
+          <w:szCs w:val="28"/>
+          <w:lang w:eastAsia="en-IN"/>
+          <w14:ligatures w14:val="none"/>
+        </w:rPr>
+        <w:t>Write a program to delete an element from a given position in an array.</w:t>
+      </w:r>
+    </w:p>
+    <w:p>
+      <w:pPr>
+        <w:numPr>
+          <w:ilvl w:val="0"/>
+          <w:numId w:val="4"/>
+        </w:numPr>
+        <w:shd w:val="clear" w:color="auto" w:fill="FFFFFF"/>
+        <w:spacing w:after="0" w:line="285" w:lineRule="atLeast"/>
+        <w:rPr>
+          <w:rFonts w:ascii="Times New Roman" w:eastAsia="Times New Roman" w:hAnsi="Times New Roman" w:cs="Times New Roman"/>
+          <w:kern w:val="0"/>
+          <w:sz w:val="28"/>
+          <w:szCs w:val="28"/>
+          <w:lang w:eastAsia="en-IN"/>
+          <w14:ligatures w14:val="none"/>
+        </w:rPr>
+      </w:pPr>
+      <w:r>
+        <w:rPr>
+          <w:rFonts w:ascii="Times New Roman" w:eastAsia="Times New Roman" w:hAnsi="Times New Roman" w:cs="Times New Roman"/>
+          <w:kern w:val="0"/>
+          <w:sz w:val="28"/>
+          <w:szCs w:val="28"/>
+          <w:lang w:eastAsia="en-IN"/>
+          <w14:ligatures w14:val="none"/>
+        </w:rPr>
+        <w:t>Write a program to search for an element using linear search.</w:t>
+      </w:r>
+    </w:p>
+    <w:p>
+      <w:pPr>
+        <w:numPr>
+          <w:ilvl w:val="0"/>
+          <w:numId w:val="4"/>
+        </w:numPr>
+        <w:shd w:val="clear" w:color="auto" w:fill="FFFFFF"/>
+        <w:spacing w:after="0" w:line="285" w:lineRule="atLeast"/>
+        <w:rPr>
+          <w:rFonts w:ascii="Times New Roman" w:eastAsia="Times New Roman" w:hAnsi="Times New Roman" w:cs="Times New Roman"/>
+          <w:kern w:val="0"/>
+          <w:sz w:val="28"/>
+          <w:szCs w:val="28"/>
+          <w:lang w:eastAsia="en-IN"/>
+          <w14:ligatures w14:val="none"/>
+        </w:rPr>
+      </w:pPr>
+      <w:r>
+        <w:rPr>
+          <w:rFonts w:ascii="Times New Roman" w:eastAsia="Times New Roman" w:hAnsi="Times New Roman" w:cs="Times New Roman"/>
+          <w:kern w:val="0"/>
+          <w:sz w:val="28"/>
+          <w:szCs w:val="28"/>
+          <w:lang w:eastAsia="en-IN"/>
+          <w14:ligatures w14:val="none"/>
+        </w:rPr>
+        <w:t>Write a program to search for an element using binary search.</w:t>
+      </w:r>
+    </w:p>
+    <w:p>
+      <w:pPr>
+        <w:numPr>
+          <w:ilvl w:val="0"/>
+          <w:numId w:val="4"/>
+        </w:numPr>
+        <w:shd w:val="clear" w:color="auto" w:fill="FFFFFF"/>
+        <w:spacing w:after="0" w:line="285" w:lineRule="atLeast"/>
+        <w:rPr>
+          <w:rFonts w:ascii="Times New Roman" w:eastAsia="Times New Roman" w:hAnsi="Times New Roman" w:cs="Times New Roman"/>
+          <w:kern w:val="0"/>
+          <w:sz w:val="28"/>
+          <w:szCs w:val="28"/>
+          <w:lang w:eastAsia="en-IN"/>
+          <w14:ligatures w14:val="none"/>
+        </w:rPr>
+      </w:pPr>
+      <w:r>
+        <w:rPr>
+          <w:rFonts w:ascii="Times New Roman" w:eastAsia="Times New Roman" w:hAnsi="Times New Roman" w:cs="Times New Roman"/>
+          <w:kern w:val="0"/>
+          <w:sz w:val="28"/>
+          <w:szCs w:val="28"/>
+          <w:lang w:eastAsia="en-IN"/>
+          <w14:ligatures w14:val="none"/>
+        </w:rPr>
+        <w:t>Write a program to reverse an array in-place.</w:t>
+      </w:r>
+    </w:p>
+    <w:p>
+      <w:pPr>
+        <w:numPr>
+          <w:ilvl w:val="0"/>
+          <w:numId w:val="4"/>
+        </w:numPr>
+        <w:shd w:val="clear" w:color="auto" w:fill="FFFFFF"/>
+        <w:spacing w:after="0" w:line="285" w:lineRule="atLeast"/>
+        <w:rPr>
+          <w:rFonts w:ascii="Times New Roman" w:eastAsia="Times New Roman" w:hAnsi="Times New Roman" w:cs="Times New Roman"/>
+          <w:kern w:val="0"/>
+          <w:sz w:val="28"/>
+          <w:szCs w:val="28"/>
+          <w:lang w:eastAsia="en-IN"/>
+          <w14:ligatures w14:val="none"/>
+        </w:rPr>
+      </w:pPr>
+      <w:r>
+        <w:rPr>
+          <w:rFonts w:ascii="Times New Roman" w:eastAsia="Times New Roman" w:hAnsi="Times New Roman" w:cs="Times New Roman"/>
+          <w:kern w:val="0"/>
+          <w:sz w:val="28"/>
+          <w:szCs w:val="28"/>
+          <w:lang w:eastAsia="en-IN"/>
+          <w14:ligatures w14:val="none"/>
+        </w:rPr>
+        <w:t>Write a program to merge two arrays into a single array.</w:t>
+      </w:r>
+    </w:p>
+    <w:p>
+      <w:pPr>
+        <w:numPr>
+          <w:ilvl w:val="0"/>
+          <w:numId w:val="4"/>
+        </w:numPr>
+        <w:shd w:val="clear" w:color="auto" w:fill="FFFFFF"/>
+        <w:spacing w:after="0" w:line="285" w:lineRule="atLeast"/>
+        <w:rPr>
+          <w:rFonts w:ascii="Times New Roman" w:eastAsia="Times New Roman" w:hAnsi="Times New Roman" w:cs="Times New Roman"/>
+          <w:kern w:val="0"/>
+          <w:sz w:val="28"/>
+          <w:szCs w:val="28"/>
+          <w:lang w:eastAsia="en-IN"/>
+          <w14:ligatures w14:val="none"/>
+        </w:rPr>
+      </w:pPr>
+      <w:r>
+        <w:rPr>
+          <w:rFonts w:ascii="Times New Roman" w:eastAsia="Times New Roman" w:hAnsi="Times New Roman" w:cs="Times New Roman"/>
+          <w:kern w:val="0"/>
+          <w:sz w:val="28"/>
+          <w:szCs w:val="28"/>
+          <w:lang w:eastAsia="en-IN"/>
+          <w14:ligatures w14:val="none"/>
+        </w:rPr>
+        <w:t>Write a program to remove duplicate elements from an array.</w:t>
+      </w:r>
+    </w:p>
+    <w:p>
+      <w:pPr>
+        <w:numPr>
+          <w:ilvl w:val="0"/>
+          <w:numId w:val="4"/>
+        </w:numPr>
+        <w:shd w:val="clear" w:color="auto" w:fill="FFFFFF"/>
+        <w:spacing w:after="0" w:line="285" w:lineRule="atLeast"/>
+        <w:rPr>
+          <w:rFonts w:ascii="Times New Roman" w:eastAsia="Times New Roman" w:hAnsi="Times New Roman" w:cs="Times New Roman"/>
+          <w:kern w:val="0"/>
+          <w:sz w:val="28"/>
+          <w:szCs w:val="28"/>
+          <w:lang w:eastAsia="en-IN"/>
+          <w14:ligatures w14:val="none"/>
+        </w:rPr>
+      </w:pPr>
+      <w:r>
+        <w:rPr>
+          <w:rFonts w:ascii="Times New Roman" w:eastAsia="Times New Roman" w:hAnsi="Times New Roman" w:cs="Times New Roman"/>
+          <w:kern w:val="0"/>
+          <w:sz w:val="28"/>
+          <w:szCs w:val="28"/>
+          <w:lang w:eastAsia="en-IN"/>
+          <w14:ligatures w14:val="none"/>
+        </w:rPr>
+        <w:t>Write a program to perform matrix multiplication.</w:t>
+      </w:r>
+    </w:p>
+    <w:p>
+      <w:pPr>
+        <w:shd w:val="clear" w:color="auto" w:fill="FFFFFF"/>
+        <w:spacing w:after="0" w:line="285" w:lineRule="atLeast"/>
+        <w:rPr>
+          <w:rFonts w:ascii="Times New Roman" w:eastAsia="Times New Roman" w:hAnsi="Times New Roman" w:cs="Times New Roman"/>
+          <w:kern w:val="0"/>
+          <w:sz w:val="28"/>
+          <w:szCs w:val="28"/>
+          <w:lang w:eastAsia="en-IN"/>
+          <w14:ligatures w14:val="none"/>
+        </w:rPr>
+      </w:pPr>
+    </w:p>
+    <w:p>
+      <w:pPr>
+        <w:shd w:val="clear" w:color="auto" w:fill="FFFFFF"/>
+        <w:spacing w:after="0" w:line="285" w:lineRule="atLeast"/>
+        <w:rPr>
+          <w:rFonts w:ascii="Times New Roman" w:eastAsia="Times New Roman" w:hAnsi="Times New Roman" w:cs="Times New Roman"/>
+          <w:b/>
+          <w:bCs/>
+          <w:kern w:val="0"/>
+          <w:sz w:val="32"/>
+          <w:szCs w:val="32"/>
+          <w:lang w:eastAsia="en-IN"/>
+          <w14:ligatures w14:val="none"/>
+        </w:rPr>
       </w:pPr>
       <w:r>
         <w:rPr>
@@ -114,34 +1596,160 @@
           <w:lang w:eastAsia="en-IN"/>
           <w14:ligatures w14:val="none"/>
         </w:rPr>
-        <w:t>DSA</w:t>
-      </w:r>
-    </w:p>
-    <w:p>
-      <w:pPr>
+        <w:t>2. Singly Linked List Programs</w:t>
+      </w:r>
+    </w:p>
+    <w:p>
+      <w:pPr>
+        <w:numPr>
+          <w:ilvl w:val="0"/>
+          <w:numId w:val="4"/>
+        </w:numPr>
         <w:shd w:val="clear" w:color="auto" w:fill="FFFFFF"/>
         <w:spacing w:after="0" w:line="285" w:lineRule="atLeast"/>
         <w:rPr>
           <w:rFonts w:ascii="Times New Roman" w:eastAsia="Times New Roman" w:hAnsi="Times New Roman" w:cs="Times New Roman"/>
-          <w:color w:val="000000"/>
-          <w:kern w:val="0"/>
-          <w:sz w:val="32"/>
-          <w:szCs w:val="32"/>
-          <w:lang w:eastAsia="en-IN"/>
-          <w14:ligatures w14:val="none"/>
-        </w:rPr>
-      </w:pPr>
-    </w:p>
-    <w:p>
-      <w:pPr>
+          <w:kern w:val="0"/>
+          <w:sz w:val="28"/>
+          <w:szCs w:val="28"/>
+          <w:lang w:eastAsia="en-IN"/>
+          <w14:ligatures w14:val="none"/>
+        </w:rPr>
+      </w:pPr>
+      <w:r>
+        <w:rPr>
+          <w:rFonts w:ascii="Times New Roman" w:eastAsia="Times New Roman" w:hAnsi="Times New Roman" w:cs="Times New Roman"/>
+          <w:kern w:val="0"/>
+          <w:sz w:val="28"/>
+          <w:szCs w:val="28"/>
+          <w:lang w:eastAsia="en-IN"/>
+          <w14:ligatures w14:val="none"/>
+        </w:rPr>
+        <w:t>Write a program to create a singly linked list and count the number of nodes.</w:t>
+      </w:r>
+    </w:p>
+    <w:p>
+      <w:pPr>
+        <w:numPr>
+          <w:ilvl w:val="0"/>
+          <w:numId w:val="4"/>
+        </w:numPr>
         <w:shd w:val="clear" w:color="auto" w:fill="FFFFFF"/>
         <w:spacing w:after="0" w:line="285" w:lineRule="atLeast"/>
         <w:rPr>
           <w:rFonts w:ascii="Times New Roman" w:eastAsia="Times New Roman" w:hAnsi="Times New Roman" w:cs="Times New Roman"/>
-          <w:color w:val="4472C4" w:themeColor="accent1"/>
-          <w:kern w:val="0"/>
-          <w:sz w:val="32"/>
-          <w:szCs w:val="32"/>
+          <w:kern w:val="0"/>
+          <w:sz w:val="28"/>
+          <w:szCs w:val="28"/>
+          <w:lang w:eastAsia="en-IN"/>
+          <w14:ligatures w14:val="none"/>
+        </w:rPr>
+      </w:pPr>
+      <w:r>
+        <w:rPr>
+          <w:rFonts w:ascii="Times New Roman" w:eastAsia="Times New Roman" w:hAnsi="Times New Roman" w:cs="Times New Roman"/>
+          <w:kern w:val="0"/>
+          <w:sz w:val="28"/>
+          <w:szCs w:val="28"/>
+          <w:lang w:eastAsia="en-IN"/>
+          <w14:ligatures w14:val="none"/>
+        </w:rPr>
+        <w:t>Write a program to insert a node at the beginning, end, and at a specific position in a singly linked list.</w:t>
+      </w:r>
+    </w:p>
+    <w:p>
+      <w:pPr>
+        <w:numPr>
+          <w:ilvl w:val="0"/>
+          <w:numId w:val="4"/>
+        </w:numPr>
+        <w:shd w:val="clear" w:color="auto" w:fill="FFFFFF"/>
+        <w:spacing w:after="0" w:line="285" w:lineRule="atLeast"/>
+        <w:rPr>
+          <w:rFonts w:ascii="Times New Roman" w:eastAsia="Times New Roman" w:hAnsi="Times New Roman" w:cs="Times New Roman"/>
+          <w:kern w:val="0"/>
+          <w:sz w:val="28"/>
+          <w:szCs w:val="28"/>
+          <w:lang w:eastAsia="en-IN"/>
+          <w14:ligatures w14:val="none"/>
+        </w:rPr>
+      </w:pPr>
+      <w:r>
+        <w:rPr>
+          <w:rFonts w:ascii="Times New Roman" w:eastAsia="Times New Roman" w:hAnsi="Times New Roman" w:cs="Times New Roman"/>
+          <w:kern w:val="0"/>
+          <w:sz w:val="28"/>
+          <w:szCs w:val="28"/>
+          <w:lang w:eastAsia="en-IN"/>
+          <w14:ligatures w14:val="none"/>
+        </w:rPr>
+        <w:t>Write a program to reverse a singly linked list.</w:t>
+      </w:r>
+    </w:p>
+    <w:p>
+      <w:pPr>
+        <w:numPr>
+          <w:ilvl w:val="0"/>
+          <w:numId w:val="4"/>
+        </w:numPr>
+        <w:shd w:val="clear" w:color="auto" w:fill="FFFFFF"/>
+        <w:spacing w:after="0" w:line="285" w:lineRule="atLeast"/>
+        <w:rPr>
+          <w:rFonts w:ascii="Times New Roman" w:eastAsia="Times New Roman" w:hAnsi="Times New Roman" w:cs="Times New Roman"/>
+          <w:kern w:val="0"/>
+          <w:sz w:val="28"/>
+          <w:szCs w:val="28"/>
+          <w:lang w:eastAsia="en-IN"/>
+          <w14:ligatures w14:val="none"/>
+        </w:rPr>
+      </w:pPr>
+      <w:r>
+        <w:rPr>
+          <w:rFonts w:ascii="Times New Roman" w:eastAsia="Times New Roman" w:hAnsi="Times New Roman" w:cs="Times New Roman"/>
+          <w:kern w:val="0"/>
+          <w:sz w:val="28"/>
+          <w:szCs w:val="28"/>
+          <w:lang w:eastAsia="en-IN"/>
+          <w14:ligatures w14:val="none"/>
+        </w:rPr>
+        <w:t>Write a program to merge two singly linked lists</w:t>
+      </w:r>
+      <w:r>
+        <w:rPr>
+          <w:rFonts w:ascii="Times New Roman" w:eastAsia="Times New Roman" w:hAnsi="Times New Roman" w:cs="Times New Roman"/>
+          <w:kern w:val="0"/>
+          <w:sz w:val="28"/>
+          <w:szCs w:val="28"/>
+          <w:lang w:eastAsia="en-IN"/>
+          <w14:ligatures w14:val="none"/>
+        </w:rPr>
+        <w:t>.</w:t>
+      </w:r>
+    </w:p>
+    <w:p>
+      <w:pPr>
+        <w:shd w:val="clear" w:color="auto" w:fill="FFFFFF"/>
+        <w:spacing w:after="0" w:line="285" w:lineRule="atLeast"/>
+        <w:ind w:left="720"/>
+        <w:rPr>
+          <w:rFonts w:ascii="Times New Roman" w:eastAsia="Times New Roman" w:hAnsi="Times New Roman" w:cs="Times New Roman"/>
+          <w:kern w:val="0"/>
+          <w:sz w:val="28"/>
+          <w:szCs w:val="28"/>
+          <w:lang w:eastAsia="en-IN"/>
+          <w14:ligatures w14:val="none"/>
+        </w:rPr>
+      </w:pPr>
+    </w:p>
+    <w:p>
+      <w:pPr>
+        <w:shd w:val="clear" w:color="auto" w:fill="FFFFFF"/>
+        <w:spacing w:after="0" w:line="285" w:lineRule="atLeast"/>
+        <w:rPr>
+          <w:rFonts w:ascii="Times New Roman" w:eastAsia="Times New Roman" w:hAnsi="Times New Roman" w:cs="Times New Roman"/>
+          <w:kern w:val="0"/>
+          <w:sz w:val="28"/>
+          <w:szCs w:val="28"/>
           <w:lang w:eastAsia="en-IN"/>
           <w14:ligatures w14:val="none"/>
         </w:rPr>
@@ -158,243 +1766,9 @@
           <w:lang w:eastAsia="en-IN"/>
           <w14:ligatures w14:val="none"/>
         </w:rPr>
-        <w:t>1: Array-Based Programs</w:t>
-      </w:r>
-    </w:p>
-    <w:p>
-      <w:pPr>
-        <w:shd w:val="clear" w:color="auto" w:fill="FFFFFF"/>
-        <w:spacing w:after="0" w:line="285" w:lineRule="atLeast"/>
-        <w:rPr>
-          <w:rFonts w:ascii="Times New Roman" w:eastAsia="Times New Roman" w:hAnsi="Times New Roman" w:cs="Times New Roman"/>
-          <w:color w:val="000000"/>
-          <w:kern w:val="0"/>
-          <w:sz w:val="32"/>
-          <w:szCs w:val="32"/>
-          <w:lang w:eastAsia="en-IN"/>
-          <w14:ligatures w14:val="none"/>
-        </w:rPr>
-      </w:pPr>
-    </w:p>
-    <w:p>
-      <w:pPr>
-        <w:shd w:val="clear" w:color="auto" w:fill="FFFFFF"/>
-        <w:spacing w:after="0" w:line="285" w:lineRule="atLeast"/>
-        <w:rPr>
-          <w:rFonts w:ascii="Times New Roman" w:eastAsia="Times New Roman" w:hAnsi="Times New Roman" w:cs="Times New Roman"/>
-          <w:kern w:val="0"/>
-          <w:sz w:val="32"/>
-          <w:szCs w:val="32"/>
-          <w:lang w:eastAsia="en-IN"/>
-          <w14:ligatures w14:val="none"/>
-        </w:rPr>
-      </w:pPr>
-      <w:r>
-        <w:rPr>
-          <w:rFonts w:ascii="Times New Roman" w:eastAsia="Times New Roman" w:hAnsi="Times New Roman" w:cs="Times New Roman"/>
-          <w:kern w:val="0"/>
-          <w:sz w:val="32"/>
-          <w:szCs w:val="32"/>
-          <w:lang w:eastAsia="en-IN"/>
-          <w14:ligatures w14:val="none"/>
-        </w:rPr>
-        <w:t>1. Insert an element at a given position.</w:t>
-      </w:r>
-    </w:p>
-    <w:p>
-      <w:pPr>
-        <w:shd w:val="clear" w:color="auto" w:fill="FFFFFF"/>
-        <w:spacing w:after="0" w:line="285" w:lineRule="atLeast"/>
-        <w:rPr>
-          <w:rFonts w:ascii="Times New Roman" w:eastAsia="Times New Roman" w:hAnsi="Times New Roman" w:cs="Times New Roman"/>
-          <w:kern w:val="0"/>
-          <w:sz w:val="32"/>
-          <w:szCs w:val="32"/>
-          <w:lang w:eastAsia="en-IN"/>
-          <w14:ligatures w14:val="none"/>
-        </w:rPr>
-      </w:pPr>
-      <w:r>
-        <w:rPr>
-          <w:rFonts w:ascii="Times New Roman" w:eastAsia="Times New Roman" w:hAnsi="Times New Roman" w:cs="Times New Roman"/>
-          <w:kern w:val="0"/>
-          <w:sz w:val="32"/>
-          <w:szCs w:val="32"/>
-          <w:lang w:eastAsia="en-IN"/>
-          <w14:ligatures w14:val="none"/>
-        </w:rPr>
-        <w:t>2. Delete an element from a given position.</w:t>
-      </w:r>
-    </w:p>
-    <w:p>
-      <w:pPr>
-        <w:shd w:val="clear" w:color="auto" w:fill="FFFFFF"/>
-        <w:spacing w:after="0" w:line="285" w:lineRule="atLeast"/>
-        <w:rPr>
-          <w:rFonts w:ascii="Times New Roman" w:eastAsia="Times New Roman" w:hAnsi="Times New Roman" w:cs="Times New Roman"/>
-          <w:kern w:val="0"/>
-          <w:sz w:val="32"/>
-          <w:szCs w:val="32"/>
-          <w:lang w:eastAsia="en-IN"/>
-          <w14:ligatures w14:val="none"/>
-        </w:rPr>
-      </w:pPr>
-      <w:r>
-        <w:rPr>
-          <w:rFonts w:ascii="Times New Roman" w:eastAsia="Times New Roman" w:hAnsi="Times New Roman" w:cs="Times New Roman"/>
-          <w:kern w:val="0"/>
-          <w:sz w:val="32"/>
-          <w:szCs w:val="32"/>
-          <w:lang w:eastAsia="en-IN"/>
-          <w14:ligatures w14:val="none"/>
-        </w:rPr>
-        <w:t>3. Search for an element using linear search.</w:t>
-      </w:r>
-    </w:p>
-    <w:p>
-      <w:pPr>
-        <w:shd w:val="clear" w:color="auto" w:fill="FFFFFF"/>
-        <w:spacing w:after="0" w:line="285" w:lineRule="atLeast"/>
-        <w:rPr>
-          <w:rFonts w:ascii="Times New Roman" w:eastAsia="Times New Roman" w:hAnsi="Times New Roman" w:cs="Times New Roman"/>
-          <w:kern w:val="0"/>
-          <w:sz w:val="32"/>
-          <w:szCs w:val="32"/>
-          <w:lang w:eastAsia="en-IN"/>
-          <w14:ligatures w14:val="none"/>
-        </w:rPr>
-      </w:pPr>
-      <w:r>
-        <w:rPr>
-          <w:rFonts w:ascii="Times New Roman" w:eastAsia="Times New Roman" w:hAnsi="Times New Roman" w:cs="Times New Roman"/>
-          <w:kern w:val="0"/>
-          <w:sz w:val="32"/>
-          <w:szCs w:val="32"/>
-          <w:lang w:eastAsia="en-IN"/>
-          <w14:ligatures w14:val="none"/>
-        </w:rPr>
-        <w:t>4. Search for an element using binary search.</w:t>
-      </w:r>
-    </w:p>
-    <w:p>
-      <w:pPr>
-        <w:shd w:val="clear" w:color="auto" w:fill="FFFFFF"/>
-        <w:spacing w:after="0" w:line="285" w:lineRule="atLeast"/>
-        <w:rPr>
-          <w:rFonts w:ascii="Times New Roman" w:eastAsia="Times New Roman" w:hAnsi="Times New Roman" w:cs="Times New Roman"/>
-          <w:kern w:val="0"/>
-          <w:sz w:val="32"/>
-          <w:szCs w:val="32"/>
-          <w:lang w:eastAsia="en-IN"/>
-          <w14:ligatures w14:val="none"/>
-        </w:rPr>
-      </w:pPr>
-      <w:r>
-        <w:rPr>
-          <w:rFonts w:ascii="Times New Roman" w:eastAsia="Times New Roman" w:hAnsi="Times New Roman" w:cs="Times New Roman"/>
-          <w:kern w:val="0"/>
-          <w:sz w:val="32"/>
-          <w:szCs w:val="32"/>
-          <w:lang w:eastAsia="en-IN"/>
-          <w14:ligatures w14:val="none"/>
-        </w:rPr>
-        <w:t>5. Reverse an array (in-place).</w:t>
-      </w:r>
-    </w:p>
-    <w:p>
-      <w:pPr>
-        <w:shd w:val="clear" w:color="auto" w:fill="FFFFFF"/>
-        <w:spacing w:after="0" w:line="285" w:lineRule="atLeast"/>
-        <w:rPr>
-          <w:rFonts w:ascii="Times New Roman" w:eastAsia="Times New Roman" w:hAnsi="Times New Roman" w:cs="Times New Roman"/>
-          <w:kern w:val="0"/>
-          <w:sz w:val="32"/>
-          <w:szCs w:val="32"/>
-          <w:lang w:eastAsia="en-IN"/>
-          <w14:ligatures w14:val="none"/>
-        </w:rPr>
-      </w:pPr>
-      <w:r>
-        <w:rPr>
-          <w:rFonts w:ascii="Times New Roman" w:eastAsia="Times New Roman" w:hAnsi="Times New Roman" w:cs="Times New Roman"/>
-          <w:kern w:val="0"/>
-          <w:sz w:val="32"/>
-          <w:szCs w:val="32"/>
-          <w:lang w:eastAsia="en-IN"/>
-          <w14:ligatures w14:val="none"/>
-        </w:rPr>
-        <w:t>6. Merge two arrays.</w:t>
-      </w:r>
-    </w:p>
-    <w:p>
-      <w:pPr>
-        <w:shd w:val="clear" w:color="auto" w:fill="FFFFFF"/>
-        <w:spacing w:after="0" w:line="285" w:lineRule="atLeast"/>
-        <w:rPr>
-          <w:rFonts w:ascii="Times New Roman" w:eastAsia="Times New Roman" w:hAnsi="Times New Roman" w:cs="Times New Roman"/>
-          <w:kern w:val="0"/>
-          <w:sz w:val="32"/>
-          <w:szCs w:val="32"/>
-          <w:lang w:eastAsia="en-IN"/>
-          <w14:ligatures w14:val="none"/>
-        </w:rPr>
-      </w:pPr>
-      <w:r>
-        <w:rPr>
-          <w:rFonts w:ascii="Times New Roman" w:eastAsia="Times New Roman" w:hAnsi="Times New Roman" w:cs="Times New Roman"/>
-          <w:kern w:val="0"/>
-          <w:sz w:val="32"/>
-          <w:szCs w:val="32"/>
-          <w:lang w:eastAsia="en-IN"/>
-          <w14:ligatures w14:val="none"/>
-        </w:rPr>
-        <w:t>7. Remove duplicate elements from an array.</w:t>
-      </w:r>
-    </w:p>
-    <w:p>
-      <w:pPr>
-        <w:shd w:val="clear" w:color="auto" w:fill="FFFFFF"/>
-        <w:spacing w:after="0" w:line="285" w:lineRule="atLeast"/>
-        <w:rPr>
-          <w:rFonts w:ascii="Times New Roman" w:eastAsia="Times New Roman" w:hAnsi="Times New Roman" w:cs="Times New Roman"/>
-          <w:kern w:val="0"/>
-          <w:sz w:val="32"/>
-          <w:szCs w:val="32"/>
-          <w:lang w:eastAsia="en-IN"/>
-          <w14:ligatures w14:val="none"/>
-        </w:rPr>
-      </w:pPr>
-      <w:r>
-        <w:rPr>
-          <w:rFonts w:ascii="Times New Roman" w:eastAsia="Times New Roman" w:hAnsi="Times New Roman" w:cs="Times New Roman"/>
-          <w:kern w:val="0"/>
-          <w:sz w:val="32"/>
-          <w:szCs w:val="32"/>
-          <w:lang w:eastAsia="en-IN"/>
-          <w14:ligatures w14:val="none"/>
-        </w:rPr>
-        <w:t>8. Implement matrix multiplication.</w:t>
-      </w:r>
-    </w:p>
-    <w:p>
-      <w:pPr>
-        <w:shd w:val="clear" w:color="auto" w:fill="FFFFFF"/>
-        <w:spacing w:after="0" w:line="285" w:lineRule="atLeast"/>
-        <w:rPr>
-          <w:rFonts w:ascii="Times New Roman" w:eastAsia="Times New Roman" w:hAnsi="Times New Roman" w:cs="Times New Roman"/>
-          <w:color w:val="000000"/>
-          <w:kern w:val="0"/>
-          <w:sz w:val="32"/>
-          <w:szCs w:val="32"/>
-          <w:lang w:eastAsia="en-IN"/>
-          <w14:ligatures w14:val="none"/>
-        </w:rPr>
-      </w:pPr>
-    </w:p>
-    <w:p>
-      <w:pPr>
-        <w:shd w:val="clear" w:color="auto" w:fill="FFFFFF"/>
-        <w:spacing w:after="0" w:line="285" w:lineRule="atLeast"/>
+        <w:t>3</w:t>
+      </w:r>
+      <w:r>
         <w:rPr>
           <w:rFonts w:ascii="Times New Roman" w:eastAsia="Times New Roman" w:hAnsi="Times New Roman" w:cs="Times New Roman"/>
           <w:b/>
@@ -406,7 +1780,8 @@
           <w:lang w:eastAsia="en-IN"/>
           <w14:ligatures w14:val="none"/>
         </w:rPr>
-      </w:pPr>
+        <w:t xml:space="preserve">. </w:t>
+      </w:r>
       <w:r>
         <w:rPr>
           <w:rFonts w:ascii="Times New Roman" w:eastAsia="Times New Roman" w:hAnsi="Times New Roman" w:cs="Times New Roman"/>
@@ -419,155 +1794,9 @@
           <w:lang w:eastAsia="en-IN"/>
           <w14:ligatures w14:val="none"/>
         </w:rPr>
-        <w:t>2: Singly Linked List Programs</w:t>
-      </w:r>
-    </w:p>
-    <w:p>
-      <w:pPr>
-        <w:shd w:val="clear" w:color="auto" w:fill="FFFFFF"/>
-        <w:spacing w:after="0" w:line="285" w:lineRule="atLeast"/>
-        <w:rPr>
-          <w:rFonts w:ascii="Times New Roman" w:eastAsia="Times New Roman" w:hAnsi="Times New Roman" w:cs="Times New Roman"/>
-          <w:color w:val="000000"/>
-          <w:kern w:val="0"/>
-          <w:sz w:val="32"/>
-          <w:szCs w:val="32"/>
-          <w:lang w:eastAsia="en-IN"/>
-          <w14:ligatures w14:val="none"/>
-        </w:rPr>
-      </w:pPr>
-    </w:p>
-    <w:p>
-      <w:pPr>
-        <w:shd w:val="clear" w:color="auto" w:fill="FFFFFF"/>
-        <w:spacing w:after="0" w:line="285" w:lineRule="atLeast"/>
-        <w:rPr>
-          <w:rFonts w:ascii="Times New Roman" w:eastAsia="Times New Roman" w:hAnsi="Times New Roman" w:cs="Times New Roman"/>
-          <w:color w:val="000000"/>
-          <w:kern w:val="0"/>
-          <w:sz w:val="32"/>
-          <w:szCs w:val="32"/>
-          <w:lang w:eastAsia="en-IN"/>
-          <w14:ligatures w14:val="none"/>
-        </w:rPr>
-      </w:pPr>
-      <w:r>
-        <w:rPr>
-          <w:rFonts w:ascii="Times New Roman" w:eastAsia="Times New Roman" w:hAnsi="Times New Roman" w:cs="Times New Roman"/>
-          <w:color w:val="000000"/>
-          <w:kern w:val="0"/>
-          <w:sz w:val="32"/>
-          <w:szCs w:val="32"/>
-          <w:lang w:eastAsia="en-IN"/>
-          <w14:ligatures w14:val="none"/>
-        </w:rPr>
-        <w:t>9. Create a singly linked list and count the number of nodes.</w:t>
-      </w:r>
-    </w:p>
-    <w:p>
-      <w:pPr>
-        <w:shd w:val="clear" w:color="auto" w:fill="FFFFFF"/>
-        <w:spacing w:after="0" w:line="285" w:lineRule="atLeast"/>
-        <w:rPr>
-          <w:rFonts w:ascii="Times New Roman" w:eastAsia="Times New Roman" w:hAnsi="Times New Roman" w:cs="Times New Roman"/>
-          <w:color w:val="000000"/>
-          <w:kern w:val="0"/>
-          <w:sz w:val="32"/>
-          <w:szCs w:val="32"/>
-          <w:lang w:eastAsia="en-IN"/>
-          <w14:ligatures w14:val="none"/>
-        </w:rPr>
-      </w:pPr>
-      <w:r>
-        <w:rPr>
-          <w:rFonts w:ascii="Times New Roman" w:eastAsia="Times New Roman" w:hAnsi="Times New Roman" w:cs="Times New Roman"/>
-          <w:color w:val="000000"/>
-          <w:kern w:val="0"/>
-          <w:sz w:val="32"/>
-          <w:szCs w:val="32"/>
-          <w:lang w:eastAsia="en-IN"/>
-          <w14:ligatures w14:val="none"/>
-        </w:rPr>
-        <w:t>10. Insert a node at beginning, end, and specific position.</w:t>
-      </w:r>
-    </w:p>
-    <w:p>
-      <w:pPr>
-        <w:shd w:val="clear" w:color="auto" w:fill="FFFFFF"/>
-        <w:spacing w:after="0" w:line="285" w:lineRule="atLeast"/>
-        <w:rPr>
-          <w:rFonts w:ascii="Times New Roman" w:eastAsia="Times New Roman" w:hAnsi="Times New Roman" w:cs="Times New Roman"/>
-          <w:color w:val="000000"/>
-          <w:kern w:val="0"/>
-          <w:sz w:val="32"/>
-          <w:szCs w:val="32"/>
-          <w:lang w:eastAsia="en-IN"/>
-          <w14:ligatures w14:val="none"/>
-        </w:rPr>
-      </w:pPr>
-      <w:r>
-        <w:rPr>
-          <w:rFonts w:ascii="Times New Roman" w:eastAsia="Times New Roman" w:hAnsi="Times New Roman" w:cs="Times New Roman"/>
-          <w:color w:val="000000"/>
-          <w:kern w:val="0"/>
-          <w:sz w:val="32"/>
-          <w:szCs w:val="32"/>
-          <w:lang w:eastAsia="en-IN"/>
-          <w14:ligatures w14:val="none"/>
-        </w:rPr>
-        <w:t>11. Reverse a singly linked list.</w:t>
-      </w:r>
-      <w:r>
-        <w:rPr>
-          <w:rFonts w:ascii="Times New Roman" w:eastAsia="Times New Roman" w:hAnsi="Times New Roman" w:cs="Times New Roman"/>
-          <w:color w:val="000000"/>
-          <w:kern w:val="0"/>
-          <w:sz w:val="32"/>
-          <w:szCs w:val="32"/>
-          <w:lang w:eastAsia="en-IN"/>
-          <w14:ligatures w14:val="none"/>
-        </w:rPr>
-        <w:t xml:space="preserve"> </w:t>
-      </w:r>
-    </w:p>
-    <w:p>
-      <w:pPr>
-        <w:shd w:val="clear" w:color="auto" w:fill="FFFFFF"/>
-        <w:spacing w:after="0" w:line="285" w:lineRule="atLeast"/>
-        <w:rPr>
-          <w:rFonts w:ascii="Times New Roman" w:eastAsia="Times New Roman" w:hAnsi="Times New Roman" w:cs="Times New Roman"/>
-          <w:color w:val="000000"/>
-          <w:kern w:val="0"/>
-          <w:sz w:val="32"/>
-          <w:szCs w:val="32"/>
-          <w:lang w:eastAsia="en-IN"/>
-          <w14:ligatures w14:val="none"/>
-        </w:rPr>
-      </w:pPr>
-      <w:r>
-        <w:rPr>
-          <w:rFonts w:ascii="Times New Roman" w:eastAsia="Times New Roman" w:hAnsi="Times New Roman" w:cs="Times New Roman"/>
-          <w:color w:val="000000"/>
-          <w:kern w:val="0"/>
-          <w:sz w:val="32"/>
-          <w:szCs w:val="32"/>
-          <w:lang w:eastAsia="en-IN"/>
-          <w14:ligatures w14:val="none"/>
-        </w:rPr>
-        <w:t>12. Merge two singly linked lists.</w:t>
-      </w:r>
-    </w:p>
-    <w:p>
-      <w:pPr>
-        <w:rPr>
-          <w:rFonts w:ascii="Times New Roman" w:hAnsi="Times New Roman" w:cs="Times New Roman"/>
-        </w:rPr>
-      </w:pPr>
-    </w:p>
-    <w:p>
-      <w:pPr>
-        <w:shd w:val="clear" w:color="auto" w:fill="FFFFFF"/>
-        <w:spacing w:after="0" w:line="285" w:lineRule="atLeast"/>
+        <w:t xml:space="preserve">Tree </w:t>
+      </w:r>
+      <w:r>
         <w:rPr>
           <w:rFonts w:ascii="Times New Roman" w:eastAsia="Times New Roman" w:hAnsi="Times New Roman" w:cs="Times New Roman"/>
           <w:b/>
@@ -579,8 +1808,78 @@
           <w:lang w:eastAsia="en-IN"/>
           <w14:ligatures w14:val="none"/>
         </w:rPr>
-      </w:pPr>
-      <w:r>
+        <w:t>Programs</w:t>
+      </w:r>
+    </w:p>
+    <w:p>
+      <w:pPr>
+        <w:shd w:val="clear" w:color="auto" w:fill="FFFFFF"/>
+        <w:spacing w:after="0" w:line="285" w:lineRule="atLeast"/>
+        <w:rPr>
+          <w:rFonts w:ascii="Times New Roman" w:eastAsia="Times New Roman" w:hAnsi="Times New Roman" w:cs="Times New Roman"/>
+          <w:kern w:val="0"/>
+          <w:sz w:val="28"/>
+          <w:szCs w:val="28"/>
+          <w:lang w:eastAsia="en-IN"/>
+          <w14:ligatures w14:val="none"/>
+        </w:rPr>
+      </w:pPr>
+    </w:p>
+    <w:p>
+      <w:pPr>
+        <w:numPr>
+          <w:ilvl w:val="0"/>
+          <w:numId w:val="4"/>
+        </w:numPr>
+        <w:shd w:val="clear" w:color="auto" w:fill="FFFFFF"/>
+        <w:spacing w:after="0" w:line="285" w:lineRule="atLeast"/>
+        <w:rPr>
+          <w:rFonts w:ascii="Times New Roman" w:eastAsia="Times New Roman" w:hAnsi="Times New Roman" w:cs="Times New Roman"/>
+          <w:kern w:val="0"/>
+          <w:sz w:val="28"/>
+          <w:szCs w:val="28"/>
+          <w:lang w:eastAsia="en-IN"/>
+          <w14:ligatures w14:val="none"/>
+        </w:rPr>
+      </w:pPr>
+      <w:r>
+        <w:rPr>
+          <w:rFonts w:ascii="Times New Roman" w:eastAsia="Times New Roman" w:hAnsi="Times New Roman" w:cs="Times New Roman"/>
+          <w:kern w:val="0"/>
+          <w:sz w:val="28"/>
+          <w:szCs w:val="28"/>
+          <w:lang w:eastAsia="en-IN"/>
+          <w14:ligatures w14:val="none"/>
+        </w:rPr>
+        <w:t>Write a program to perform binary tree traversals (</w:t>
+      </w:r>
+      <w:r>
+        <w:rPr>
+          <w:rFonts w:ascii="Times New Roman" w:eastAsia="Times New Roman" w:hAnsi="Times New Roman" w:cs="Times New Roman"/>
+          <w:kern w:val="0"/>
+          <w:sz w:val="28"/>
+          <w:szCs w:val="28"/>
+          <w:lang w:eastAsia="en-IN"/>
+          <w14:ligatures w14:val="none"/>
+        </w:rPr>
+        <w:t>preorder</w:t>
+      </w:r>
+      <w:r>
+        <w:rPr>
+          <w:rFonts w:ascii="Times New Roman" w:eastAsia="Times New Roman" w:hAnsi="Times New Roman" w:cs="Times New Roman"/>
+          <w:kern w:val="0"/>
+          <w:sz w:val="28"/>
+          <w:szCs w:val="28"/>
+          <w:lang w:eastAsia="en-IN"/>
+          <w14:ligatures w14:val="none"/>
+        </w:rPr>
+        <w:t>).</w:t>
+      </w:r>
+    </w:p>
+    <w:p>
+      <w:pPr>
+        <w:shd w:val="clear" w:color="auto" w:fill="FFFFFF"/>
+        <w:spacing w:after="0" w:line="285" w:lineRule="atLeast"/>
         <w:rPr>
           <w:rFonts w:ascii="Times New Roman" w:eastAsia="Times New Roman" w:hAnsi="Times New Roman" w:cs="Times New Roman"/>
           <w:b/>
@@ -592,160 +1891,6 @@
           <w:lang w:eastAsia="en-IN"/>
           <w14:ligatures w14:val="none"/>
         </w:rPr>
-        <w:t>3</w:t>
-      </w:r>
-      <w:r>
-        <w:rPr>
-          <w:rFonts w:ascii="Times New Roman" w:eastAsia="Times New Roman" w:hAnsi="Times New Roman" w:cs="Times New Roman"/>
-          <w:b/>
-          <w:bCs/>
-          <w:color w:val="4472C4" w:themeColor="accent1"/>
-          <w:kern w:val="0"/>
-          <w:sz w:val="32"/>
-          <w:szCs w:val="32"/>
-          <w:lang w:eastAsia="en-IN"/>
-          <w14:ligatures w14:val="none"/>
-        </w:rPr>
-        <w:t xml:space="preserve">: </w:t>
-      </w:r>
-      <w:r>
-        <w:rPr>
-          <w:rFonts w:ascii="Times New Roman" w:eastAsia="Times New Roman" w:hAnsi="Times New Roman" w:cs="Times New Roman"/>
-          <w:b/>
-          <w:bCs/>
-          <w:color w:val="4472C4" w:themeColor="accent1"/>
-          <w:kern w:val="0"/>
-          <w:sz w:val="32"/>
-          <w:szCs w:val="32"/>
-          <w:lang w:eastAsia="en-IN"/>
-          <w14:ligatures w14:val="none"/>
-        </w:rPr>
-        <w:t>Tree</w:t>
-      </w:r>
-      <w:r>
-        <w:rPr>
-          <w:rFonts w:ascii="Times New Roman" w:eastAsia="Times New Roman" w:hAnsi="Times New Roman" w:cs="Times New Roman"/>
-          <w:b/>
-          <w:bCs/>
-          <w:color w:val="4472C4" w:themeColor="accent1"/>
-          <w:kern w:val="0"/>
-          <w:sz w:val="32"/>
-          <w:szCs w:val="32"/>
-          <w:lang w:eastAsia="en-IN"/>
-          <w14:ligatures w14:val="none"/>
-        </w:rPr>
-        <w:t xml:space="preserve"> Programs</w:t>
-      </w:r>
-    </w:p>
-    <w:p>
-      <w:pPr>
-        <w:shd w:val="clear" w:color="auto" w:fill="FFFFFF"/>
-        <w:spacing w:after="0" w:line="285" w:lineRule="atLeast"/>
-        <w:rPr>
-          <w:rFonts w:ascii="Times New Roman" w:eastAsia="Times New Roman" w:hAnsi="Times New Roman" w:cs="Times New Roman"/>
-          <w:b/>
-          <w:bCs/>
-          <w:color w:val="4472C4" w:themeColor="accent1"/>
-          <w:kern w:val="0"/>
-          <w:sz w:val="32"/>
-          <w:szCs w:val="32"/>
-          <w:lang w:eastAsia="en-IN"/>
-          <w14:ligatures w14:val="none"/>
-        </w:rPr>
-      </w:pPr>
-    </w:p>
-    <w:p>
-      <w:pPr>
-        <w:shd w:val="clear" w:color="auto" w:fill="FFFFFF"/>
-        <w:spacing w:after="0" w:line="285" w:lineRule="atLeast"/>
-        <w:rPr>
-          <w:rFonts w:ascii="Times New Roman" w:eastAsia="Times New Roman" w:hAnsi="Times New Roman" w:cs="Times New Roman"/>
-          <w:b/>
-          <w:bCs/>
-          <w:color w:val="4472C4" w:themeColor="accent1"/>
-          <w:kern w:val="0"/>
-          <w:sz w:val="32"/>
-          <w:szCs w:val="32"/>
-          <w:lang w:eastAsia="en-IN"/>
-          <w14:ligatures w14:val="none"/>
-        </w:rPr>
-      </w:pPr>
-      <w:r>
-        <w:rPr>
-          <w:rFonts w:ascii="Times New Roman" w:eastAsia="Times New Roman" w:hAnsi="Times New Roman" w:cs="Times New Roman"/>
-          <w:color w:val="000000"/>
-          <w:kern w:val="0"/>
-          <w:sz w:val="32"/>
-          <w:szCs w:val="32"/>
-          <w:lang w:eastAsia="en-IN"/>
-          <w14:ligatures w14:val="none"/>
-        </w:rPr>
-        <w:t>1</w:t>
-      </w:r>
-      <w:r>
-        <w:rPr>
-          <w:rFonts w:ascii="Times New Roman" w:eastAsia="Times New Roman" w:hAnsi="Times New Roman" w:cs="Times New Roman"/>
-          <w:color w:val="000000"/>
-          <w:kern w:val="0"/>
-          <w:sz w:val="32"/>
-          <w:szCs w:val="32"/>
-          <w:lang w:eastAsia="en-IN"/>
-          <w14:ligatures w14:val="none"/>
-        </w:rPr>
-        <w:t>3</w:t>
-      </w:r>
-      <w:r>
-        <w:rPr>
-          <w:rFonts w:ascii="Times New Roman" w:eastAsia="Times New Roman" w:hAnsi="Times New Roman" w:cs="Times New Roman"/>
-          <w:color w:val="000000"/>
-          <w:kern w:val="0"/>
-          <w:sz w:val="32"/>
-          <w:szCs w:val="32"/>
-          <w:lang w:eastAsia="en-IN"/>
-          <w14:ligatures w14:val="none"/>
-        </w:rPr>
-        <w:t>.</w:t>
-      </w:r>
-      <w:r>
-        <w:rPr>
-          <w:rFonts w:ascii="Times New Roman" w:eastAsia="Times New Roman" w:hAnsi="Times New Roman" w:cs="Times New Roman"/>
-          <w:color w:val="000000"/>
-          <w:kern w:val="0"/>
-          <w:sz w:val="32"/>
-          <w:szCs w:val="32"/>
-          <w:lang w:eastAsia="en-IN"/>
-          <w14:ligatures w14:val="none"/>
-        </w:rPr>
-        <w:t xml:space="preserve"> Binary Tree Traversal</w:t>
-      </w:r>
-      <w:r>
-        <w:rPr>
-          <w:rFonts w:ascii="Times New Roman" w:eastAsia="Times New Roman" w:hAnsi="Times New Roman" w:cs="Times New Roman"/>
-          <w:color w:val="000000"/>
-          <w:kern w:val="0"/>
-          <w:sz w:val="32"/>
-          <w:szCs w:val="32"/>
-          <w:lang w:eastAsia="en-IN"/>
-          <w14:ligatures w14:val="none"/>
-        </w:rPr>
-        <w:t>.</w:t>
-      </w:r>
-    </w:p>
-    <w:p>
-      <w:pPr>
-        <w:shd w:val="clear" w:color="auto" w:fill="FFFFFF"/>
-        <w:spacing w:after="0" w:line="285" w:lineRule="atLeast"/>
-        <w:rPr>
-          <w:rFonts w:ascii="Times New Roman" w:eastAsia="Times New Roman" w:hAnsi="Times New Roman" w:cs="Times New Roman"/>
-          <w:b/>
-          <w:bCs/>
-          <w:color w:val="4472C4" w:themeColor="accent1"/>
-          <w:kern w:val="0"/>
-          <w:sz w:val="32"/>
-          <w:szCs w:val="32"/>
-          <w:lang w:eastAsia="en-IN"/>
-          <w14:ligatures w14:val="none"/>
-        </w:rPr>
       </w:pPr>
     </w:p>
     <w:p>
@@ -792,6 +1937,20 @@
     </w:p>
     <w:p>
       <w:pPr>
+        <w:rPr>
+          <w:rFonts w:ascii="Times New Roman" w:hAnsi="Times New Roman" w:cs="Times New Roman"/>
+        </w:rPr>
+      </w:pPr>
+    </w:p>
+    <w:p>
+      <w:pPr>
+        <w:rPr>
+          <w:rFonts w:ascii="Times New Roman" w:hAnsi="Times New Roman" w:cs="Times New Roman"/>
+        </w:rPr>
+      </w:pPr>
+    </w:p>
+    <w:p>
+      <w:pPr>
         <w:pStyle w:val="Heading1"/>
         <w:rPr>
           <w:rFonts w:eastAsia="Times New Roman"/>
@@ -803,7 +1962,6 @@
           <w:rFonts w:eastAsia="Times New Roman"/>
           <w:lang w:eastAsia="en-IN"/>
         </w:rPr>
-        <w:lastRenderedPageBreak/>
         <w:t>1. Insert an element at a given position.</w:t>
       </w:r>
       <w:r>
@@ -853,6 +2011,7 @@
           <w:lang w:eastAsia="en-IN"/>
           <w14:ligatures w14:val="none"/>
         </w:rPr>
+        <w:lastRenderedPageBreak/>
         <w:t>#include</w:t>
       </w:r>
       <w:r>
@@ -2897,7 +4056,7 @@
                     <pic:cNvPicPr/>
                   </pic:nvPicPr>
                   <pic:blipFill>
-                    <a:blip r:embed="rId4"/>
+                    <a:blip r:embed="rId6"/>
                     <a:stretch>
                       <a:fillRect/>
                     </a:stretch>
@@ -4997,7 +6156,7 @@
                     <pic:cNvPicPr/>
                   </pic:nvPicPr>
                   <pic:blipFill>
-                    <a:blip r:embed="rId5"/>
+                    <a:blip r:embed="rId7"/>
                     <a:stretch>
                       <a:fillRect/>
                     </a:stretch>
@@ -6615,10 +7774,304 @@
         </w:rPr>
         <w:t xml:space="preserve"> </w:t>
       </w:r>
+      <w:r>
+        <w:rPr>
+          <w:rFonts w:ascii="Consolas" w:eastAsia="Times New Roman" w:hAnsi="Consolas" w:cs="Times New Roman"/>
+          <w:color w:val="795E26"/>
+          <w:kern w:val="0"/>
+          <w:sz w:val="27"/>
+          <w:szCs w:val="27"/>
+          <w:lang w:eastAsia="en-IN"/>
+          <w14:ligatures w14:val="none"/>
+        </w:rPr>
+        <w:t>search</w:t>
+      </w:r>
+      <w:r>
+        <w:rPr>
+          <w:rFonts w:ascii="Consolas" w:eastAsia="Times New Roman" w:hAnsi="Consolas" w:cs="Times New Roman"/>
+          <w:color w:val="000000"/>
+          <w:kern w:val="0"/>
+          <w:sz w:val="27"/>
+          <w:szCs w:val="27"/>
+          <w:lang w:eastAsia="en-IN"/>
+          <w14:ligatures w14:val="none"/>
+        </w:rPr>
+        <w:t>(</w:t>
+      </w:r>
+      <w:r>
+        <w:rPr>
+          <w:rFonts w:ascii="Consolas" w:eastAsia="Times New Roman" w:hAnsi="Consolas" w:cs="Times New Roman"/>
+          <w:color w:val="098658"/>
+          <w:kern w:val="0"/>
+          <w:sz w:val="27"/>
+          <w:szCs w:val="27"/>
+          <w:lang w:eastAsia="en-IN"/>
+          <w14:ligatures w14:val="none"/>
+        </w:rPr>
+        <w:t>7</w:t>
+      </w:r>
+      <w:r>
+        <w:rPr>
+          <w:rFonts w:ascii="Consolas" w:eastAsia="Times New Roman" w:hAnsi="Consolas" w:cs="Times New Roman"/>
+          <w:color w:val="000000"/>
+          <w:kern w:val="0"/>
+          <w:sz w:val="27"/>
+          <w:szCs w:val="27"/>
+          <w:lang w:eastAsia="en-IN"/>
+          <w14:ligatures w14:val="none"/>
+        </w:rPr>
+        <w:t xml:space="preserve">, </w:t>
+      </w:r>
+      <w:r>
+        <w:rPr>
+          <w:rFonts w:ascii="Consolas" w:eastAsia="Times New Roman" w:hAnsi="Consolas" w:cs="Times New Roman"/>
+          <w:color w:val="001080"/>
+          <w:kern w:val="0"/>
+          <w:sz w:val="27"/>
+          <w:szCs w:val="27"/>
+          <w:lang w:eastAsia="en-IN"/>
+          <w14:ligatures w14:val="none"/>
+        </w:rPr>
+        <w:t>array</w:t>
+      </w:r>
+      <w:r>
+        <w:rPr>
+          <w:rFonts w:ascii="Consolas" w:eastAsia="Times New Roman" w:hAnsi="Consolas" w:cs="Times New Roman"/>
+          <w:color w:val="000000"/>
+          <w:kern w:val="0"/>
+          <w:sz w:val="27"/>
+          <w:szCs w:val="27"/>
+          <w:lang w:eastAsia="en-IN"/>
+          <w14:ligatures w14:val="none"/>
+        </w:rPr>
+        <w:t xml:space="preserve">, </w:t>
+      </w:r>
+      <w:r>
+        <w:rPr>
+          <w:rFonts w:ascii="Consolas" w:eastAsia="Times New Roman" w:hAnsi="Consolas" w:cs="Times New Roman"/>
+          <w:color w:val="098658"/>
+          <w:kern w:val="0"/>
+          <w:sz w:val="27"/>
+          <w:szCs w:val="27"/>
+          <w:lang w:eastAsia="en-IN"/>
+          <w14:ligatures w14:val="none"/>
+        </w:rPr>
+        <w:t>7</w:t>
+      </w:r>
+      <w:r>
+        <w:rPr>
+          <w:rFonts w:ascii="Consolas" w:eastAsia="Times New Roman" w:hAnsi="Consolas" w:cs="Times New Roman"/>
+          <w:color w:val="000000"/>
+          <w:kern w:val="0"/>
+          <w:sz w:val="27"/>
+          <w:szCs w:val="27"/>
+          <w:lang w:eastAsia="en-IN"/>
+          <w14:ligatures w14:val="none"/>
+        </w:rPr>
+        <w:t xml:space="preserve">) </w:t>
+      </w:r>
+      <w:r>
+        <w:rPr>
+          <w:rFonts w:ascii="Consolas" w:eastAsia="Times New Roman" w:hAnsi="Consolas" w:cs="Times New Roman"/>
+          <w:color w:val="795E26"/>
+          <w:kern w:val="0"/>
+          <w:sz w:val="27"/>
+          <w:szCs w:val="27"/>
+          <w:lang w:eastAsia="en-IN"/>
+          <w14:ligatures w14:val="none"/>
+        </w:rPr>
+        <w:t>&lt;&lt;</w:t>
+      </w:r>
+      <w:r>
+        <w:rPr>
+          <w:rFonts w:ascii="Consolas" w:eastAsia="Times New Roman" w:hAnsi="Consolas" w:cs="Times New Roman"/>
+          <w:color w:val="000000"/>
+          <w:kern w:val="0"/>
+          <w:sz w:val="27"/>
+          <w:szCs w:val="27"/>
+          <w:lang w:eastAsia="en-IN"/>
+          <w14:ligatures w14:val="none"/>
+        </w:rPr>
+        <w:t xml:space="preserve"> </w:t>
+      </w:r>
+      <w:r>
+        <w:rPr>
+          <w:rFonts w:ascii="Consolas" w:eastAsia="Times New Roman" w:hAnsi="Consolas" w:cs="Times New Roman"/>
+          <w:color w:val="A31515"/>
+          <w:kern w:val="0"/>
+          <w:sz w:val="27"/>
+          <w:szCs w:val="27"/>
+          <w:lang w:eastAsia="en-IN"/>
+          <w14:ligatures w14:val="none"/>
+        </w:rPr>
+        <w:t>"</w:t>
+      </w:r>
+      <w:r>
+        <w:rPr>
+          <w:rFonts w:ascii="Consolas" w:eastAsia="Times New Roman" w:hAnsi="Consolas" w:cs="Times New Roman"/>
+          <w:color w:val="EE0000"/>
+          <w:kern w:val="0"/>
+          <w:sz w:val="27"/>
+          <w:szCs w:val="27"/>
+          <w:lang w:eastAsia="en-IN"/>
+          <w14:ligatures w14:val="none"/>
+        </w:rPr>
+        <w:t>\n</w:t>
+      </w:r>
+      <w:r>
+        <w:rPr>
+          <w:rFonts w:ascii="Consolas" w:eastAsia="Times New Roman" w:hAnsi="Consolas" w:cs="Times New Roman"/>
+          <w:color w:val="A31515"/>
+          <w:kern w:val="0"/>
+          <w:sz w:val="27"/>
+          <w:szCs w:val="27"/>
+          <w:lang w:eastAsia="en-IN"/>
+          <w14:ligatures w14:val="none"/>
+        </w:rPr>
+        <w:t>"</w:t>
+      </w:r>
+      <w:r>
+        <w:rPr>
+          <w:rFonts w:ascii="Consolas" w:eastAsia="Times New Roman" w:hAnsi="Consolas" w:cs="Times New Roman"/>
+          <w:color w:val="000000"/>
+          <w:kern w:val="0"/>
+          <w:sz w:val="27"/>
+          <w:szCs w:val="27"/>
+          <w:lang w:eastAsia="en-IN"/>
+          <w14:ligatures w14:val="none"/>
+        </w:rPr>
+        <w:t>;</w:t>
+      </w:r>
+    </w:p>
+    <w:p>
+      <w:pPr>
+        <w:shd w:val="clear" w:color="auto" w:fill="FFFFFF"/>
+        <w:spacing w:after="0" w:line="360" w:lineRule="atLeast"/>
+        <w:rPr>
+          <w:rFonts w:ascii="Consolas" w:eastAsia="Times New Roman" w:hAnsi="Consolas" w:cs="Times New Roman"/>
+          <w:color w:val="000000"/>
+          <w:kern w:val="0"/>
+          <w:sz w:val="27"/>
+          <w:szCs w:val="27"/>
+          <w:lang w:eastAsia="en-IN"/>
+          <w14:ligatures w14:val="none"/>
+        </w:rPr>
+      </w:pPr>
+      <w:r>
+        <w:rPr>
+          <w:rFonts w:ascii="Consolas" w:eastAsia="Times New Roman" w:hAnsi="Consolas" w:cs="Times New Roman"/>
+          <w:color w:val="000000"/>
+          <w:kern w:val="0"/>
+          <w:sz w:val="27"/>
+          <w:szCs w:val="27"/>
+          <w:lang w:eastAsia="en-IN"/>
+          <w14:ligatures w14:val="none"/>
+        </w:rPr>
+        <w:t xml:space="preserve">    </w:t>
+      </w:r>
+      <w:proofErr w:type="spellStart"/>
+      <w:r>
+        <w:rPr>
+          <w:rFonts w:ascii="Consolas" w:eastAsia="Times New Roman" w:hAnsi="Consolas" w:cs="Times New Roman"/>
+          <w:color w:val="001080"/>
+          <w:kern w:val="0"/>
+          <w:sz w:val="27"/>
+          <w:szCs w:val="27"/>
+          <w:lang w:eastAsia="en-IN"/>
+          <w14:ligatures w14:val="none"/>
+        </w:rPr>
+        <w:t>cout</w:t>
+      </w:r>
+      <w:proofErr w:type="spellEnd"/>
+      <w:r>
+        <w:rPr>
+          <w:rFonts w:ascii="Consolas" w:eastAsia="Times New Roman" w:hAnsi="Consolas" w:cs="Times New Roman"/>
+          <w:color w:val="000000"/>
+          <w:kern w:val="0"/>
+          <w:sz w:val="27"/>
+          <w:szCs w:val="27"/>
+          <w:lang w:eastAsia="en-IN"/>
+          <w14:ligatures w14:val="none"/>
+        </w:rPr>
+        <w:t xml:space="preserve"> </w:t>
+      </w:r>
+      <w:r>
+        <w:rPr>
+          <w:rFonts w:ascii="Consolas" w:eastAsia="Times New Roman" w:hAnsi="Consolas" w:cs="Times New Roman"/>
+          <w:color w:val="795E26"/>
+          <w:kern w:val="0"/>
+          <w:sz w:val="27"/>
+          <w:szCs w:val="27"/>
+          <w:lang w:eastAsia="en-IN"/>
+          <w14:ligatures w14:val="none"/>
+        </w:rPr>
+        <w:t>&lt;&lt;</w:t>
+      </w:r>
+      <w:r>
+        <w:rPr>
+          <w:rFonts w:ascii="Consolas" w:eastAsia="Times New Roman" w:hAnsi="Consolas" w:cs="Times New Roman"/>
+          <w:color w:val="000000"/>
+          <w:kern w:val="0"/>
+          <w:sz w:val="27"/>
+          <w:szCs w:val="27"/>
+          <w:lang w:eastAsia="en-IN"/>
+          <w14:ligatures w14:val="none"/>
+        </w:rPr>
+        <w:t xml:space="preserve"> </w:t>
+      </w:r>
+      <w:r>
+        <w:rPr>
+          <w:rFonts w:ascii="Consolas" w:eastAsia="Times New Roman" w:hAnsi="Consolas" w:cs="Times New Roman"/>
+          <w:color w:val="A31515"/>
+          <w:kern w:val="0"/>
+          <w:sz w:val="27"/>
+          <w:szCs w:val="27"/>
+          <w:lang w:eastAsia="en-IN"/>
+          <w14:ligatures w14:val="none"/>
+        </w:rPr>
+        <w:t xml:space="preserve">"Found 8 </w:t>
+      </w:r>
       <w:proofErr w:type="gramStart"/>
       <w:r>
         <w:rPr>
           <w:rFonts w:ascii="Consolas" w:eastAsia="Times New Roman" w:hAnsi="Consolas" w:cs="Times New Roman"/>
+          <w:color w:val="A31515"/>
+          <w:kern w:val="0"/>
+          <w:sz w:val="27"/>
+          <w:szCs w:val="27"/>
+          <w:lang w:eastAsia="en-IN"/>
+          <w14:ligatures w14:val="none"/>
+        </w:rPr>
+        <w:t>at :</w:t>
+      </w:r>
+      <w:proofErr w:type="gramEnd"/>
+      <w:r>
+        <w:rPr>
+          <w:rFonts w:ascii="Consolas" w:eastAsia="Times New Roman" w:hAnsi="Consolas" w:cs="Times New Roman"/>
+          <w:color w:val="A31515"/>
+          <w:kern w:val="0"/>
+          <w:sz w:val="27"/>
+          <w:szCs w:val="27"/>
+          <w:lang w:eastAsia="en-IN"/>
+          <w14:ligatures w14:val="none"/>
+        </w:rPr>
+        <w:t xml:space="preserve"> "</w:t>
+      </w:r>
+      <w:r>
+        <w:rPr>
+          <w:rFonts w:ascii="Consolas" w:eastAsia="Times New Roman" w:hAnsi="Consolas" w:cs="Times New Roman"/>
+          <w:color w:val="000000"/>
+          <w:kern w:val="0"/>
+          <w:sz w:val="27"/>
+          <w:szCs w:val="27"/>
+          <w:lang w:eastAsia="en-IN"/>
+          <w14:ligatures w14:val="none"/>
+        </w:rPr>
+        <w:t xml:space="preserve"> </w:t>
+      </w:r>
+      <w:r>
+        <w:rPr>
+          <w:rFonts w:ascii="Consolas" w:eastAsia="Times New Roman" w:hAnsi="Consolas" w:cs="Times New Roman"/>
           <w:color w:val="795E26"/>
           <w:kern w:val="0"/>
           <w:sz w:val="27"/>
@@ -6626,6 +8079,30 @@
           <w:lang w:eastAsia="en-IN"/>
           <w14:ligatures w14:val="none"/>
         </w:rPr>
+        <w:t>&lt;&lt;</w:t>
+      </w:r>
+      <w:r>
+        <w:rPr>
+          <w:rFonts w:ascii="Consolas" w:eastAsia="Times New Roman" w:hAnsi="Consolas" w:cs="Times New Roman"/>
+          <w:color w:val="000000"/>
+          <w:kern w:val="0"/>
+          <w:sz w:val="27"/>
+          <w:szCs w:val="27"/>
+          <w:lang w:eastAsia="en-IN"/>
+          <w14:ligatures w14:val="none"/>
+        </w:rPr>
+        <w:t xml:space="preserve"> </w:t>
+      </w:r>
+      <w:r>
+        <w:rPr>
+          <w:rFonts w:ascii="Consolas" w:eastAsia="Times New Roman" w:hAnsi="Consolas" w:cs="Times New Roman"/>
+          <w:color w:val="795E26"/>
+          <w:kern w:val="0"/>
+          <w:sz w:val="27"/>
+          <w:szCs w:val="27"/>
+          <w:lang w:eastAsia="en-IN"/>
+          <w14:ligatures w14:val="none"/>
+        </w:rPr>
         <w:t>search</w:t>
       </w:r>
       <w:r>
@@ -6640,328 +8117,6 @@
         </w:rPr>
         <w:t>(</w:t>
       </w:r>
-      <w:proofErr w:type="gramEnd"/>
-      <w:r>
-        <w:rPr>
-          <w:rFonts w:ascii="Consolas" w:eastAsia="Times New Roman" w:hAnsi="Consolas" w:cs="Times New Roman"/>
-          <w:color w:val="098658"/>
-          <w:kern w:val="0"/>
-          <w:sz w:val="27"/>
-          <w:szCs w:val="27"/>
-          <w:lang w:eastAsia="en-IN"/>
-          <w14:ligatures w14:val="none"/>
-        </w:rPr>
-        <w:t>7</w:t>
-      </w:r>
-      <w:r>
-        <w:rPr>
-          <w:rFonts w:ascii="Consolas" w:eastAsia="Times New Roman" w:hAnsi="Consolas" w:cs="Times New Roman"/>
-          <w:color w:val="000000"/>
-          <w:kern w:val="0"/>
-          <w:sz w:val="27"/>
-          <w:szCs w:val="27"/>
-          <w:lang w:eastAsia="en-IN"/>
-          <w14:ligatures w14:val="none"/>
-        </w:rPr>
-        <w:t xml:space="preserve">, </w:t>
-      </w:r>
-      <w:r>
-        <w:rPr>
-          <w:rFonts w:ascii="Consolas" w:eastAsia="Times New Roman" w:hAnsi="Consolas" w:cs="Times New Roman"/>
-          <w:color w:val="001080"/>
-          <w:kern w:val="0"/>
-          <w:sz w:val="27"/>
-          <w:szCs w:val="27"/>
-          <w:lang w:eastAsia="en-IN"/>
-          <w14:ligatures w14:val="none"/>
-        </w:rPr>
-        <w:t>array</w:t>
-      </w:r>
-      <w:r>
-        <w:rPr>
-          <w:rFonts w:ascii="Consolas" w:eastAsia="Times New Roman" w:hAnsi="Consolas" w:cs="Times New Roman"/>
-          <w:color w:val="000000"/>
-          <w:kern w:val="0"/>
-          <w:sz w:val="27"/>
-          <w:szCs w:val="27"/>
-          <w:lang w:eastAsia="en-IN"/>
-          <w14:ligatures w14:val="none"/>
-        </w:rPr>
-        <w:t xml:space="preserve">, </w:t>
-      </w:r>
-      <w:r>
-        <w:rPr>
-          <w:rFonts w:ascii="Consolas" w:eastAsia="Times New Roman" w:hAnsi="Consolas" w:cs="Times New Roman"/>
-          <w:color w:val="098658"/>
-          <w:kern w:val="0"/>
-          <w:sz w:val="27"/>
-          <w:szCs w:val="27"/>
-          <w:lang w:eastAsia="en-IN"/>
-          <w14:ligatures w14:val="none"/>
-        </w:rPr>
-        <w:t>7</w:t>
-      </w:r>
-      <w:r>
-        <w:rPr>
-          <w:rFonts w:ascii="Consolas" w:eastAsia="Times New Roman" w:hAnsi="Consolas" w:cs="Times New Roman"/>
-          <w:color w:val="000000"/>
-          <w:kern w:val="0"/>
-          <w:sz w:val="27"/>
-          <w:szCs w:val="27"/>
-          <w:lang w:eastAsia="en-IN"/>
-          <w14:ligatures w14:val="none"/>
-        </w:rPr>
-        <w:t xml:space="preserve">) </w:t>
-      </w:r>
-      <w:r>
-        <w:rPr>
-          <w:rFonts w:ascii="Consolas" w:eastAsia="Times New Roman" w:hAnsi="Consolas" w:cs="Times New Roman"/>
-          <w:color w:val="795E26"/>
-          <w:kern w:val="0"/>
-          <w:sz w:val="27"/>
-          <w:szCs w:val="27"/>
-          <w:lang w:eastAsia="en-IN"/>
-          <w14:ligatures w14:val="none"/>
-        </w:rPr>
-        <w:t>&lt;&lt;</w:t>
-      </w:r>
-      <w:r>
-        <w:rPr>
-          <w:rFonts w:ascii="Consolas" w:eastAsia="Times New Roman" w:hAnsi="Consolas" w:cs="Times New Roman"/>
-          <w:color w:val="000000"/>
-          <w:kern w:val="0"/>
-          <w:sz w:val="27"/>
-          <w:szCs w:val="27"/>
-          <w:lang w:eastAsia="en-IN"/>
-          <w14:ligatures w14:val="none"/>
-        </w:rPr>
-        <w:t xml:space="preserve"> </w:t>
-      </w:r>
-      <w:r>
-        <w:rPr>
-          <w:rFonts w:ascii="Consolas" w:eastAsia="Times New Roman" w:hAnsi="Consolas" w:cs="Times New Roman"/>
-          <w:color w:val="A31515"/>
-          <w:kern w:val="0"/>
-          <w:sz w:val="27"/>
-          <w:szCs w:val="27"/>
-          <w:lang w:eastAsia="en-IN"/>
-          <w14:ligatures w14:val="none"/>
-        </w:rPr>
-        <w:t>"</w:t>
-      </w:r>
-      <w:r>
-        <w:rPr>
-          <w:rFonts w:ascii="Consolas" w:eastAsia="Times New Roman" w:hAnsi="Consolas" w:cs="Times New Roman"/>
-          <w:color w:val="EE0000"/>
-          <w:kern w:val="0"/>
-          <w:sz w:val="27"/>
-          <w:szCs w:val="27"/>
-          <w:lang w:eastAsia="en-IN"/>
-          <w14:ligatures w14:val="none"/>
-        </w:rPr>
-        <w:t>\n</w:t>
-      </w:r>
-      <w:r>
-        <w:rPr>
-          <w:rFonts w:ascii="Consolas" w:eastAsia="Times New Roman" w:hAnsi="Consolas" w:cs="Times New Roman"/>
-          <w:color w:val="A31515"/>
-          <w:kern w:val="0"/>
-          <w:sz w:val="27"/>
-          <w:szCs w:val="27"/>
-          <w:lang w:eastAsia="en-IN"/>
-          <w14:ligatures w14:val="none"/>
-        </w:rPr>
-        <w:t>"</w:t>
-      </w:r>
-      <w:r>
-        <w:rPr>
-          <w:rFonts w:ascii="Consolas" w:eastAsia="Times New Roman" w:hAnsi="Consolas" w:cs="Times New Roman"/>
-          <w:color w:val="000000"/>
-          <w:kern w:val="0"/>
-          <w:sz w:val="27"/>
-          <w:szCs w:val="27"/>
-          <w:lang w:eastAsia="en-IN"/>
-          <w14:ligatures w14:val="none"/>
-        </w:rPr>
-        <w:t>;</w:t>
-      </w:r>
-    </w:p>
-    <w:p>
-      <w:pPr>
-        <w:shd w:val="clear" w:color="auto" w:fill="FFFFFF"/>
-        <w:spacing w:after="0" w:line="360" w:lineRule="atLeast"/>
-        <w:rPr>
-          <w:rFonts w:ascii="Consolas" w:eastAsia="Times New Roman" w:hAnsi="Consolas" w:cs="Times New Roman"/>
-          <w:color w:val="000000"/>
-          <w:kern w:val="0"/>
-          <w:sz w:val="27"/>
-          <w:szCs w:val="27"/>
-          <w:lang w:eastAsia="en-IN"/>
-          <w14:ligatures w14:val="none"/>
-        </w:rPr>
-      </w:pPr>
-      <w:r>
-        <w:rPr>
-          <w:rFonts w:ascii="Consolas" w:eastAsia="Times New Roman" w:hAnsi="Consolas" w:cs="Times New Roman"/>
-          <w:color w:val="000000"/>
-          <w:kern w:val="0"/>
-          <w:sz w:val="27"/>
-          <w:szCs w:val="27"/>
-          <w:lang w:eastAsia="en-IN"/>
-          <w14:ligatures w14:val="none"/>
-        </w:rPr>
-        <w:t xml:space="preserve">    </w:t>
-      </w:r>
-      <w:proofErr w:type="spellStart"/>
-      <w:r>
-        <w:rPr>
-          <w:rFonts w:ascii="Consolas" w:eastAsia="Times New Roman" w:hAnsi="Consolas" w:cs="Times New Roman"/>
-          <w:color w:val="001080"/>
-          <w:kern w:val="0"/>
-          <w:sz w:val="27"/>
-          <w:szCs w:val="27"/>
-          <w:lang w:eastAsia="en-IN"/>
-          <w14:ligatures w14:val="none"/>
-        </w:rPr>
-        <w:t>cout</w:t>
-      </w:r>
-      <w:proofErr w:type="spellEnd"/>
-      <w:r>
-        <w:rPr>
-          <w:rFonts w:ascii="Consolas" w:eastAsia="Times New Roman" w:hAnsi="Consolas" w:cs="Times New Roman"/>
-          <w:color w:val="000000"/>
-          <w:kern w:val="0"/>
-          <w:sz w:val="27"/>
-          <w:szCs w:val="27"/>
-          <w:lang w:eastAsia="en-IN"/>
-          <w14:ligatures w14:val="none"/>
-        </w:rPr>
-        <w:t xml:space="preserve"> </w:t>
-      </w:r>
-      <w:r>
-        <w:rPr>
-          <w:rFonts w:ascii="Consolas" w:eastAsia="Times New Roman" w:hAnsi="Consolas" w:cs="Times New Roman"/>
-          <w:color w:val="795E26"/>
-          <w:kern w:val="0"/>
-          <w:sz w:val="27"/>
-          <w:szCs w:val="27"/>
-          <w:lang w:eastAsia="en-IN"/>
-          <w14:ligatures w14:val="none"/>
-        </w:rPr>
-        <w:t>&lt;&lt;</w:t>
-      </w:r>
-      <w:r>
-        <w:rPr>
-          <w:rFonts w:ascii="Consolas" w:eastAsia="Times New Roman" w:hAnsi="Consolas" w:cs="Times New Roman"/>
-          <w:color w:val="000000"/>
-          <w:kern w:val="0"/>
-          <w:sz w:val="27"/>
-          <w:szCs w:val="27"/>
-          <w:lang w:eastAsia="en-IN"/>
-          <w14:ligatures w14:val="none"/>
-        </w:rPr>
-        <w:t xml:space="preserve"> </w:t>
-      </w:r>
-      <w:r>
-        <w:rPr>
-          <w:rFonts w:ascii="Consolas" w:eastAsia="Times New Roman" w:hAnsi="Consolas" w:cs="Times New Roman"/>
-          <w:color w:val="A31515"/>
-          <w:kern w:val="0"/>
-          <w:sz w:val="27"/>
-          <w:szCs w:val="27"/>
-          <w:lang w:eastAsia="en-IN"/>
-          <w14:ligatures w14:val="none"/>
-        </w:rPr>
-        <w:t xml:space="preserve">"Found 8 </w:t>
-      </w:r>
-      <w:proofErr w:type="gramStart"/>
-      <w:r>
-        <w:rPr>
-          <w:rFonts w:ascii="Consolas" w:eastAsia="Times New Roman" w:hAnsi="Consolas" w:cs="Times New Roman"/>
-          <w:color w:val="A31515"/>
-          <w:kern w:val="0"/>
-          <w:sz w:val="27"/>
-          <w:szCs w:val="27"/>
-          <w:lang w:eastAsia="en-IN"/>
-          <w14:ligatures w14:val="none"/>
-        </w:rPr>
-        <w:t>at :</w:t>
-      </w:r>
-      <w:proofErr w:type="gramEnd"/>
-      <w:r>
-        <w:rPr>
-          <w:rFonts w:ascii="Consolas" w:eastAsia="Times New Roman" w:hAnsi="Consolas" w:cs="Times New Roman"/>
-          <w:color w:val="A31515"/>
-          <w:kern w:val="0"/>
-          <w:sz w:val="27"/>
-          <w:szCs w:val="27"/>
-          <w:lang w:eastAsia="en-IN"/>
-          <w14:ligatures w14:val="none"/>
-        </w:rPr>
-        <w:t xml:space="preserve"> "</w:t>
-      </w:r>
-      <w:r>
-        <w:rPr>
-          <w:rFonts w:ascii="Consolas" w:eastAsia="Times New Roman" w:hAnsi="Consolas" w:cs="Times New Roman"/>
-          <w:color w:val="000000"/>
-          <w:kern w:val="0"/>
-          <w:sz w:val="27"/>
-          <w:szCs w:val="27"/>
-          <w:lang w:eastAsia="en-IN"/>
-          <w14:ligatures w14:val="none"/>
-        </w:rPr>
-        <w:t xml:space="preserve"> </w:t>
-      </w:r>
-      <w:r>
-        <w:rPr>
-          <w:rFonts w:ascii="Consolas" w:eastAsia="Times New Roman" w:hAnsi="Consolas" w:cs="Times New Roman"/>
-          <w:color w:val="795E26"/>
-          <w:kern w:val="0"/>
-          <w:sz w:val="27"/>
-          <w:szCs w:val="27"/>
-          <w:lang w:eastAsia="en-IN"/>
-          <w14:ligatures w14:val="none"/>
-        </w:rPr>
-        <w:t>&lt;&lt;</w:t>
-      </w:r>
-      <w:r>
-        <w:rPr>
-          <w:rFonts w:ascii="Consolas" w:eastAsia="Times New Roman" w:hAnsi="Consolas" w:cs="Times New Roman"/>
-          <w:color w:val="000000"/>
-          <w:kern w:val="0"/>
-          <w:sz w:val="27"/>
-          <w:szCs w:val="27"/>
-          <w:lang w:eastAsia="en-IN"/>
-          <w14:ligatures w14:val="none"/>
-        </w:rPr>
-        <w:t xml:space="preserve"> </w:t>
-      </w:r>
-      <w:proofErr w:type="gramStart"/>
-      <w:r>
-        <w:rPr>
-          <w:rFonts w:ascii="Consolas" w:eastAsia="Times New Roman" w:hAnsi="Consolas" w:cs="Times New Roman"/>
-          <w:color w:val="795E26"/>
-          <w:kern w:val="0"/>
-          <w:sz w:val="27"/>
-          <w:szCs w:val="27"/>
-          <w:lang w:eastAsia="en-IN"/>
-          <w14:ligatures w14:val="none"/>
-        </w:rPr>
-        <w:t>search</w:t>
-      </w:r>
-      <w:r>
-        <w:rPr>
-          <w:rFonts w:ascii="Consolas" w:eastAsia="Times New Roman" w:hAnsi="Consolas" w:cs="Times New Roman"/>
-          <w:color w:val="000000"/>
-          <w:kern w:val="0"/>
-          <w:sz w:val="27"/>
-          <w:szCs w:val="27"/>
-          <w:lang w:eastAsia="en-IN"/>
-          <w14:ligatures w14:val="none"/>
-        </w:rPr>
-        <w:t>(</w:t>
-      </w:r>
-      <w:proofErr w:type="gramEnd"/>
       <w:r>
         <w:rPr>
           <w:rFonts w:ascii="Consolas" w:eastAsia="Times New Roman" w:hAnsi="Consolas" w:cs="Times New Roman"/>
@@ -7210,7 +8365,7 @@
                     <pic:cNvPicPr/>
                   </pic:nvPicPr>
                   <pic:blipFill>
-                    <a:blip r:embed="rId6"/>
+                    <a:blip r:embed="rId8"/>
                     <a:stretch>
                       <a:fillRect/>
                     </a:stretch>
@@ -9608,10 +10763,352 @@
         </w:rPr>
         <w:t xml:space="preserve"> </w:t>
       </w:r>
+      <w:r>
+        <w:rPr>
+          <w:rFonts w:ascii="Consolas" w:eastAsia="Times New Roman" w:hAnsi="Consolas" w:cs="Times New Roman"/>
+          <w:color w:val="795E26"/>
+          <w:kern w:val="0"/>
+          <w:sz w:val="27"/>
+          <w:szCs w:val="27"/>
+          <w:lang w:eastAsia="en-IN"/>
+          <w14:ligatures w14:val="none"/>
+        </w:rPr>
+        <w:t>search</w:t>
+      </w:r>
+      <w:r>
+        <w:rPr>
+          <w:rFonts w:ascii="Consolas" w:eastAsia="Times New Roman" w:hAnsi="Consolas" w:cs="Times New Roman"/>
+          <w:color w:val="000000"/>
+          <w:kern w:val="0"/>
+          <w:sz w:val="27"/>
+          <w:szCs w:val="27"/>
+          <w:lang w:eastAsia="en-IN"/>
+          <w14:ligatures w14:val="none"/>
+        </w:rPr>
+        <w:t>(</w:t>
+      </w:r>
+      <w:r>
+        <w:rPr>
+          <w:rFonts w:ascii="Consolas" w:eastAsia="Times New Roman" w:hAnsi="Consolas" w:cs="Times New Roman"/>
+          <w:color w:val="098658"/>
+          <w:kern w:val="0"/>
+          <w:sz w:val="27"/>
+          <w:szCs w:val="27"/>
+          <w:lang w:eastAsia="en-IN"/>
+          <w14:ligatures w14:val="none"/>
+        </w:rPr>
+        <w:t>2</w:t>
+      </w:r>
+      <w:r>
+        <w:rPr>
+          <w:rFonts w:ascii="Consolas" w:eastAsia="Times New Roman" w:hAnsi="Consolas" w:cs="Times New Roman"/>
+          <w:color w:val="000000"/>
+          <w:kern w:val="0"/>
+          <w:sz w:val="27"/>
+          <w:szCs w:val="27"/>
+          <w:lang w:eastAsia="en-IN"/>
+          <w14:ligatures w14:val="none"/>
+        </w:rPr>
+        <w:t xml:space="preserve">, </w:t>
+      </w:r>
+      <w:r>
+        <w:rPr>
+          <w:rFonts w:ascii="Consolas" w:eastAsia="Times New Roman" w:hAnsi="Consolas" w:cs="Times New Roman"/>
+          <w:color w:val="098658"/>
+          <w:kern w:val="0"/>
+          <w:sz w:val="27"/>
+          <w:szCs w:val="27"/>
+          <w:lang w:eastAsia="en-IN"/>
+          <w14:ligatures w14:val="none"/>
+        </w:rPr>
+        <w:t>0</w:t>
+      </w:r>
+      <w:r>
+        <w:rPr>
+          <w:rFonts w:ascii="Consolas" w:eastAsia="Times New Roman" w:hAnsi="Consolas" w:cs="Times New Roman"/>
+          <w:color w:val="000000"/>
+          <w:kern w:val="0"/>
+          <w:sz w:val="27"/>
+          <w:szCs w:val="27"/>
+          <w:lang w:eastAsia="en-IN"/>
+          <w14:ligatures w14:val="none"/>
+        </w:rPr>
+        <w:t xml:space="preserve">, </w:t>
+      </w:r>
+      <w:r>
+        <w:rPr>
+          <w:rFonts w:ascii="Consolas" w:eastAsia="Times New Roman" w:hAnsi="Consolas" w:cs="Times New Roman"/>
+          <w:color w:val="098658"/>
+          <w:kern w:val="0"/>
+          <w:sz w:val="27"/>
+          <w:szCs w:val="27"/>
+          <w:lang w:eastAsia="en-IN"/>
+          <w14:ligatures w14:val="none"/>
+        </w:rPr>
+        <w:t>6</w:t>
+      </w:r>
+      <w:r>
+        <w:rPr>
+          <w:rFonts w:ascii="Consolas" w:eastAsia="Times New Roman" w:hAnsi="Consolas" w:cs="Times New Roman"/>
+          <w:color w:val="000000"/>
+          <w:kern w:val="0"/>
+          <w:sz w:val="27"/>
+          <w:szCs w:val="27"/>
+          <w:lang w:eastAsia="en-IN"/>
+          <w14:ligatures w14:val="none"/>
+        </w:rPr>
+        <w:t xml:space="preserve">, </w:t>
+      </w:r>
+      <w:r>
+        <w:rPr>
+          <w:rFonts w:ascii="Consolas" w:eastAsia="Times New Roman" w:hAnsi="Consolas" w:cs="Times New Roman"/>
+          <w:color w:val="001080"/>
+          <w:kern w:val="0"/>
+          <w:sz w:val="27"/>
+          <w:szCs w:val="27"/>
+          <w:lang w:eastAsia="en-IN"/>
+          <w14:ligatures w14:val="none"/>
+        </w:rPr>
+        <w:t>array</w:t>
+      </w:r>
+      <w:r>
+        <w:rPr>
+          <w:rFonts w:ascii="Consolas" w:eastAsia="Times New Roman" w:hAnsi="Consolas" w:cs="Times New Roman"/>
+          <w:color w:val="000000"/>
+          <w:kern w:val="0"/>
+          <w:sz w:val="27"/>
+          <w:szCs w:val="27"/>
+          <w:lang w:eastAsia="en-IN"/>
+          <w14:ligatures w14:val="none"/>
+        </w:rPr>
+        <w:t xml:space="preserve">, </w:t>
+      </w:r>
+      <w:r>
+        <w:rPr>
+          <w:rFonts w:ascii="Consolas" w:eastAsia="Times New Roman" w:hAnsi="Consolas" w:cs="Times New Roman"/>
+          <w:color w:val="098658"/>
+          <w:kern w:val="0"/>
+          <w:sz w:val="27"/>
+          <w:szCs w:val="27"/>
+          <w:lang w:eastAsia="en-IN"/>
+          <w14:ligatures w14:val="none"/>
+        </w:rPr>
+        <w:t>7</w:t>
+      </w:r>
+      <w:r>
+        <w:rPr>
+          <w:rFonts w:ascii="Consolas" w:eastAsia="Times New Roman" w:hAnsi="Consolas" w:cs="Times New Roman"/>
+          <w:color w:val="000000"/>
+          <w:kern w:val="0"/>
+          <w:sz w:val="27"/>
+          <w:szCs w:val="27"/>
+          <w:lang w:eastAsia="en-IN"/>
+          <w14:ligatures w14:val="none"/>
+        </w:rPr>
+        <w:t xml:space="preserve">) </w:t>
+      </w:r>
+      <w:r>
+        <w:rPr>
+          <w:rFonts w:ascii="Consolas" w:eastAsia="Times New Roman" w:hAnsi="Consolas" w:cs="Times New Roman"/>
+          <w:color w:val="795E26"/>
+          <w:kern w:val="0"/>
+          <w:sz w:val="27"/>
+          <w:szCs w:val="27"/>
+          <w:lang w:eastAsia="en-IN"/>
+          <w14:ligatures w14:val="none"/>
+        </w:rPr>
+        <w:t>&lt;&lt;</w:t>
+      </w:r>
+      <w:r>
+        <w:rPr>
+          <w:rFonts w:ascii="Consolas" w:eastAsia="Times New Roman" w:hAnsi="Consolas" w:cs="Times New Roman"/>
+          <w:color w:val="000000"/>
+          <w:kern w:val="0"/>
+          <w:sz w:val="27"/>
+          <w:szCs w:val="27"/>
+          <w:lang w:eastAsia="en-IN"/>
+          <w14:ligatures w14:val="none"/>
+        </w:rPr>
+        <w:t xml:space="preserve"> </w:t>
+      </w:r>
+      <w:r>
+        <w:rPr>
+          <w:rFonts w:ascii="Consolas" w:eastAsia="Times New Roman" w:hAnsi="Consolas" w:cs="Times New Roman"/>
+          <w:color w:val="A31515"/>
+          <w:kern w:val="0"/>
+          <w:sz w:val="27"/>
+          <w:szCs w:val="27"/>
+          <w:lang w:eastAsia="en-IN"/>
+          <w14:ligatures w14:val="none"/>
+        </w:rPr>
+        <w:t>"</w:t>
+      </w:r>
+      <w:r>
+        <w:rPr>
+          <w:rFonts w:ascii="Consolas" w:eastAsia="Times New Roman" w:hAnsi="Consolas" w:cs="Times New Roman"/>
+          <w:color w:val="EE0000"/>
+          <w:kern w:val="0"/>
+          <w:sz w:val="27"/>
+          <w:szCs w:val="27"/>
+          <w:lang w:eastAsia="en-IN"/>
+          <w14:ligatures w14:val="none"/>
+        </w:rPr>
+        <w:t>\n</w:t>
+      </w:r>
+      <w:r>
+        <w:rPr>
+          <w:rFonts w:ascii="Consolas" w:eastAsia="Times New Roman" w:hAnsi="Consolas" w:cs="Times New Roman"/>
+          <w:color w:val="A31515"/>
+          <w:kern w:val="0"/>
+          <w:sz w:val="27"/>
+          <w:szCs w:val="27"/>
+          <w:lang w:eastAsia="en-IN"/>
+          <w14:ligatures w14:val="none"/>
+        </w:rPr>
+        <w:t>"</w:t>
+      </w:r>
+      <w:r>
+        <w:rPr>
+          <w:rFonts w:ascii="Consolas" w:eastAsia="Times New Roman" w:hAnsi="Consolas" w:cs="Times New Roman"/>
+          <w:color w:val="000000"/>
+          <w:kern w:val="0"/>
+          <w:sz w:val="27"/>
+          <w:szCs w:val="27"/>
+          <w:lang w:eastAsia="en-IN"/>
+          <w14:ligatures w14:val="none"/>
+        </w:rPr>
+        <w:t>;</w:t>
+      </w:r>
+    </w:p>
+    <w:p>
+      <w:pPr>
+        <w:shd w:val="clear" w:color="auto" w:fill="FFFFFF"/>
+        <w:spacing w:after="0" w:line="360" w:lineRule="atLeast"/>
+        <w:rPr>
+          <w:rFonts w:ascii="Consolas" w:eastAsia="Times New Roman" w:hAnsi="Consolas" w:cs="Times New Roman"/>
+          <w:color w:val="000000"/>
+          <w:kern w:val="0"/>
+          <w:sz w:val="27"/>
+          <w:szCs w:val="27"/>
+          <w:lang w:eastAsia="en-IN"/>
+          <w14:ligatures w14:val="none"/>
+        </w:rPr>
+      </w:pPr>
+      <w:r>
+        <w:rPr>
+          <w:rFonts w:ascii="Consolas" w:eastAsia="Times New Roman" w:hAnsi="Consolas" w:cs="Times New Roman"/>
+          <w:color w:val="000000"/>
+          <w:kern w:val="0"/>
+          <w:sz w:val="27"/>
+          <w:szCs w:val="27"/>
+          <w:lang w:eastAsia="en-IN"/>
+          <w14:ligatures w14:val="none"/>
+        </w:rPr>
+        <w:t xml:space="preserve">    </w:t>
+      </w:r>
+      <w:proofErr w:type="spellStart"/>
+      <w:r>
+        <w:rPr>
+          <w:rFonts w:ascii="Consolas" w:eastAsia="Times New Roman" w:hAnsi="Consolas" w:cs="Times New Roman"/>
+          <w:color w:val="001080"/>
+          <w:kern w:val="0"/>
+          <w:sz w:val="27"/>
+          <w:szCs w:val="27"/>
+          <w:lang w:eastAsia="en-IN"/>
+          <w14:ligatures w14:val="none"/>
+        </w:rPr>
+        <w:t>cout</w:t>
+      </w:r>
+      <w:proofErr w:type="spellEnd"/>
+      <w:r>
+        <w:rPr>
+          <w:rFonts w:ascii="Consolas" w:eastAsia="Times New Roman" w:hAnsi="Consolas" w:cs="Times New Roman"/>
+          <w:color w:val="000000"/>
+          <w:kern w:val="0"/>
+          <w:sz w:val="27"/>
+          <w:szCs w:val="27"/>
+          <w:lang w:eastAsia="en-IN"/>
+          <w14:ligatures w14:val="none"/>
+        </w:rPr>
+        <w:t xml:space="preserve"> </w:t>
+      </w:r>
+      <w:r>
+        <w:rPr>
+          <w:rFonts w:ascii="Consolas" w:eastAsia="Times New Roman" w:hAnsi="Consolas" w:cs="Times New Roman"/>
+          <w:color w:val="795E26"/>
+          <w:kern w:val="0"/>
+          <w:sz w:val="27"/>
+          <w:szCs w:val="27"/>
+          <w:lang w:eastAsia="en-IN"/>
+          <w14:ligatures w14:val="none"/>
+        </w:rPr>
+        <w:t>&lt;&lt;</w:t>
+      </w:r>
+      <w:r>
+        <w:rPr>
+          <w:rFonts w:ascii="Consolas" w:eastAsia="Times New Roman" w:hAnsi="Consolas" w:cs="Times New Roman"/>
+          <w:color w:val="000000"/>
+          <w:kern w:val="0"/>
+          <w:sz w:val="27"/>
+          <w:szCs w:val="27"/>
+          <w:lang w:eastAsia="en-IN"/>
+          <w14:ligatures w14:val="none"/>
+        </w:rPr>
+        <w:t xml:space="preserve"> </w:t>
+      </w:r>
+      <w:r>
+        <w:rPr>
+          <w:rFonts w:ascii="Consolas" w:eastAsia="Times New Roman" w:hAnsi="Consolas" w:cs="Times New Roman"/>
+          <w:color w:val="A31515"/>
+          <w:kern w:val="0"/>
+          <w:sz w:val="27"/>
+          <w:szCs w:val="27"/>
+          <w:lang w:eastAsia="en-IN"/>
+          <w14:ligatures w14:val="none"/>
+        </w:rPr>
+        <w:t xml:space="preserve">"Found 6 </w:t>
+      </w:r>
       <w:proofErr w:type="gramStart"/>
       <w:r>
         <w:rPr>
           <w:rFonts w:ascii="Consolas" w:eastAsia="Times New Roman" w:hAnsi="Consolas" w:cs="Times New Roman"/>
+          <w:color w:val="A31515"/>
+          <w:kern w:val="0"/>
+          <w:sz w:val="27"/>
+          <w:szCs w:val="27"/>
+          <w:lang w:eastAsia="en-IN"/>
+          <w14:ligatures w14:val="none"/>
+        </w:rPr>
+        <w:t>at :</w:t>
+      </w:r>
+      <w:proofErr w:type="gramEnd"/>
+      <w:r>
+        <w:rPr>
+          <w:rFonts w:ascii="Consolas" w:eastAsia="Times New Roman" w:hAnsi="Consolas" w:cs="Times New Roman"/>
+          <w:color w:val="A31515"/>
+          <w:kern w:val="0"/>
+          <w:sz w:val="27"/>
+          <w:szCs w:val="27"/>
+          <w:lang w:eastAsia="en-IN"/>
+          <w14:ligatures w14:val="none"/>
+        </w:rPr>
+        <w:t xml:space="preserve"> "</w:t>
+      </w:r>
+      <w:r>
+        <w:rPr>
+          <w:rFonts w:ascii="Consolas" w:eastAsia="Times New Roman" w:hAnsi="Consolas" w:cs="Times New Roman"/>
+          <w:color w:val="000000"/>
+          <w:kern w:val="0"/>
+          <w:sz w:val="27"/>
+          <w:szCs w:val="27"/>
+          <w:lang w:eastAsia="en-IN"/>
+          <w14:ligatures w14:val="none"/>
+        </w:rPr>
+        <w:t xml:space="preserve"> </w:t>
+      </w:r>
+      <w:r>
+        <w:rPr>
+          <w:rFonts w:ascii="Consolas" w:eastAsia="Times New Roman" w:hAnsi="Consolas" w:cs="Times New Roman"/>
           <w:color w:val="795E26"/>
           <w:kern w:val="0"/>
           <w:sz w:val="27"/>
@@ -9619,6 +11116,30 @@
           <w:lang w:eastAsia="en-IN"/>
           <w14:ligatures w14:val="none"/>
         </w:rPr>
+        <w:t>&lt;&lt;</w:t>
+      </w:r>
+      <w:r>
+        <w:rPr>
+          <w:rFonts w:ascii="Consolas" w:eastAsia="Times New Roman" w:hAnsi="Consolas" w:cs="Times New Roman"/>
+          <w:color w:val="000000"/>
+          <w:kern w:val="0"/>
+          <w:sz w:val="27"/>
+          <w:szCs w:val="27"/>
+          <w:lang w:eastAsia="en-IN"/>
+          <w14:ligatures w14:val="none"/>
+        </w:rPr>
+        <w:t xml:space="preserve"> </w:t>
+      </w:r>
+      <w:r>
+        <w:rPr>
+          <w:rFonts w:ascii="Consolas" w:eastAsia="Times New Roman" w:hAnsi="Consolas" w:cs="Times New Roman"/>
+          <w:color w:val="795E26"/>
+          <w:kern w:val="0"/>
+          <w:sz w:val="27"/>
+          <w:szCs w:val="27"/>
+          <w:lang w:eastAsia="en-IN"/>
+          <w14:ligatures w14:val="none"/>
+        </w:rPr>
         <w:t>search</w:t>
       </w:r>
       <w:r>
@@ -9633,126 +11154,324 @@
         </w:rPr>
         <w:t>(</w:t>
       </w:r>
+      <w:r>
+        <w:rPr>
+          <w:rFonts w:ascii="Consolas" w:eastAsia="Times New Roman" w:hAnsi="Consolas" w:cs="Times New Roman"/>
+          <w:color w:val="098658"/>
+          <w:kern w:val="0"/>
+          <w:sz w:val="27"/>
+          <w:szCs w:val="27"/>
+          <w:lang w:eastAsia="en-IN"/>
+          <w14:ligatures w14:val="none"/>
+        </w:rPr>
+        <w:t>6</w:t>
+      </w:r>
+      <w:r>
+        <w:rPr>
+          <w:rFonts w:ascii="Consolas" w:eastAsia="Times New Roman" w:hAnsi="Consolas" w:cs="Times New Roman"/>
+          <w:color w:val="000000"/>
+          <w:kern w:val="0"/>
+          <w:sz w:val="27"/>
+          <w:szCs w:val="27"/>
+          <w:lang w:eastAsia="en-IN"/>
+          <w14:ligatures w14:val="none"/>
+        </w:rPr>
+        <w:t xml:space="preserve">, </w:t>
+      </w:r>
+      <w:r>
+        <w:rPr>
+          <w:rFonts w:ascii="Consolas" w:eastAsia="Times New Roman" w:hAnsi="Consolas" w:cs="Times New Roman"/>
+          <w:color w:val="098658"/>
+          <w:kern w:val="0"/>
+          <w:sz w:val="27"/>
+          <w:szCs w:val="27"/>
+          <w:lang w:eastAsia="en-IN"/>
+          <w14:ligatures w14:val="none"/>
+        </w:rPr>
+        <w:t>0</w:t>
+      </w:r>
+      <w:r>
+        <w:rPr>
+          <w:rFonts w:ascii="Consolas" w:eastAsia="Times New Roman" w:hAnsi="Consolas" w:cs="Times New Roman"/>
+          <w:color w:val="000000"/>
+          <w:kern w:val="0"/>
+          <w:sz w:val="27"/>
+          <w:szCs w:val="27"/>
+          <w:lang w:eastAsia="en-IN"/>
+          <w14:ligatures w14:val="none"/>
+        </w:rPr>
+        <w:t xml:space="preserve">, </w:t>
+      </w:r>
+      <w:r>
+        <w:rPr>
+          <w:rFonts w:ascii="Consolas" w:eastAsia="Times New Roman" w:hAnsi="Consolas" w:cs="Times New Roman"/>
+          <w:color w:val="098658"/>
+          <w:kern w:val="0"/>
+          <w:sz w:val="27"/>
+          <w:szCs w:val="27"/>
+          <w:lang w:eastAsia="en-IN"/>
+          <w14:ligatures w14:val="none"/>
+        </w:rPr>
+        <w:t>6</w:t>
+      </w:r>
+      <w:r>
+        <w:rPr>
+          <w:rFonts w:ascii="Consolas" w:eastAsia="Times New Roman" w:hAnsi="Consolas" w:cs="Times New Roman"/>
+          <w:color w:val="000000"/>
+          <w:kern w:val="0"/>
+          <w:sz w:val="27"/>
+          <w:szCs w:val="27"/>
+          <w:lang w:eastAsia="en-IN"/>
+          <w14:ligatures w14:val="none"/>
+        </w:rPr>
+        <w:t xml:space="preserve">, </w:t>
+      </w:r>
+      <w:r>
+        <w:rPr>
+          <w:rFonts w:ascii="Consolas" w:eastAsia="Times New Roman" w:hAnsi="Consolas" w:cs="Times New Roman"/>
+          <w:color w:val="001080"/>
+          <w:kern w:val="0"/>
+          <w:sz w:val="27"/>
+          <w:szCs w:val="27"/>
+          <w:lang w:eastAsia="en-IN"/>
+          <w14:ligatures w14:val="none"/>
+        </w:rPr>
+        <w:t>array</w:t>
+      </w:r>
+      <w:r>
+        <w:rPr>
+          <w:rFonts w:ascii="Consolas" w:eastAsia="Times New Roman" w:hAnsi="Consolas" w:cs="Times New Roman"/>
+          <w:color w:val="000000"/>
+          <w:kern w:val="0"/>
+          <w:sz w:val="27"/>
+          <w:szCs w:val="27"/>
+          <w:lang w:eastAsia="en-IN"/>
+          <w14:ligatures w14:val="none"/>
+        </w:rPr>
+        <w:t xml:space="preserve">, </w:t>
+      </w:r>
+      <w:r>
+        <w:rPr>
+          <w:rFonts w:ascii="Consolas" w:eastAsia="Times New Roman" w:hAnsi="Consolas" w:cs="Times New Roman"/>
+          <w:color w:val="098658"/>
+          <w:kern w:val="0"/>
+          <w:sz w:val="27"/>
+          <w:szCs w:val="27"/>
+          <w:lang w:eastAsia="en-IN"/>
+          <w14:ligatures w14:val="none"/>
+        </w:rPr>
+        <w:t>7</w:t>
+      </w:r>
+      <w:r>
+        <w:rPr>
+          <w:rFonts w:ascii="Consolas" w:eastAsia="Times New Roman" w:hAnsi="Consolas" w:cs="Times New Roman"/>
+          <w:color w:val="000000"/>
+          <w:kern w:val="0"/>
+          <w:sz w:val="27"/>
+          <w:szCs w:val="27"/>
+          <w:lang w:eastAsia="en-IN"/>
+          <w14:ligatures w14:val="none"/>
+        </w:rPr>
+        <w:t xml:space="preserve">) </w:t>
+      </w:r>
+      <w:r>
+        <w:rPr>
+          <w:rFonts w:ascii="Consolas" w:eastAsia="Times New Roman" w:hAnsi="Consolas" w:cs="Times New Roman"/>
+          <w:color w:val="795E26"/>
+          <w:kern w:val="0"/>
+          <w:sz w:val="27"/>
+          <w:szCs w:val="27"/>
+          <w:lang w:eastAsia="en-IN"/>
+          <w14:ligatures w14:val="none"/>
+        </w:rPr>
+        <w:t>&lt;&lt;</w:t>
+      </w:r>
+      <w:r>
+        <w:rPr>
+          <w:rFonts w:ascii="Consolas" w:eastAsia="Times New Roman" w:hAnsi="Consolas" w:cs="Times New Roman"/>
+          <w:color w:val="000000"/>
+          <w:kern w:val="0"/>
+          <w:sz w:val="27"/>
+          <w:szCs w:val="27"/>
+          <w:lang w:eastAsia="en-IN"/>
+          <w14:ligatures w14:val="none"/>
+        </w:rPr>
+        <w:t xml:space="preserve"> </w:t>
+      </w:r>
+      <w:r>
+        <w:rPr>
+          <w:rFonts w:ascii="Consolas" w:eastAsia="Times New Roman" w:hAnsi="Consolas" w:cs="Times New Roman"/>
+          <w:color w:val="A31515"/>
+          <w:kern w:val="0"/>
+          <w:sz w:val="27"/>
+          <w:szCs w:val="27"/>
+          <w:lang w:eastAsia="en-IN"/>
+          <w14:ligatures w14:val="none"/>
+        </w:rPr>
+        <w:t>"</w:t>
+      </w:r>
+      <w:r>
+        <w:rPr>
+          <w:rFonts w:ascii="Consolas" w:eastAsia="Times New Roman" w:hAnsi="Consolas" w:cs="Times New Roman"/>
+          <w:color w:val="EE0000"/>
+          <w:kern w:val="0"/>
+          <w:sz w:val="27"/>
+          <w:szCs w:val="27"/>
+          <w:lang w:eastAsia="en-IN"/>
+          <w14:ligatures w14:val="none"/>
+        </w:rPr>
+        <w:t>\n</w:t>
+      </w:r>
+      <w:r>
+        <w:rPr>
+          <w:rFonts w:ascii="Consolas" w:eastAsia="Times New Roman" w:hAnsi="Consolas" w:cs="Times New Roman"/>
+          <w:color w:val="A31515"/>
+          <w:kern w:val="0"/>
+          <w:sz w:val="27"/>
+          <w:szCs w:val="27"/>
+          <w:lang w:eastAsia="en-IN"/>
+          <w14:ligatures w14:val="none"/>
+        </w:rPr>
+        <w:t>"</w:t>
+      </w:r>
+      <w:r>
+        <w:rPr>
+          <w:rFonts w:ascii="Consolas" w:eastAsia="Times New Roman" w:hAnsi="Consolas" w:cs="Times New Roman"/>
+          <w:color w:val="000000"/>
+          <w:kern w:val="0"/>
+          <w:sz w:val="27"/>
+          <w:szCs w:val="27"/>
+          <w:lang w:eastAsia="en-IN"/>
+          <w14:ligatures w14:val="none"/>
+        </w:rPr>
+        <w:t>;</w:t>
+      </w:r>
+    </w:p>
+    <w:p>
+      <w:pPr>
+        <w:shd w:val="clear" w:color="auto" w:fill="FFFFFF"/>
+        <w:spacing w:after="0" w:line="360" w:lineRule="atLeast"/>
+        <w:rPr>
+          <w:rFonts w:ascii="Consolas" w:eastAsia="Times New Roman" w:hAnsi="Consolas" w:cs="Times New Roman"/>
+          <w:color w:val="000000"/>
+          <w:kern w:val="0"/>
+          <w:sz w:val="27"/>
+          <w:szCs w:val="27"/>
+          <w:lang w:eastAsia="en-IN"/>
+          <w14:ligatures w14:val="none"/>
+        </w:rPr>
+      </w:pPr>
+      <w:r>
+        <w:rPr>
+          <w:rFonts w:ascii="Consolas" w:eastAsia="Times New Roman" w:hAnsi="Consolas" w:cs="Times New Roman"/>
+          <w:color w:val="000000"/>
+          <w:kern w:val="0"/>
+          <w:sz w:val="27"/>
+          <w:szCs w:val="27"/>
+          <w:lang w:eastAsia="en-IN"/>
+          <w14:ligatures w14:val="none"/>
+        </w:rPr>
+        <w:t xml:space="preserve">    </w:t>
+      </w:r>
+      <w:proofErr w:type="spellStart"/>
+      <w:r>
+        <w:rPr>
+          <w:rFonts w:ascii="Consolas" w:eastAsia="Times New Roman" w:hAnsi="Consolas" w:cs="Times New Roman"/>
+          <w:color w:val="001080"/>
+          <w:kern w:val="0"/>
+          <w:sz w:val="27"/>
+          <w:szCs w:val="27"/>
+          <w:lang w:eastAsia="en-IN"/>
+          <w14:ligatures w14:val="none"/>
+        </w:rPr>
+        <w:t>cout</w:t>
+      </w:r>
+      <w:proofErr w:type="spellEnd"/>
+      <w:r>
+        <w:rPr>
+          <w:rFonts w:ascii="Consolas" w:eastAsia="Times New Roman" w:hAnsi="Consolas" w:cs="Times New Roman"/>
+          <w:color w:val="000000"/>
+          <w:kern w:val="0"/>
+          <w:sz w:val="27"/>
+          <w:szCs w:val="27"/>
+          <w:lang w:eastAsia="en-IN"/>
+          <w14:ligatures w14:val="none"/>
+        </w:rPr>
+        <w:t xml:space="preserve"> </w:t>
+      </w:r>
+      <w:r>
+        <w:rPr>
+          <w:rFonts w:ascii="Consolas" w:eastAsia="Times New Roman" w:hAnsi="Consolas" w:cs="Times New Roman"/>
+          <w:color w:val="795E26"/>
+          <w:kern w:val="0"/>
+          <w:sz w:val="27"/>
+          <w:szCs w:val="27"/>
+          <w:lang w:eastAsia="en-IN"/>
+          <w14:ligatures w14:val="none"/>
+        </w:rPr>
+        <w:t>&lt;&lt;</w:t>
+      </w:r>
+      <w:r>
+        <w:rPr>
+          <w:rFonts w:ascii="Consolas" w:eastAsia="Times New Roman" w:hAnsi="Consolas" w:cs="Times New Roman"/>
+          <w:color w:val="000000"/>
+          <w:kern w:val="0"/>
+          <w:sz w:val="27"/>
+          <w:szCs w:val="27"/>
+          <w:lang w:eastAsia="en-IN"/>
+          <w14:ligatures w14:val="none"/>
+        </w:rPr>
+        <w:t xml:space="preserve"> </w:t>
+      </w:r>
+      <w:r>
+        <w:rPr>
+          <w:rFonts w:ascii="Consolas" w:eastAsia="Times New Roman" w:hAnsi="Consolas" w:cs="Times New Roman"/>
+          <w:color w:val="A31515"/>
+          <w:kern w:val="0"/>
+          <w:sz w:val="27"/>
+          <w:szCs w:val="27"/>
+          <w:lang w:eastAsia="en-IN"/>
+          <w14:ligatures w14:val="none"/>
+        </w:rPr>
+        <w:t xml:space="preserve">"Found 8 </w:t>
+      </w:r>
+      <w:proofErr w:type="gramStart"/>
+      <w:r>
+        <w:rPr>
+          <w:rFonts w:ascii="Consolas" w:eastAsia="Times New Roman" w:hAnsi="Consolas" w:cs="Times New Roman"/>
+          <w:color w:val="A31515"/>
+          <w:kern w:val="0"/>
+          <w:sz w:val="27"/>
+          <w:szCs w:val="27"/>
+          <w:lang w:eastAsia="en-IN"/>
+          <w14:ligatures w14:val="none"/>
+        </w:rPr>
+        <w:t>at :</w:t>
+      </w:r>
       <w:proofErr w:type="gramEnd"/>
       <w:r>
         <w:rPr>
           <w:rFonts w:ascii="Consolas" w:eastAsia="Times New Roman" w:hAnsi="Consolas" w:cs="Times New Roman"/>
-          <w:color w:val="098658"/>
-          <w:kern w:val="0"/>
-          <w:sz w:val="27"/>
-          <w:szCs w:val="27"/>
-          <w:lang w:eastAsia="en-IN"/>
-          <w14:ligatures w14:val="none"/>
-        </w:rPr>
-        <w:t>2</w:t>
-      </w:r>
-      <w:r>
-        <w:rPr>
-          <w:rFonts w:ascii="Consolas" w:eastAsia="Times New Roman" w:hAnsi="Consolas" w:cs="Times New Roman"/>
-          <w:color w:val="000000"/>
-          <w:kern w:val="0"/>
-          <w:sz w:val="27"/>
-          <w:szCs w:val="27"/>
-          <w:lang w:eastAsia="en-IN"/>
-          <w14:ligatures w14:val="none"/>
-        </w:rPr>
-        <w:t xml:space="preserve">, </w:t>
-      </w:r>
-      <w:r>
-        <w:rPr>
-          <w:rFonts w:ascii="Consolas" w:eastAsia="Times New Roman" w:hAnsi="Consolas" w:cs="Times New Roman"/>
-          <w:color w:val="098658"/>
-          <w:kern w:val="0"/>
-          <w:sz w:val="27"/>
-          <w:szCs w:val="27"/>
-          <w:lang w:eastAsia="en-IN"/>
-          <w14:ligatures w14:val="none"/>
-        </w:rPr>
-        <w:t>0</w:t>
-      </w:r>
-      <w:r>
-        <w:rPr>
-          <w:rFonts w:ascii="Consolas" w:eastAsia="Times New Roman" w:hAnsi="Consolas" w:cs="Times New Roman"/>
-          <w:color w:val="000000"/>
-          <w:kern w:val="0"/>
-          <w:sz w:val="27"/>
-          <w:szCs w:val="27"/>
-          <w:lang w:eastAsia="en-IN"/>
-          <w14:ligatures w14:val="none"/>
-        </w:rPr>
-        <w:t xml:space="preserve">, </w:t>
-      </w:r>
-      <w:r>
-        <w:rPr>
-          <w:rFonts w:ascii="Consolas" w:eastAsia="Times New Roman" w:hAnsi="Consolas" w:cs="Times New Roman"/>
-          <w:color w:val="098658"/>
-          <w:kern w:val="0"/>
-          <w:sz w:val="27"/>
-          <w:szCs w:val="27"/>
-          <w:lang w:eastAsia="en-IN"/>
-          <w14:ligatures w14:val="none"/>
-        </w:rPr>
-        <w:t>6</w:t>
-      </w:r>
-      <w:r>
-        <w:rPr>
-          <w:rFonts w:ascii="Consolas" w:eastAsia="Times New Roman" w:hAnsi="Consolas" w:cs="Times New Roman"/>
-          <w:color w:val="000000"/>
-          <w:kern w:val="0"/>
-          <w:sz w:val="27"/>
-          <w:szCs w:val="27"/>
-          <w:lang w:eastAsia="en-IN"/>
-          <w14:ligatures w14:val="none"/>
-        </w:rPr>
-        <w:t xml:space="preserve">, </w:t>
-      </w:r>
-      <w:r>
-        <w:rPr>
-          <w:rFonts w:ascii="Consolas" w:eastAsia="Times New Roman" w:hAnsi="Consolas" w:cs="Times New Roman"/>
-          <w:color w:val="001080"/>
-          <w:kern w:val="0"/>
-          <w:sz w:val="27"/>
-          <w:szCs w:val="27"/>
-          <w:lang w:eastAsia="en-IN"/>
-          <w14:ligatures w14:val="none"/>
-        </w:rPr>
-        <w:t>array</w:t>
-      </w:r>
-      <w:r>
-        <w:rPr>
-          <w:rFonts w:ascii="Consolas" w:eastAsia="Times New Roman" w:hAnsi="Consolas" w:cs="Times New Roman"/>
-          <w:color w:val="000000"/>
-          <w:kern w:val="0"/>
-          <w:sz w:val="27"/>
-          <w:szCs w:val="27"/>
-          <w:lang w:eastAsia="en-IN"/>
-          <w14:ligatures w14:val="none"/>
-        </w:rPr>
-        <w:t xml:space="preserve">, </w:t>
-      </w:r>
-      <w:r>
-        <w:rPr>
-          <w:rFonts w:ascii="Consolas" w:eastAsia="Times New Roman" w:hAnsi="Consolas" w:cs="Times New Roman"/>
-          <w:color w:val="098658"/>
-          <w:kern w:val="0"/>
-          <w:sz w:val="27"/>
-          <w:szCs w:val="27"/>
-          <w:lang w:eastAsia="en-IN"/>
-          <w14:ligatures w14:val="none"/>
-        </w:rPr>
-        <w:t>7</w:t>
-      </w:r>
-      <w:r>
-        <w:rPr>
-          <w:rFonts w:ascii="Consolas" w:eastAsia="Times New Roman" w:hAnsi="Consolas" w:cs="Times New Roman"/>
-          <w:color w:val="000000"/>
-          <w:kern w:val="0"/>
-          <w:sz w:val="27"/>
-          <w:szCs w:val="27"/>
-          <w:lang w:eastAsia="en-IN"/>
-          <w14:ligatures w14:val="none"/>
-        </w:rPr>
-        <w:t xml:space="preserve">) </w:t>
+          <w:color w:val="A31515"/>
+          <w:kern w:val="0"/>
+          <w:sz w:val="27"/>
+          <w:szCs w:val="27"/>
+          <w:lang w:eastAsia="en-IN"/>
+          <w14:ligatures w14:val="none"/>
+        </w:rPr>
+        <w:t xml:space="preserve"> "</w:t>
+      </w:r>
+      <w:r>
+        <w:rPr>
+          <w:rFonts w:ascii="Consolas" w:eastAsia="Times New Roman" w:hAnsi="Consolas" w:cs="Times New Roman"/>
+          <w:color w:val="000000"/>
+          <w:kern w:val="0"/>
+          <w:sz w:val="27"/>
+          <w:szCs w:val="27"/>
+          <w:lang w:eastAsia="en-IN"/>
+          <w14:ligatures w14:val="none"/>
+        </w:rPr>
+        <w:t xml:space="preserve"> </w:t>
       </w:r>
       <w:r>
         <w:rPr>
@@ -9781,107 +11500,6 @@
       <w:r>
         <w:rPr>
           <w:rFonts w:ascii="Consolas" w:eastAsia="Times New Roman" w:hAnsi="Consolas" w:cs="Times New Roman"/>
-          <w:color w:val="A31515"/>
-          <w:kern w:val="0"/>
-          <w:sz w:val="27"/>
-          <w:szCs w:val="27"/>
-          <w:lang w:eastAsia="en-IN"/>
-          <w14:ligatures w14:val="none"/>
-        </w:rPr>
-        <w:t>"</w:t>
-      </w:r>
-      <w:r>
-        <w:rPr>
-          <w:rFonts w:ascii="Consolas" w:eastAsia="Times New Roman" w:hAnsi="Consolas" w:cs="Times New Roman"/>
-          <w:color w:val="EE0000"/>
-          <w:kern w:val="0"/>
-          <w:sz w:val="27"/>
-          <w:szCs w:val="27"/>
-          <w:lang w:eastAsia="en-IN"/>
-          <w14:ligatures w14:val="none"/>
-        </w:rPr>
-        <w:t>\n</w:t>
-      </w:r>
-      <w:r>
-        <w:rPr>
-          <w:rFonts w:ascii="Consolas" w:eastAsia="Times New Roman" w:hAnsi="Consolas" w:cs="Times New Roman"/>
-          <w:color w:val="A31515"/>
-          <w:kern w:val="0"/>
-          <w:sz w:val="27"/>
-          <w:szCs w:val="27"/>
-          <w:lang w:eastAsia="en-IN"/>
-          <w14:ligatures w14:val="none"/>
-        </w:rPr>
-        <w:t>"</w:t>
-      </w:r>
-      <w:r>
-        <w:rPr>
-          <w:rFonts w:ascii="Consolas" w:eastAsia="Times New Roman" w:hAnsi="Consolas" w:cs="Times New Roman"/>
-          <w:color w:val="000000"/>
-          <w:kern w:val="0"/>
-          <w:sz w:val="27"/>
-          <w:szCs w:val="27"/>
-          <w:lang w:eastAsia="en-IN"/>
-          <w14:ligatures w14:val="none"/>
-        </w:rPr>
-        <w:t>;</w:t>
-      </w:r>
-    </w:p>
-    <w:p>
-      <w:pPr>
-        <w:shd w:val="clear" w:color="auto" w:fill="FFFFFF"/>
-        <w:spacing w:after="0" w:line="360" w:lineRule="atLeast"/>
-        <w:rPr>
-          <w:rFonts w:ascii="Consolas" w:eastAsia="Times New Roman" w:hAnsi="Consolas" w:cs="Times New Roman"/>
-          <w:color w:val="000000"/>
-          <w:kern w:val="0"/>
-          <w:sz w:val="27"/>
-          <w:szCs w:val="27"/>
-          <w:lang w:eastAsia="en-IN"/>
-          <w14:ligatures w14:val="none"/>
-        </w:rPr>
-      </w:pPr>
-      <w:r>
-        <w:rPr>
-          <w:rFonts w:ascii="Consolas" w:eastAsia="Times New Roman" w:hAnsi="Consolas" w:cs="Times New Roman"/>
-          <w:color w:val="000000"/>
-          <w:kern w:val="0"/>
-          <w:sz w:val="27"/>
-          <w:szCs w:val="27"/>
-          <w:lang w:eastAsia="en-IN"/>
-          <w14:ligatures w14:val="none"/>
-        </w:rPr>
-        <w:t xml:space="preserve">    </w:t>
-      </w:r>
-      <w:proofErr w:type="spellStart"/>
-      <w:r>
-        <w:rPr>
-          <w:rFonts w:ascii="Consolas" w:eastAsia="Times New Roman" w:hAnsi="Consolas" w:cs="Times New Roman"/>
-          <w:color w:val="001080"/>
-          <w:kern w:val="0"/>
-          <w:sz w:val="27"/>
-          <w:szCs w:val="27"/>
-          <w:lang w:eastAsia="en-IN"/>
-          <w14:ligatures w14:val="none"/>
-        </w:rPr>
-        <w:t>cout</w:t>
-      </w:r>
-      <w:proofErr w:type="spellEnd"/>
-      <w:r>
-        <w:rPr>
-          <w:rFonts w:ascii="Consolas" w:eastAsia="Times New Roman" w:hAnsi="Consolas" w:cs="Times New Roman"/>
-          <w:color w:val="000000"/>
-          <w:kern w:val="0"/>
-          <w:sz w:val="27"/>
-          <w:szCs w:val="27"/>
-          <w:lang w:eastAsia="en-IN"/>
-          <w14:ligatures w14:val="none"/>
-        </w:rPr>
-        <w:t xml:space="preserve"> </w:t>
-      </w:r>
-      <w:r>
-        <w:rPr>
-          <w:rFonts w:ascii="Consolas" w:eastAsia="Times New Roman" w:hAnsi="Consolas" w:cs="Times New Roman"/>
           <w:color w:val="795E26"/>
           <w:kern w:val="0"/>
           <w:sz w:val="27"/>
@@ -9889,105 +11507,6 @@
           <w:lang w:eastAsia="en-IN"/>
           <w14:ligatures w14:val="none"/>
         </w:rPr>
-        <w:t>&lt;&lt;</w:t>
-      </w:r>
-      <w:r>
-        <w:rPr>
-          <w:rFonts w:ascii="Consolas" w:eastAsia="Times New Roman" w:hAnsi="Consolas" w:cs="Times New Roman"/>
-          <w:color w:val="000000"/>
-          <w:kern w:val="0"/>
-          <w:sz w:val="27"/>
-          <w:szCs w:val="27"/>
-          <w:lang w:eastAsia="en-IN"/>
-          <w14:ligatures w14:val="none"/>
-        </w:rPr>
-        <w:t xml:space="preserve"> </w:t>
-      </w:r>
-      <w:r>
-        <w:rPr>
-          <w:rFonts w:ascii="Consolas" w:eastAsia="Times New Roman" w:hAnsi="Consolas" w:cs="Times New Roman"/>
-          <w:color w:val="A31515"/>
-          <w:kern w:val="0"/>
-          <w:sz w:val="27"/>
-          <w:szCs w:val="27"/>
-          <w:lang w:eastAsia="en-IN"/>
-          <w14:ligatures w14:val="none"/>
-        </w:rPr>
-        <w:t xml:space="preserve">"Found 6 </w:t>
-      </w:r>
-      <w:proofErr w:type="gramStart"/>
-      <w:r>
-        <w:rPr>
-          <w:rFonts w:ascii="Consolas" w:eastAsia="Times New Roman" w:hAnsi="Consolas" w:cs="Times New Roman"/>
-          <w:color w:val="A31515"/>
-          <w:kern w:val="0"/>
-          <w:sz w:val="27"/>
-          <w:szCs w:val="27"/>
-          <w:lang w:eastAsia="en-IN"/>
-          <w14:ligatures w14:val="none"/>
-        </w:rPr>
-        <w:t>at :</w:t>
-      </w:r>
-      <w:proofErr w:type="gramEnd"/>
-      <w:r>
-        <w:rPr>
-          <w:rFonts w:ascii="Consolas" w:eastAsia="Times New Roman" w:hAnsi="Consolas" w:cs="Times New Roman"/>
-          <w:color w:val="A31515"/>
-          <w:kern w:val="0"/>
-          <w:sz w:val="27"/>
-          <w:szCs w:val="27"/>
-          <w:lang w:eastAsia="en-IN"/>
-          <w14:ligatures w14:val="none"/>
-        </w:rPr>
-        <w:t xml:space="preserve"> "</w:t>
-      </w:r>
-      <w:r>
-        <w:rPr>
-          <w:rFonts w:ascii="Consolas" w:eastAsia="Times New Roman" w:hAnsi="Consolas" w:cs="Times New Roman"/>
-          <w:color w:val="000000"/>
-          <w:kern w:val="0"/>
-          <w:sz w:val="27"/>
-          <w:szCs w:val="27"/>
-          <w:lang w:eastAsia="en-IN"/>
-          <w14:ligatures w14:val="none"/>
-        </w:rPr>
-        <w:t xml:space="preserve"> </w:t>
-      </w:r>
-      <w:r>
-        <w:rPr>
-          <w:rFonts w:ascii="Consolas" w:eastAsia="Times New Roman" w:hAnsi="Consolas" w:cs="Times New Roman"/>
-          <w:color w:val="795E26"/>
-          <w:kern w:val="0"/>
-          <w:sz w:val="27"/>
-          <w:szCs w:val="27"/>
-          <w:lang w:eastAsia="en-IN"/>
-          <w14:ligatures w14:val="none"/>
-        </w:rPr>
-        <w:t>&lt;&lt;</w:t>
-      </w:r>
-      <w:r>
-        <w:rPr>
-          <w:rFonts w:ascii="Consolas" w:eastAsia="Times New Roman" w:hAnsi="Consolas" w:cs="Times New Roman"/>
-          <w:color w:val="000000"/>
-          <w:kern w:val="0"/>
-          <w:sz w:val="27"/>
-          <w:szCs w:val="27"/>
-          <w:lang w:eastAsia="en-IN"/>
-          <w14:ligatures w14:val="none"/>
-        </w:rPr>
-        <w:t xml:space="preserve"> </w:t>
-      </w:r>
-      <w:proofErr w:type="gramStart"/>
-      <w:r>
-        <w:rPr>
-          <w:rFonts w:ascii="Consolas" w:eastAsia="Times New Roman" w:hAnsi="Consolas" w:cs="Times New Roman"/>
-          <w:color w:val="795E26"/>
-          <w:kern w:val="0"/>
-          <w:sz w:val="27"/>
-          <w:szCs w:val="27"/>
-          <w:lang w:eastAsia="en-IN"/>
-          <w14:ligatures w14:val="none"/>
-        </w:rPr>
         <w:t>search</w:t>
       </w:r>
       <w:r>
@@ -10002,376 +11521,6 @@
         </w:rPr>
         <w:t>(</w:t>
       </w:r>
-      <w:proofErr w:type="gramEnd"/>
-      <w:r>
-        <w:rPr>
-          <w:rFonts w:ascii="Consolas" w:eastAsia="Times New Roman" w:hAnsi="Consolas" w:cs="Times New Roman"/>
-          <w:color w:val="098658"/>
-          <w:kern w:val="0"/>
-          <w:sz w:val="27"/>
-          <w:szCs w:val="27"/>
-          <w:lang w:eastAsia="en-IN"/>
-          <w14:ligatures w14:val="none"/>
-        </w:rPr>
-        <w:t>6</w:t>
-      </w:r>
-      <w:r>
-        <w:rPr>
-          <w:rFonts w:ascii="Consolas" w:eastAsia="Times New Roman" w:hAnsi="Consolas" w:cs="Times New Roman"/>
-          <w:color w:val="000000"/>
-          <w:kern w:val="0"/>
-          <w:sz w:val="27"/>
-          <w:szCs w:val="27"/>
-          <w:lang w:eastAsia="en-IN"/>
-          <w14:ligatures w14:val="none"/>
-        </w:rPr>
-        <w:t xml:space="preserve">, </w:t>
-      </w:r>
-      <w:r>
-        <w:rPr>
-          <w:rFonts w:ascii="Consolas" w:eastAsia="Times New Roman" w:hAnsi="Consolas" w:cs="Times New Roman"/>
-          <w:color w:val="098658"/>
-          <w:kern w:val="0"/>
-          <w:sz w:val="27"/>
-          <w:szCs w:val="27"/>
-          <w:lang w:eastAsia="en-IN"/>
-          <w14:ligatures w14:val="none"/>
-        </w:rPr>
-        <w:t>0</w:t>
-      </w:r>
-      <w:r>
-        <w:rPr>
-          <w:rFonts w:ascii="Consolas" w:eastAsia="Times New Roman" w:hAnsi="Consolas" w:cs="Times New Roman"/>
-          <w:color w:val="000000"/>
-          <w:kern w:val="0"/>
-          <w:sz w:val="27"/>
-          <w:szCs w:val="27"/>
-          <w:lang w:eastAsia="en-IN"/>
-          <w14:ligatures w14:val="none"/>
-        </w:rPr>
-        <w:t xml:space="preserve">, </w:t>
-      </w:r>
-      <w:r>
-        <w:rPr>
-          <w:rFonts w:ascii="Consolas" w:eastAsia="Times New Roman" w:hAnsi="Consolas" w:cs="Times New Roman"/>
-          <w:color w:val="098658"/>
-          <w:kern w:val="0"/>
-          <w:sz w:val="27"/>
-          <w:szCs w:val="27"/>
-          <w:lang w:eastAsia="en-IN"/>
-          <w14:ligatures w14:val="none"/>
-        </w:rPr>
-        <w:t>6</w:t>
-      </w:r>
-      <w:r>
-        <w:rPr>
-          <w:rFonts w:ascii="Consolas" w:eastAsia="Times New Roman" w:hAnsi="Consolas" w:cs="Times New Roman"/>
-          <w:color w:val="000000"/>
-          <w:kern w:val="0"/>
-          <w:sz w:val="27"/>
-          <w:szCs w:val="27"/>
-          <w:lang w:eastAsia="en-IN"/>
-          <w14:ligatures w14:val="none"/>
-        </w:rPr>
-        <w:t xml:space="preserve">, </w:t>
-      </w:r>
-      <w:r>
-        <w:rPr>
-          <w:rFonts w:ascii="Consolas" w:eastAsia="Times New Roman" w:hAnsi="Consolas" w:cs="Times New Roman"/>
-          <w:color w:val="001080"/>
-          <w:kern w:val="0"/>
-          <w:sz w:val="27"/>
-          <w:szCs w:val="27"/>
-          <w:lang w:eastAsia="en-IN"/>
-          <w14:ligatures w14:val="none"/>
-        </w:rPr>
-        <w:t>array</w:t>
-      </w:r>
-      <w:r>
-        <w:rPr>
-          <w:rFonts w:ascii="Consolas" w:eastAsia="Times New Roman" w:hAnsi="Consolas" w:cs="Times New Roman"/>
-          <w:color w:val="000000"/>
-          <w:kern w:val="0"/>
-          <w:sz w:val="27"/>
-          <w:szCs w:val="27"/>
-          <w:lang w:eastAsia="en-IN"/>
-          <w14:ligatures w14:val="none"/>
-        </w:rPr>
-        <w:t xml:space="preserve">, </w:t>
-      </w:r>
-      <w:r>
-        <w:rPr>
-          <w:rFonts w:ascii="Consolas" w:eastAsia="Times New Roman" w:hAnsi="Consolas" w:cs="Times New Roman"/>
-          <w:color w:val="098658"/>
-          <w:kern w:val="0"/>
-          <w:sz w:val="27"/>
-          <w:szCs w:val="27"/>
-          <w:lang w:eastAsia="en-IN"/>
-          <w14:ligatures w14:val="none"/>
-        </w:rPr>
-        <w:t>7</w:t>
-      </w:r>
-      <w:r>
-        <w:rPr>
-          <w:rFonts w:ascii="Consolas" w:eastAsia="Times New Roman" w:hAnsi="Consolas" w:cs="Times New Roman"/>
-          <w:color w:val="000000"/>
-          <w:kern w:val="0"/>
-          <w:sz w:val="27"/>
-          <w:szCs w:val="27"/>
-          <w:lang w:eastAsia="en-IN"/>
-          <w14:ligatures w14:val="none"/>
-        </w:rPr>
-        <w:t xml:space="preserve">) </w:t>
-      </w:r>
-      <w:r>
-        <w:rPr>
-          <w:rFonts w:ascii="Consolas" w:eastAsia="Times New Roman" w:hAnsi="Consolas" w:cs="Times New Roman"/>
-          <w:color w:val="795E26"/>
-          <w:kern w:val="0"/>
-          <w:sz w:val="27"/>
-          <w:szCs w:val="27"/>
-          <w:lang w:eastAsia="en-IN"/>
-          <w14:ligatures w14:val="none"/>
-        </w:rPr>
-        <w:t>&lt;&lt;</w:t>
-      </w:r>
-      <w:r>
-        <w:rPr>
-          <w:rFonts w:ascii="Consolas" w:eastAsia="Times New Roman" w:hAnsi="Consolas" w:cs="Times New Roman"/>
-          <w:color w:val="000000"/>
-          <w:kern w:val="0"/>
-          <w:sz w:val="27"/>
-          <w:szCs w:val="27"/>
-          <w:lang w:eastAsia="en-IN"/>
-          <w14:ligatures w14:val="none"/>
-        </w:rPr>
-        <w:t xml:space="preserve"> </w:t>
-      </w:r>
-      <w:r>
-        <w:rPr>
-          <w:rFonts w:ascii="Consolas" w:eastAsia="Times New Roman" w:hAnsi="Consolas" w:cs="Times New Roman"/>
-          <w:color w:val="A31515"/>
-          <w:kern w:val="0"/>
-          <w:sz w:val="27"/>
-          <w:szCs w:val="27"/>
-          <w:lang w:eastAsia="en-IN"/>
-          <w14:ligatures w14:val="none"/>
-        </w:rPr>
-        <w:t>"</w:t>
-      </w:r>
-      <w:r>
-        <w:rPr>
-          <w:rFonts w:ascii="Consolas" w:eastAsia="Times New Roman" w:hAnsi="Consolas" w:cs="Times New Roman"/>
-          <w:color w:val="EE0000"/>
-          <w:kern w:val="0"/>
-          <w:sz w:val="27"/>
-          <w:szCs w:val="27"/>
-          <w:lang w:eastAsia="en-IN"/>
-          <w14:ligatures w14:val="none"/>
-        </w:rPr>
-        <w:t>\n</w:t>
-      </w:r>
-      <w:r>
-        <w:rPr>
-          <w:rFonts w:ascii="Consolas" w:eastAsia="Times New Roman" w:hAnsi="Consolas" w:cs="Times New Roman"/>
-          <w:color w:val="A31515"/>
-          <w:kern w:val="0"/>
-          <w:sz w:val="27"/>
-          <w:szCs w:val="27"/>
-          <w:lang w:eastAsia="en-IN"/>
-          <w14:ligatures w14:val="none"/>
-        </w:rPr>
-        <w:t>"</w:t>
-      </w:r>
-      <w:r>
-        <w:rPr>
-          <w:rFonts w:ascii="Consolas" w:eastAsia="Times New Roman" w:hAnsi="Consolas" w:cs="Times New Roman"/>
-          <w:color w:val="000000"/>
-          <w:kern w:val="0"/>
-          <w:sz w:val="27"/>
-          <w:szCs w:val="27"/>
-          <w:lang w:eastAsia="en-IN"/>
-          <w14:ligatures w14:val="none"/>
-        </w:rPr>
-        <w:t>;</w:t>
-      </w:r>
-    </w:p>
-    <w:p>
-      <w:pPr>
-        <w:shd w:val="clear" w:color="auto" w:fill="FFFFFF"/>
-        <w:spacing w:after="0" w:line="360" w:lineRule="atLeast"/>
-        <w:rPr>
-          <w:rFonts w:ascii="Consolas" w:eastAsia="Times New Roman" w:hAnsi="Consolas" w:cs="Times New Roman"/>
-          <w:color w:val="000000"/>
-          <w:kern w:val="0"/>
-          <w:sz w:val="27"/>
-          <w:szCs w:val="27"/>
-          <w:lang w:eastAsia="en-IN"/>
-          <w14:ligatures w14:val="none"/>
-        </w:rPr>
-      </w:pPr>
-      <w:r>
-        <w:rPr>
-          <w:rFonts w:ascii="Consolas" w:eastAsia="Times New Roman" w:hAnsi="Consolas" w:cs="Times New Roman"/>
-          <w:color w:val="000000"/>
-          <w:kern w:val="0"/>
-          <w:sz w:val="27"/>
-          <w:szCs w:val="27"/>
-          <w:lang w:eastAsia="en-IN"/>
-          <w14:ligatures w14:val="none"/>
-        </w:rPr>
-        <w:t xml:space="preserve">    </w:t>
-      </w:r>
-      <w:proofErr w:type="spellStart"/>
-      <w:r>
-        <w:rPr>
-          <w:rFonts w:ascii="Consolas" w:eastAsia="Times New Roman" w:hAnsi="Consolas" w:cs="Times New Roman"/>
-          <w:color w:val="001080"/>
-          <w:kern w:val="0"/>
-          <w:sz w:val="27"/>
-          <w:szCs w:val="27"/>
-          <w:lang w:eastAsia="en-IN"/>
-          <w14:ligatures w14:val="none"/>
-        </w:rPr>
-        <w:t>cout</w:t>
-      </w:r>
-      <w:proofErr w:type="spellEnd"/>
-      <w:r>
-        <w:rPr>
-          <w:rFonts w:ascii="Consolas" w:eastAsia="Times New Roman" w:hAnsi="Consolas" w:cs="Times New Roman"/>
-          <w:color w:val="000000"/>
-          <w:kern w:val="0"/>
-          <w:sz w:val="27"/>
-          <w:szCs w:val="27"/>
-          <w:lang w:eastAsia="en-IN"/>
-          <w14:ligatures w14:val="none"/>
-        </w:rPr>
-        <w:t xml:space="preserve"> </w:t>
-      </w:r>
-      <w:r>
-        <w:rPr>
-          <w:rFonts w:ascii="Consolas" w:eastAsia="Times New Roman" w:hAnsi="Consolas" w:cs="Times New Roman"/>
-          <w:color w:val="795E26"/>
-          <w:kern w:val="0"/>
-          <w:sz w:val="27"/>
-          <w:szCs w:val="27"/>
-          <w:lang w:eastAsia="en-IN"/>
-          <w14:ligatures w14:val="none"/>
-        </w:rPr>
-        <w:t>&lt;&lt;</w:t>
-      </w:r>
-      <w:r>
-        <w:rPr>
-          <w:rFonts w:ascii="Consolas" w:eastAsia="Times New Roman" w:hAnsi="Consolas" w:cs="Times New Roman"/>
-          <w:color w:val="000000"/>
-          <w:kern w:val="0"/>
-          <w:sz w:val="27"/>
-          <w:szCs w:val="27"/>
-          <w:lang w:eastAsia="en-IN"/>
-          <w14:ligatures w14:val="none"/>
-        </w:rPr>
-        <w:t xml:space="preserve"> </w:t>
-      </w:r>
-      <w:r>
-        <w:rPr>
-          <w:rFonts w:ascii="Consolas" w:eastAsia="Times New Roman" w:hAnsi="Consolas" w:cs="Times New Roman"/>
-          <w:color w:val="A31515"/>
-          <w:kern w:val="0"/>
-          <w:sz w:val="27"/>
-          <w:szCs w:val="27"/>
-          <w:lang w:eastAsia="en-IN"/>
-          <w14:ligatures w14:val="none"/>
-        </w:rPr>
-        <w:t xml:space="preserve">"Found 8 </w:t>
-      </w:r>
-      <w:proofErr w:type="gramStart"/>
-      <w:r>
-        <w:rPr>
-          <w:rFonts w:ascii="Consolas" w:eastAsia="Times New Roman" w:hAnsi="Consolas" w:cs="Times New Roman"/>
-          <w:color w:val="A31515"/>
-          <w:kern w:val="0"/>
-          <w:sz w:val="27"/>
-          <w:szCs w:val="27"/>
-          <w:lang w:eastAsia="en-IN"/>
-          <w14:ligatures w14:val="none"/>
-        </w:rPr>
-        <w:t>at :</w:t>
-      </w:r>
-      <w:proofErr w:type="gramEnd"/>
-      <w:r>
-        <w:rPr>
-          <w:rFonts w:ascii="Consolas" w:eastAsia="Times New Roman" w:hAnsi="Consolas" w:cs="Times New Roman"/>
-          <w:color w:val="A31515"/>
-          <w:kern w:val="0"/>
-          <w:sz w:val="27"/>
-          <w:szCs w:val="27"/>
-          <w:lang w:eastAsia="en-IN"/>
-          <w14:ligatures w14:val="none"/>
-        </w:rPr>
-        <w:t xml:space="preserve"> "</w:t>
-      </w:r>
-      <w:r>
-        <w:rPr>
-          <w:rFonts w:ascii="Consolas" w:eastAsia="Times New Roman" w:hAnsi="Consolas" w:cs="Times New Roman"/>
-          <w:color w:val="000000"/>
-          <w:kern w:val="0"/>
-          <w:sz w:val="27"/>
-          <w:szCs w:val="27"/>
-          <w:lang w:eastAsia="en-IN"/>
-          <w14:ligatures w14:val="none"/>
-        </w:rPr>
-        <w:t xml:space="preserve"> </w:t>
-      </w:r>
-      <w:r>
-        <w:rPr>
-          <w:rFonts w:ascii="Consolas" w:eastAsia="Times New Roman" w:hAnsi="Consolas" w:cs="Times New Roman"/>
-          <w:color w:val="795E26"/>
-          <w:kern w:val="0"/>
-          <w:sz w:val="27"/>
-          <w:szCs w:val="27"/>
-          <w:lang w:eastAsia="en-IN"/>
-          <w14:ligatures w14:val="none"/>
-        </w:rPr>
-        <w:t>&lt;&lt;</w:t>
-      </w:r>
-      <w:r>
-        <w:rPr>
-          <w:rFonts w:ascii="Consolas" w:eastAsia="Times New Roman" w:hAnsi="Consolas" w:cs="Times New Roman"/>
-          <w:color w:val="000000"/>
-          <w:kern w:val="0"/>
-          <w:sz w:val="27"/>
-          <w:szCs w:val="27"/>
-          <w:lang w:eastAsia="en-IN"/>
-          <w14:ligatures w14:val="none"/>
-        </w:rPr>
-        <w:t xml:space="preserve"> </w:t>
-      </w:r>
-      <w:proofErr w:type="gramStart"/>
-      <w:r>
-        <w:rPr>
-          <w:rFonts w:ascii="Consolas" w:eastAsia="Times New Roman" w:hAnsi="Consolas" w:cs="Times New Roman"/>
-          <w:color w:val="795E26"/>
-          <w:kern w:val="0"/>
-          <w:sz w:val="27"/>
-          <w:szCs w:val="27"/>
-          <w:lang w:eastAsia="en-IN"/>
-          <w14:ligatures w14:val="none"/>
-        </w:rPr>
-        <w:t>search</w:t>
-      </w:r>
-      <w:r>
-        <w:rPr>
-          <w:rFonts w:ascii="Consolas" w:eastAsia="Times New Roman" w:hAnsi="Consolas" w:cs="Times New Roman"/>
-          <w:color w:val="000000"/>
-          <w:kern w:val="0"/>
-          <w:sz w:val="27"/>
-          <w:szCs w:val="27"/>
-          <w:lang w:eastAsia="en-IN"/>
-          <w14:ligatures w14:val="none"/>
-        </w:rPr>
-        <w:t>(</w:t>
-      </w:r>
-      <w:proofErr w:type="gramEnd"/>
       <w:r>
         <w:rPr>
           <w:rFonts w:ascii="Consolas" w:eastAsia="Times New Roman" w:hAnsi="Consolas" w:cs="Times New Roman"/>
@@ -10639,7 +11788,7 @@
                     <pic:cNvPicPr/>
                   </pic:nvPicPr>
                   <pic:blipFill>
-                    <a:blip r:embed="rId7"/>
+                    <a:blip r:embed="rId9"/>
                     <a:stretch>
                       <a:fillRect/>
                     </a:stretch>
@@ -12341,7 +13490,7 @@
                     <pic:cNvPicPr/>
                   </pic:nvPicPr>
                   <pic:blipFill>
-                    <a:blip r:embed="rId8"/>
+                    <a:blip r:embed="rId10"/>
                     <a:stretch>
                       <a:fillRect/>
                     </a:stretch>
@@ -14993,7 +16142,7 @@
                     <pic:cNvPicPr/>
                   </pic:nvPicPr>
                   <pic:blipFill>
-                    <a:blip r:embed="rId9"/>
+                    <a:blip r:embed="rId11"/>
                     <a:stretch>
                       <a:fillRect/>
                     </a:stretch>
@@ -18293,7 +19442,7 @@
                     <pic:cNvPicPr/>
                   </pic:nvPicPr>
                   <pic:blipFill>
-                    <a:blip r:embed="rId10"/>
+                    <a:blip r:embed="rId12"/>
                     <a:stretch>
                       <a:fillRect/>
                     </a:stretch>
@@ -25147,7 +26296,7 @@
                     <pic:cNvPicPr/>
                   </pic:nvPicPr>
                   <pic:blipFill>
-                    <a:blip r:embed="rId11"/>
+                    <a:blip r:embed="rId13"/>
                     <a:stretch>
                       <a:fillRect/>
                     </a:stretch>
@@ -26808,7 +27957,7 @@
                     <pic:cNvPicPr/>
                   </pic:nvPicPr>
                   <pic:blipFill>
-                    <a:blip r:embed="rId12"/>
+                    <a:blip r:embed="rId14"/>
                     <a:stretch>
                       <a:fillRect/>
                     </a:stretch>
@@ -31985,7 +33134,7 @@
                     <pic:cNvPicPr/>
                   </pic:nvPicPr>
                   <pic:blipFill>
-                    <a:blip r:embed="rId13"/>
+                    <a:blip r:embed="rId15"/>
                     <a:stretch>
                       <a:fillRect/>
                     </a:stretch>
@@ -35143,7 +36292,7 @@
                     <pic:cNvPicPr/>
                   </pic:nvPicPr>
                   <pic:blipFill>
-                    <a:blip r:embed="rId14"/>
+                    <a:blip r:embed="rId16"/>
                     <a:stretch>
                       <a:fillRect/>
                     </a:stretch>
@@ -35662,22 +36811,8 @@
           <w:lang w:eastAsia="en-IN"/>
           <w14:ligatures w14:val="none"/>
         </w:rPr>
-        <w:t xml:space="preserve">, </w:t>
-      </w:r>
-      <w:proofErr w:type="gramStart"/>
-      <w:r>
-        <w:rPr>
-          <w:rFonts w:ascii="Consolas" w:eastAsia="Times New Roman" w:hAnsi="Consolas" w:cs="Times New Roman"/>
-          <w:color w:val="0000FF"/>
-          <w:kern w:val="0"/>
-          <w:sz w:val="27"/>
-          <w:szCs w:val="27"/>
-          <w:lang w:eastAsia="en-IN"/>
-          <w14:ligatures w14:val="none"/>
-        </w:rPr>
-        <w:t>y }</w:t>
-      </w:r>
-      <w:proofErr w:type="gramEnd"/>
+        <w:t>, y }</w:t>
+      </w:r>
     </w:p>
     <w:p>
       <w:pPr>
@@ -38024,6 +39159,177 @@
         </w:rPr>
         <w:t xml:space="preserve">, </w:t>
       </w:r>
+      <w:r>
+        <w:rPr>
+          <w:rFonts w:ascii="Consolas" w:eastAsia="Times New Roman" w:hAnsi="Consolas" w:cs="Times New Roman"/>
+          <w:color w:val="0000FF"/>
+          <w:kern w:val="0"/>
+          <w:sz w:val="27"/>
+          <w:szCs w:val="27"/>
+          <w:lang w:eastAsia="en-IN"/>
+          <w14:ligatures w14:val="none"/>
+        </w:rPr>
+        <w:t>N</w:t>
+      </w:r>
+      <w:r>
+        <w:rPr>
+          <w:rFonts w:ascii="Consolas" w:eastAsia="Times New Roman" w:hAnsi="Consolas" w:cs="Times New Roman"/>
+          <w:color w:val="000000"/>
+          <w:kern w:val="0"/>
+          <w:sz w:val="27"/>
+          <w:szCs w:val="27"/>
+          <w:lang w:eastAsia="en-IN"/>
+          <w14:ligatures w14:val="none"/>
+        </w:rPr>
+        <w:t>(</w:t>
+      </w:r>
+      <w:r>
+        <w:rPr>
+          <w:rFonts w:ascii="Consolas" w:eastAsia="Times New Roman" w:hAnsi="Consolas" w:cs="Times New Roman"/>
+          <w:color w:val="098658"/>
+          <w:kern w:val="0"/>
+          <w:sz w:val="27"/>
+          <w:szCs w:val="27"/>
+          <w:lang w:eastAsia="en-IN"/>
+          <w14:ligatures w14:val="none"/>
+        </w:rPr>
+        <w:t>2</w:t>
+      </w:r>
+      <w:r>
+        <w:rPr>
+          <w:rFonts w:ascii="Consolas" w:eastAsia="Times New Roman" w:hAnsi="Consolas" w:cs="Times New Roman"/>
+          <w:color w:val="000000"/>
+          <w:kern w:val="0"/>
+          <w:sz w:val="27"/>
+          <w:szCs w:val="27"/>
+          <w:lang w:eastAsia="en-IN"/>
+          <w14:ligatures w14:val="none"/>
+        </w:rPr>
+        <w:t xml:space="preserve">, </w:t>
+      </w:r>
+      <w:r>
+        <w:rPr>
+          <w:rFonts w:ascii="Consolas" w:eastAsia="Times New Roman" w:hAnsi="Consolas" w:cs="Times New Roman"/>
+          <w:color w:val="0000FF"/>
+          <w:kern w:val="0"/>
+          <w:sz w:val="27"/>
+          <w:szCs w:val="27"/>
+          <w:lang w:eastAsia="en-IN"/>
+          <w14:ligatures w14:val="none"/>
+        </w:rPr>
+        <w:t>N</w:t>
+      </w:r>
+      <w:r>
+        <w:rPr>
+          <w:rFonts w:ascii="Consolas" w:eastAsia="Times New Roman" w:hAnsi="Consolas" w:cs="Times New Roman"/>
+          <w:color w:val="000000"/>
+          <w:kern w:val="0"/>
+          <w:sz w:val="27"/>
+          <w:szCs w:val="27"/>
+          <w:lang w:eastAsia="en-IN"/>
+          <w14:ligatures w14:val="none"/>
+        </w:rPr>
+        <w:t>(</w:t>
+      </w:r>
+      <w:r>
+        <w:rPr>
+          <w:rFonts w:ascii="Consolas" w:eastAsia="Times New Roman" w:hAnsi="Consolas" w:cs="Times New Roman"/>
+          <w:color w:val="098658"/>
+          <w:kern w:val="0"/>
+          <w:sz w:val="27"/>
+          <w:szCs w:val="27"/>
+          <w:lang w:eastAsia="en-IN"/>
+          <w14:ligatures w14:val="none"/>
+        </w:rPr>
+        <w:t>3</w:t>
+      </w:r>
+      <w:r>
+        <w:rPr>
+          <w:rFonts w:ascii="Consolas" w:eastAsia="Times New Roman" w:hAnsi="Consolas" w:cs="Times New Roman"/>
+          <w:color w:val="000000"/>
+          <w:kern w:val="0"/>
+          <w:sz w:val="27"/>
+          <w:szCs w:val="27"/>
+          <w:lang w:eastAsia="en-IN"/>
+          <w14:ligatures w14:val="none"/>
+        </w:rPr>
+        <w:t xml:space="preserve">, </w:t>
+      </w:r>
+      <w:r>
+        <w:rPr>
+          <w:rFonts w:ascii="Consolas" w:eastAsia="Times New Roman" w:hAnsi="Consolas" w:cs="Times New Roman"/>
+          <w:color w:val="0000FF"/>
+          <w:kern w:val="0"/>
+          <w:sz w:val="27"/>
+          <w:szCs w:val="27"/>
+          <w:lang w:eastAsia="en-IN"/>
+          <w14:ligatures w14:val="none"/>
+        </w:rPr>
+        <w:t>NULL</w:t>
+      </w:r>
+      <w:r>
+        <w:rPr>
+          <w:rFonts w:ascii="Consolas" w:eastAsia="Times New Roman" w:hAnsi="Consolas" w:cs="Times New Roman"/>
+          <w:color w:val="000000"/>
+          <w:kern w:val="0"/>
+          <w:sz w:val="27"/>
+          <w:szCs w:val="27"/>
+          <w:lang w:eastAsia="en-IN"/>
+          <w14:ligatures w14:val="none"/>
+        </w:rPr>
+        <w:t>)));</w:t>
+      </w:r>
+    </w:p>
+    <w:p>
+      <w:pPr>
+        <w:shd w:val="clear" w:color="auto" w:fill="FFFFFF"/>
+        <w:spacing w:after="0" w:line="360" w:lineRule="atLeast"/>
+        <w:rPr>
+          <w:rFonts w:ascii="Consolas" w:eastAsia="Times New Roman" w:hAnsi="Consolas" w:cs="Times New Roman"/>
+          <w:color w:val="000000"/>
+          <w:kern w:val="0"/>
+          <w:sz w:val="27"/>
+          <w:szCs w:val="27"/>
+          <w:lang w:eastAsia="en-IN"/>
+          <w14:ligatures w14:val="none"/>
+        </w:rPr>
+      </w:pPr>
+      <w:r>
+        <w:rPr>
+          <w:rFonts w:ascii="Consolas" w:eastAsia="Times New Roman" w:hAnsi="Consolas" w:cs="Times New Roman"/>
+          <w:color w:val="000000"/>
+          <w:kern w:val="0"/>
+          <w:sz w:val="27"/>
+          <w:szCs w:val="27"/>
+          <w:lang w:eastAsia="en-IN"/>
+          <w14:ligatures w14:val="none"/>
+        </w:rPr>
+        <w:t xml:space="preserve">    </w:t>
+      </w:r>
+      <w:r>
+        <w:rPr>
+          <w:rFonts w:ascii="Consolas" w:eastAsia="Times New Roman" w:hAnsi="Consolas" w:cs="Times New Roman"/>
+          <w:color w:val="001080"/>
+          <w:kern w:val="0"/>
+          <w:sz w:val="27"/>
+          <w:szCs w:val="27"/>
+          <w:lang w:eastAsia="en-IN"/>
+          <w14:ligatures w14:val="none"/>
+        </w:rPr>
+        <w:t>l2</w:t>
+      </w:r>
+      <w:r>
+        <w:rPr>
+          <w:rFonts w:ascii="Consolas" w:eastAsia="Times New Roman" w:hAnsi="Consolas" w:cs="Times New Roman"/>
+          <w:color w:val="000000"/>
+          <w:kern w:val="0"/>
+          <w:sz w:val="27"/>
+          <w:szCs w:val="27"/>
+          <w:lang w:eastAsia="en-IN"/>
+          <w14:ligatures w14:val="none"/>
+        </w:rPr>
+        <w:t xml:space="preserve"> = </w:t>
+      </w:r>
       <w:proofErr w:type="gramStart"/>
       <w:r>
         <w:rPr>
@@ -38060,7 +39366,7 @@
           <w:lang w:eastAsia="en-IN"/>
           <w14:ligatures w14:val="none"/>
         </w:rPr>
-        <w:t>2</w:t>
+        <w:t>4</w:t>
       </w:r>
       <w:r>
         <w:rPr>
@@ -38074,7 +39380,6 @@
         </w:rPr>
         <w:t xml:space="preserve">, </w:t>
       </w:r>
-      <w:proofErr w:type="gramStart"/>
       <w:r>
         <w:rPr>
           <w:rFonts w:ascii="Consolas" w:eastAsia="Times New Roman" w:hAnsi="Consolas" w:cs="Times New Roman"/>
@@ -38099,7 +39404,6 @@
         </w:rPr>
         <w:t>(</w:t>
       </w:r>
-      <w:proofErr w:type="gramEnd"/>
       <w:r>
         <w:rPr>
           <w:rFonts w:ascii="Consolas" w:eastAsia="Times New Roman" w:hAnsi="Consolas" w:cs="Times New Roman"/>
@@ -38110,7 +39414,7 @@
           <w:lang w:eastAsia="en-IN"/>
           <w14:ligatures w14:val="none"/>
         </w:rPr>
-        <w:t>3</w:t>
+        <w:t>5</w:t>
       </w:r>
       <w:r>
         <w:rPr>
@@ -38134,82 +39438,6 @@
           <w:lang w:eastAsia="en-IN"/>
           <w14:ligatures w14:val="none"/>
         </w:rPr>
-        <w:t>NULL</w:t>
-      </w:r>
-      <w:r>
-        <w:rPr>
-          <w:rFonts w:ascii="Consolas" w:eastAsia="Times New Roman" w:hAnsi="Consolas" w:cs="Times New Roman"/>
-          <w:color w:val="000000"/>
-          <w:kern w:val="0"/>
-          <w:sz w:val="27"/>
-          <w:szCs w:val="27"/>
-          <w:lang w:eastAsia="en-IN"/>
-          <w14:ligatures w14:val="none"/>
-        </w:rPr>
-        <w:t>)));</w:t>
-      </w:r>
-    </w:p>
-    <w:p>
-      <w:pPr>
-        <w:shd w:val="clear" w:color="auto" w:fill="FFFFFF"/>
-        <w:spacing w:after="0" w:line="360" w:lineRule="atLeast"/>
-        <w:rPr>
-          <w:rFonts w:ascii="Consolas" w:eastAsia="Times New Roman" w:hAnsi="Consolas" w:cs="Times New Roman"/>
-          <w:color w:val="000000"/>
-          <w:kern w:val="0"/>
-          <w:sz w:val="27"/>
-          <w:szCs w:val="27"/>
-          <w:lang w:eastAsia="en-IN"/>
-          <w14:ligatures w14:val="none"/>
-        </w:rPr>
-      </w:pPr>
-      <w:r>
-        <w:rPr>
-          <w:rFonts w:ascii="Consolas" w:eastAsia="Times New Roman" w:hAnsi="Consolas" w:cs="Times New Roman"/>
-          <w:color w:val="000000"/>
-          <w:kern w:val="0"/>
-          <w:sz w:val="27"/>
-          <w:szCs w:val="27"/>
-          <w:lang w:eastAsia="en-IN"/>
-          <w14:ligatures w14:val="none"/>
-        </w:rPr>
-        <w:t xml:space="preserve">    </w:t>
-      </w:r>
-      <w:r>
-        <w:rPr>
-          <w:rFonts w:ascii="Consolas" w:eastAsia="Times New Roman" w:hAnsi="Consolas" w:cs="Times New Roman"/>
-          <w:color w:val="001080"/>
-          <w:kern w:val="0"/>
-          <w:sz w:val="27"/>
-          <w:szCs w:val="27"/>
-          <w:lang w:eastAsia="en-IN"/>
-          <w14:ligatures w14:val="none"/>
-        </w:rPr>
-        <w:t>l2</w:t>
-      </w:r>
-      <w:r>
-        <w:rPr>
-          <w:rFonts w:ascii="Consolas" w:eastAsia="Times New Roman" w:hAnsi="Consolas" w:cs="Times New Roman"/>
-          <w:color w:val="000000"/>
-          <w:kern w:val="0"/>
-          <w:sz w:val="27"/>
-          <w:szCs w:val="27"/>
-          <w:lang w:eastAsia="en-IN"/>
-          <w14:ligatures w14:val="none"/>
-        </w:rPr>
-        <w:t xml:space="preserve"> = </w:t>
-      </w:r>
-      <w:proofErr w:type="gramStart"/>
-      <w:r>
-        <w:rPr>
-          <w:rFonts w:ascii="Consolas" w:eastAsia="Times New Roman" w:hAnsi="Consolas" w:cs="Times New Roman"/>
-          <w:color w:val="0000FF"/>
-          <w:kern w:val="0"/>
-          <w:sz w:val="27"/>
-          <w:szCs w:val="27"/>
-          <w:lang w:eastAsia="en-IN"/>
-          <w14:ligatures w14:val="none"/>
-        </w:rPr>
         <w:t>N</w:t>
       </w:r>
       <w:r>
@@ -38224,107 +39452,6 @@
         </w:rPr>
         <w:t>(</w:t>
       </w:r>
-      <w:proofErr w:type="gramEnd"/>
-      <w:r>
-        <w:rPr>
-          <w:rFonts w:ascii="Consolas" w:eastAsia="Times New Roman" w:hAnsi="Consolas" w:cs="Times New Roman"/>
-          <w:color w:val="098658"/>
-          <w:kern w:val="0"/>
-          <w:sz w:val="27"/>
-          <w:szCs w:val="27"/>
-          <w:lang w:eastAsia="en-IN"/>
-          <w14:ligatures w14:val="none"/>
-        </w:rPr>
-        <w:t>4</w:t>
-      </w:r>
-      <w:r>
-        <w:rPr>
-          <w:rFonts w:ascii="Consolas" w:eastAsia="Times New Roman" w:hAnsi="Consolas" w:cs="Times New Roman"/>
-          <w:color w:val="000000"/>
-          <w:kern w:val="0"/>
-          <w:sz w:val="27"/>
-          <w:szCs w:val="27"/>
-          <w:lang w:eastAsia="en-IN"/>
-          <w14:ligatures w14:val="none"/>
-        </w:rPr>
-        <w:t xml:space="preserve">, </w:t>
-      </w:r>
-      <w:proofErr w:type="gramStart"/>
-      <w:r>
-        <w:rPr>
-          <w:rFonts w:ascii="Consolas" w:eastAsia="Times New Roman" w:hAnsi="Consolas" w:cs="Times New Roman"/>
-          <w:color w:val="0000FF"/>
-          <w:kern w:val="0"/>
-          <w:sz w:val="27"/>
-          <w:szCs w:val="27"/>
-          <w:lang w:eastAsia="en-IN"/>
-          <w14:ligatures w14:val="none"/>
-        </w:rPr>
-        <w:t>N</w:t>
-      </w:r>
-      <w:r>
-        <w:rPr>
-          <w:rFonts w:ascii="Consolas" w:eastAsia="Times New Roman" w:hAnsi="Consolas" w:cs="Times New Roman"/>
-          <w:color w:val="000000"/>
-          <w:kern w:val="0"/>
-          <w:sz w:val="27"/>
-          <w:szCs w:val="27"/>
-          <w:lang w:eastAsia="en-IN"/>
-          <w14:ligatures w14:val="none"/>
-        </w:rPr>
-        <w:t>(</w:t>
-      </w:r>
-      <w:proofErr w:type="gramEnd"/>
-      <w:r>
-        <w:rPr>
-          <w:rFonts w:ascii="Consolas" w:eastAsia="Times New Roman" w:hAnsi="Consolas" w:cs="Times New Roman"/>
-          <w:color w:val="098658"/>
-          <w:kern w:val="0"/>
-          <w:sz w:val="27"/>
-          <w:szCs w:val="27"/>
-          <w:lang w:eastAsia="en-IN"/>
-          <w14:ligatures w14:val="none"/>
-        </w:rPr>
-        <w:t>5</w:t>
-      </w:r>
-      <w:r>
-        <w:rPr>
-          <w:rFonts w:ascii="Consolas" w:eastAsia="Times New Roman" w:hAnsi="Consolas" w:cs="Times New Roman"/>
-          <w:color w:val="000000"/>
-          <w:kern w:val="0"/>
-          <w:sz w:val="27"/>
-          <w:szCs w:val="27"/>
-          <w:lang w:eastAsia="en-IN"/>
-          <w14:ligatures w14:val="none"/>
-        </w:rPr>
-        <w:t xml:space="preserve">, </w:t>
-      </w:r>
-      <w:proofErr w:type="gramStart"/>
-      <w:r>
-        <w:rPr>
-          <w:rFonts w:ascii="Consolas" w:eastAsia="Times New Roman" w:hAnsi="Consolas" w:cs="Times New Roman"/>
-          <w:color w:val="0000FF"/>
-          <w:kern w:val="0"/>
-          <w:sz w:val="27"/>
-          <w:szCs w:val="27"/>
-          <w:lang w:eastAsia="en-IN"/>
-          <w14:ligatures w14:val="none"/>
-        </w:rPr>
-        <w:t>N</w:t>
-      </w:r>
-      <w:r>
-        <w:rPr>
-          <w:rFonts w:ascii="Consolas" w:eastAsia="Times New Roman" w:hAnsi="Consolas" w:cs="Times New Roman"/>
-          <w:color w:val="000000"/>
-          <w:kern w:val="0"/>
-          <w:sz w:val="27"/>
-          <w:szCs w:val="27"/>
-          <w:lang w:eastAsia="en-IN"/>
-          <w14:ligatures w14:val="none"/>
-        </w:rPr>
-        <w:t>(</w:t>
-      </w:r>
-      <w:proofErr w:type="gramEnd"/>
       <w:r>
         <w:rPr>
           <w:rFonts w:ascii="Consolas" w:eastAsia="Times New Roman" w:hAnsi="Consolas" w:cs="Times New Roman"/>
@@ -38856,7 +39983,7 @@
                     <pic:cNvPicPr/>
                   </pic:nvPicPr>
                   <pic:blipFill>
-                    <a:blip r:embed="rId15"/>
+                    <a:blip r:embed="rId17"/>
                     <a:stretch>
                       <a:fillRect/>
                     </a:stretch>
@@ -44935,7 +46062,7 @@
                     <pic:cNvPicPr/>
                   </pic:nvPicPr>
                   <pic:blipFill>
-                    <a:blip r:embed="rId16"/>
+                    <a:blip r:embed="rId18"/>
                     <a:stretch>
                       <a:fillRect/>
                     </a:stretch>
@@ -44966,8 +46093,477 @@
 </w:document>
 </file>
 
+<file path=word/numbering.xml><?xml version="1.0" encoding="utf-8"?>
+<w:numbering xmlns:wpc="http://schemas.microsoft.com/office/word/2010/wordprocessingCanvas" xmlns:cx="http://schemas.microsoft.com/office/drawing/2014/chartex" xmlns:cx1="http://schemas.microsoft.com/office/drawing/2015/9/8/chartex" xmlns:cx2="http://schemas.microsoft.com/office/drawing/2015/10/21/chartex" xmlns:cx3="http://schemas.microsoft.com/office/drawing/2016/5/9/chartex" xmlns:cx4="http://schemas.microsoft.com/office/drawing/2016/5/10/chartex" xmlns:cx5="http://schemas.microsoft.com/office/drawing/2016/5/11/chartex" xmlns:cx6="http://schemas.microsoft.com/office/drawing/2016/5/12/chartex" xmlns:cx7="http://schemas.microsoft.com/office/drawing/2016/5/13/chartex" xmlns:cx8="http://schemas.microsoft.com/office/drawing/2016/5/14/chartex" xmlns:mc="http://schemas.openxmlformats.org/markup-compatibility/2006" xmlns:aink="http://schemas.microsoft.com/office/drawing/2016/ink" xmlns:am3d="http://schemas.microsoft.com/office/drawing/2017/model3d" xmlns:o="urn:schemas-microsoft-com:office:office" xmlns:oel="http://schemas.microsoft.com/office/2019/extlst" xmlns:r="http://schemas.openxmlformats.org/officeDocument/2006/relationships" xmlns:m="http://schemas.openxmlformats.org/officeDocument/2006/math" xmlns:v="urn:schemas-microsoft-com:vml" xmlns:wp14="http://schemas.microsoft.com/office/word/2010/wordprocessingDrawing" xmlns:wp="http://schemas.openxmlformats.org/drawingml/2006/wordprocessingDrawing" xmlns:w10="urn:schemas-microsoft-com:office:word" xmlns:w="http://schemas.openxmlformats.org/wordprocessingml/2006/main" xmlns:w14="http://schemas.microsoft.com/office/word/2010/wordml" xmlns:w15="http://schemas.microsoft.com/office/word/2012/wordml" xmlns:w16cex="http://schemas.microsoft.com/office/word/2018/wordml/cex" xmlns:w16cid="http://schemas.microsoft.com/office/word/2016/wordml/cid" xmlns:w16="http://schemas.microsoft.com/office/word/2018/wordml" xmlns:w16du="http://schemas.microsoft.com/office/word/2023/wordml/word16du" xmlns:w16sdtdh="http://schemas.microsoft.com/office/word/2020/wordml/sdtdatahash" xmlns:w16se="http://schemas.microsoft.com/office/word/2015/wordml/symex" xmlns:wpg="http://schemas.microsoft.com/office/word/2010/wordprocessingGroup" xmlns:wpi="http://schemas.microsoft.com/office/word/2010/wordprocessingInk" xmlns:wne="http://schemas.microsoft.com/office/word/2006/wordml" xmlns:wps="http://schemas.microsoft.com/office/word/2010/wordprocessingShape" mc:Ignorable="w14 w15 w16se w16cid w16 w16cex w16sdtdh w16du wp14">
+  <w:abstractNum w:abstractNumId="0" w15:restartNumberingAfterBreak="0">
+    <w:nsid w:val="67087346"/>
+    <w:multiLevelType w:val="multilevel"/>
+    <w:tmpl w:val="2F88FCB2"/>
+    <w:lvl w:ilvl="0">
+      <w:start w:val="9"/>
+      <w:numFmt w:val="decimal"/>
+      <w:lvlText w:val="%1."/>
+      <w:lvlJc w:val="left"/>
+      <w:pPr>
+        <w:tabs>
+          <w:tab w:val="num" w:pos="720"/>
+        </w:tabs>
+        <w:ind w:left="720" w:hanging="360"/>
+      </w:pPr>
+    </w:lvl>
+    <w:lvl w:ilvl="1" w:tentative="1">
+      <w:start w:val="1"/>
+      <w:numFmt w:val="decimal"/>
+      <w:lvlText w:val="%2."/>
+      <w:lvlJc w:val="left"/>
+      <w:pPr>
+        <w:tabs>
+          <w:tab w:val="num" w:pos="1440"/>
+        </w:tabs>
+        <w:ind w:left="1440" w:hanging="360"/>
+      </w:pPr>
+    </w:lvl>
+    <w:lvl w:ilvl="2" w:tentative="1">
+      <w:start w:val="1"/>
+      <w:numFmt w:val="decimal"/>
+      <w:lvlText w:val="%3."/>
+      <w:lvlJc w:val="left"/>
+      <w:pPr>
+        <w:tabs>
+          <w:tab w:val="num" w:pos="2160"/>
+        </w:tabs>
+        <w:ind w:left="2160" w:hanging="360"/>
+      </w:pPr>
+    </w:lvl>
+    <w:lvl w:ilvl="3" w:tentative="1">
+      <w:start w:val="1"/>
+      <w:numFmt w:val="decimal"/>
+      <w:lvlText w:val="%4."/>
+      <w:lvlJc w:val="left"/>
+      <w:pPr>
+        <w:tabs>
+          <w:tab w:val="num" w:pos="2880"/>
+        </w:tabs>
+        <w:ind w:left="2880" w:hanging="360"/>
+      </w:pPr>
+    </w:lvl>
+    <w:lvl w:ilvl="4" w:tentative="1">
+      <w:start w:val="1"/>
+      <w:numFmt w:val="decimal"/>
+      <w:lvlText w:val="%5."/>
+      <w:lvlJc w:val="left"/>
+      <w:pPr>
+        <w:tabs>
+          <w:tab w:val="num" w:pos="3600"/>
+        </w:tabs>
+        <w:ind w:left="3600" w:hanging="360"/>
+      </w:pPr>
+    </w:lvl>
+    <w:lvl w:ilvl="5" w:tentative="1">
+      <w:start w:val="1"/>
+      <w:numFmt w:val="decimal"/>
+      <w:lvlText w:val="%6."/>
+      <w:lvlJc w:val="left"/>
+      <w:pPr>
+        <w:tabs>
+          <w:tab w:val="num" w:pos="4320"/>
+        </w:tabs>
+        <w:ind w:left="4320" w:hanging="360"/>
+      </w:pPr>
+    </w:lvl>
+    <w:lvl w:ilvl="6" w:tentative="1">
+      <w:start w:val="1"/>
+      <w:numFmt w:val="decimal"/>
+      <w:lvlText w:val="%7."/>
+      <w:lvlJc w:val="left"/>
+      <w:pPr>
+        <w:tabs>
+          <w:tab w:val="num" w:pos="5040"/>
+        </w:tabs>
+        <w:ind w:left="5040" w:hanging="360"/>
+      </w:pPr>
+    </w:lvl>
+    <w:lvl w:ilvl="7" w:tentative="1">
+      <w:start w:val="1"/>
+      <w:numFmt w:val="decimal"/>
+      <w:lvlText w:val="%8."/>
+      <w:lvlJc w:val="left"/>
+      <w:pPr>
+        <w:tabs>
+          <w:tab w:val="num" w:pos="5760"/>
+        </w:tabs>
+        <w:ind w:left="5760" w:hanging="360"/>
+      </w:pPr>
+    </w:lvl>
+    <w:lvl w:ilvl="8" w:tentative="1">
+      <w:start w:val="1"/>
+      <w:numFmt w:val="decimal"/>
+      <w:lvlText w:val="%9."/>
+      <w:lvlJc w:val="left"/>
+      <w:pPr>
+        <w:tabs>
+          <w:tab w:val="num" w:pos="6480"/>
+        </w:tabs>
+        <w:ind w:left="6480" w:hanging="360"/>
+      </w:pPr>
+    </w:lvl>
+  </w:abstractNum>
+  <w:abstractNum w:abstractNumId="1" w15:restartNumberingAfterBreak="0">
+    <w:nsid w:val="6C1B2934"/>
+    <w:multiLevelType w:val="multilevel"/>
+    <w:tmpl w:val="C4B026F6"/>
+    <w:lvl w:ilvl="0">
+      <w:start w:val="1"/>
+      <w:numFmt w:val="decimal"/>
+      <w:lvlText w:val="%1."/>
+      <w:lvlJc w:val="left"/>
+      <w:pPr>
+        <w:tabs>
+          <w:tab w:val="num" w:pos="720"/>
+        </w:tabs>
+        <w:ind w:left="720" w:hanging="360"/>
+      </w:pPr>
+    </w:lvl>
+    <w:lvl w:ilvl="1" w:tentative="1">
+      <w:start w:val="1"/>
+      <w:numFmt w:val="decimal"/>
+      <w:lvlText w:val="%2."/>
+      <w:lvlJc w:val="left"/>
+      <w:pPr>
+        <w:tabs>
+          <w:tab w:val="num" w:pos="1440"/>
+        </w:tabs>
+        <w:ind w:left="1440" w:hanging="360"/>
+      </w:pPr>
+    </w:lvl>
+    <w:lvl w:ilvl="2" w:tentative="1">
+      <w:start w:val="1"/>
+      <w:numFmt w:val="decimal"/>
+      <w:lvlText w:val="%3."/>
+      <w:lvlJc w:val="left"/>
+      <w:pPr>
+        <w:tabs>
+          <w:tab w:val="num" w:pos="2160"/>
+        </w:tabs>
+        <w:ind w:left="2160" w:hanging="360"/>
+      </w:pPr>
+    </w:lvl>
+    <w:lvl w:ilvl="3" w:tentative="1">
+      <w:start w:val="1"/>
+      <w:numFmt w:val="decimal"/>
+      <w:lvlText w:val="%4."/>
+      <w:lvlJc w:val="left"/>
+      <w:pPr>
+        <w:tabs>
+          <w:tab w:val="num" w:pos="2880"/>
+        </w:tabs>
+        <w:ind w:left="2880" w:hanging="360"/>
+      </w:pPr>
+    </w:lvl>
+    <w:lvl w:ilvl="4" w:tentative="1">
+      <w:start w:val="1"/>
+      <w:numFmt w:val="decimal"/>
+      <w:lvlText w:val="%5."/>
+      <w:lvlJc w:val="left"/>
+      <w:pPr>
+        <w:tabs>
+          <w:tab w:val="num" w:pos="3600"/>
+        </w:tabs>
+        <w:ind w:left="3600" w:hanging="360"/>
+      </w:pPr>
+    </w:lvl>
+    <w:lvl w:ilvl="5" w:tentative="1">
+      <w:start w:val="1"/>
+      <w:numFmt w:val="decimal"/>
+      <w:lvlText w:val="%6."/>
+      <w:lvlJc w:val="left"/>
+      <w:pPr>
+        <w:tabs>
+          <w:tab w:val="num" w:pos="4320"/>
+        </w:tabs>
+        <w:ind w:left="4320" w:hanging="360"/>
+      </w:pPr>
+    </w:lvl>
+    <w:lvl w:ilvl="6" w:tentative="1">
+      <w:start w:val="1"/>
+      <w:numFmt w:val="decimal"/>
+      <w:lvlText w:val="%7."/>
+      <w:lvlJc w:val="left"/>
+      <w:pPr>
+        <w:tabs>
+          <w:tab w:val="num" w:pos="5040"/>
+        </w:tabs>
+        <w:ind w:left="5040" w:hanging="360"/>
+      </w:pPr>
+    </w:lvl>
+    <w:lvl w:ilvl="7" w:tentative="1">
+      <w:start w:val="1"/>
+      <w:numFmt w:val="decimal"/>
+      <w:lvlText w:val="%8."/>
+      <w:lvlJc w:val="left"/>
+      <w:pPr>
+        <w:tabs>
+          <w:tab w:val="num" w:pos="5760"/>
+        </w:tabs>
+        <w:ind w:left="5760" w:hanging="360"/>
+      </w:pPr>
+    </w:lvl>
+    <w:lvl w:ilvl="8" w:tentative="1">
+      <w:start w:val="1"/>
+      <w:numFmt w:val="decimal"/>
+      <w:lvlText w:val="%9."/>
+      <w:lvlJc w:val="left"/>
+      <w:pPr>
+        <w:tabs>
+          <w:tab w:val="num" w:pos="6480"/>
+        </w:tabs>
+        <w:ind w:left="6480" w:hanging="360"/>
+      </w:pPr>
+    </w:lvl>
+  </w:abstractNum>
+  <w:abstractNum w:abstractNumId="2" w15:restartNumberingAfterBreak="0">
+    <w:nsid w:val="6E422E1F"/>
+    <w:multiLevelType w:val="multilevel"/>
+    <w:tmpl w:val="36F48E70"/>
+    <w:lvl w:ilvl="0">
+      <w:start w:val="1"/>
+      <w:numFmt w:val="decimal"/>
+      <w:lvlText w:val="%1."/>
+      <w:lvlJc w:val="left"/>
+      <w:pPr>
+        <w:tabs>
+          <w:tab w:val="num" w:pos="720"/>
+        </w:tabs>
+        <w:ind w:left="720" w:hanging="360"/>
+      </w:pPr>
+    </w:lvl>
+    <w:lvl w:ilvl="1" w:tentative="1">
+      <w:start w:val="1"/>
+      <w:numFmt w:val="decimal"/>
+      <w:lvlText w:val="%2."/>
+      <w:lvlJc w:val="left"/>
+      <w:pPr>
+        <w:tabs>
+          <w:tab w:val="num" w:pos="1440"/>
+        </w:tabs>
+        <w:ind w:left="1440" w:hanging="360"/>
+      </w:pPr>
+    </w:lvl>
+    <w:lvl w:ilvl="2" w:tentative="1">
+      <w:start w:val="1"/>
+      <w:numFmt w:val="decimal"/>
+      <w:lvlText w:val="%3."/>
+      <w:lvlJc w:val="left"/>
+      <w:pPr>
+        <w:tabs>
+          <w:tab w:val="num" w:pos="2160"/>
+        </w:tabs>
+        <w:ind w:left="2160" w:hanging="360"/>
+      </w:pPr>
+    </w:lvl>
+    <w:lvl w:ilvl="3" w:tentative="1">
+      <w:start w:val="1"/>
+      <w:numFmt w:val="decimal"/>
+      <w:lvlText w:val="%4."/>
+      <w:lvlJc w:val="left"/>
+      <w:pPr>
+        <w:tabs>
+          <w:tab w:val="num" w:pos="2880"/>
+        </w:tabs>
+        <w:ind w:left="2880" w:hanging="360"/>
+      </w:pPr>
+    </w:lvl>
+    <w:lvl w:ilvl="4" w:tentative="1">
+      <w:start w:val="1"/>
+      <w:numFmt w:val="decimal"/>
+      <w:lvlText w:val="%5."/>
+      <w:lvlJc w:val="left"/>
+      <w:pPr>
+        <w:tabs>
+          <w:tab w:val="num" w:pos="3600"/>
+        </w:tabs>
+        <w:ind w:left="3600" w:hanging="360"/>
+      </w:pPr>
+    </w:lvl>
+    <w:lvl w:ilvl="5" w:tentative="1">
+      <w:start w:val="1"/>
+      <w:numFmt w:val="decimal"/>
+      <w:lvlText w:val="%6."/>
+      <w:lvlJc w:val="left"/>
+      <w:pPr>
+        <w:tabs>
+          <w:tab w:val="num" w:pos="4320"/>
+        </w:tabs>
+        <w:ind w:left="4320" w:hanging="360"/>
+      </w:pPr>
+    </w:lvl>
+    <w:lvl w:ilvl="6" w:tentative="1">
+      <w:start w:val="1"/>
+      <w:numFmt w:val="decimal"/>
+      <w:lvlText w:val="%7."/>
+      <w:lvlJc w:val="left"/>
+      <w:pPr>
+        <w:tabs>
+          <w:tab w:val="num" w:pos="5040"/>
+        </w:tabs>
+        <w:ind w:left="5040" w:hanging="360"/>
+      </w:pPr>
+    </w:lvl>
+    <w:lvl w:ilvl="7" w:tentative="1">
+      <w:start w:val="1"/>
+      <w:numFmt w:val="decimal"/>
+      <w:lvlText w:val="%8."/>
+      <w:lvlJc w:val="left"/>
+      <w:pPr>
+        <w:tabs>
+          <w:tab w:val="num" w:pos="5760"/>
+        </w:tabs>
+        <w:ind w:left="5760" w:hanging="360"/>
+      </w:pPr>
+    </w:lvl>
+    <w:lvl w:ilvl="8" w:tentative="1">
+      <w:start w:val="1"/>
+      <w:numFmt w:val="decimal"/>
+      <w:lvlText w:val="%9."/>
+      <w:lvlJc w:val="left"/>
+      <w:pPr>
+        <w:tabs>
+          <w:tab w:val="num" w:pos="6480"/>
+        </w:tabs>
+        <w:ind w:left="6480" w:hanging="360"/>
+      </w:pPr>
+    </w:lvl>
+  </w:abstractNum>
+  <w:abstractNum w:abstractNumId="3" w15:restartNumberingAfterBreak="0">
+    <w:nsid w:val="7A914D6D"/>
+    <w:multiLevelType w:val="multilevel"/>
+    <w:tmpl w:val="32C63324"/>
+    <w:lvl w:ilvl="0">
+      <w:start w:val="13"/>
+      <w:numFmt w:val="decimal"/>
+      <w:lvlText w:val="%1."/>
+      <w:lvlJc w:val="left"/>
+      <w:pPr>
+        <w:tabs>
+          <w:tab w:val="num" w:pos="720"/>
+        </w:tabs>
+        <w:ind w:left="720" w:hanging="360"/>
+      </w:pPr>
+    </w:lvl>
+    <w:lvl w:ilvl="1" w:tentative="1">
+      <w:start w:val="1"/>
+      <w:numFmt w:val="decimal"/>
+      <w:lvlText w:val="%2."/>
+      <w:lvlJc w:val="left"/>
+      <w:pPr>
+        <w:tabs>
+          <w:tab w:val="num" w:pos="1440"/>
+        </w:tabs>
+        <w:ind w:left="1440" w:hanging="360"/>
+      </w:pPr>
+    </w:lvl>
+    <w:lvl w:ilvl="2" w:tentative="1">
+      <w:start w:val="1"/>
+      <w:numFmt w:val="decimal"/>
+      <w:lvlText w:val="%3."/>
+      <w:lvlJc w:val="left"/>
+      <w:pPr>
+        <w:tabs>
+          <w:tab w:val="num" w:pos="2160"/>
+        </w:tabs>
+        <w:ind w:left="2160" w:hanging="360"/>
+      </w:pPr>
+    </w:lvl>
+    <w:lvl w:ilvl="3" w:tentative="1">
+      <w:start w:val="1"/>
+      <w:numFmt w:val="decimal"/>
+      <w:lvlText w:val="%4."/>
+      <w:lvlJc w:val="left"/>
+      <w:pPr>
+        <w:tabs>
+          <w:tab w:val="num" w:pos="2880"/>
+        </w:tabs>
+        <w:ind w:left="2880" w:hanging="360"/>
+      </w:pPr>
+    </w:lvl>
+    <w:lvl w:ilvl="4" w:tentative="1">
+      <w:start w:val="1"/>
+      <w:numFmt w:val="decimal"/>
+      <w:lvlText w:val="%5."/>
+      <w:lvlJc w:val="left"/>
+      <w:pPr>
+        <w:tabs>
+          <w:tab w:val="num" w:pos="3600"/>
+        </w:tabs>
+        <w:ind w:left="3600" w:hanging="360"/>
+      </w:pPr>
+    </w:lvl>
+    <w:lvl w:ilvl="5" w:tentative="1">
+      <w:start w:val="1"/>
+      <w:numFmt w:val="decimal"/>
+      <w:lvlText w:val="%6."/>
+      <w:lvlJc w:val="left"/>
+      <w:pPr>
+        <w:tabs>
+          <w:tab w:val="num" w:pos="4320"/>
+        </w:tabs>
+        <w:ind w:left="4320" w:hanging="360"/>
+      </w:pPr>
+    </w:lvl>
+    <w:lvl w:ilvl="6" w:tentative="1">
+      <w:start w:val="1"/>
+      <w:numFmt w:val="decimal"/>
+      <w:lvlText w:val="%7."/>
+      <w:lvlJc w:val="left"/>
+      <w:pPr>
+        <w:tabs>
+          <w:tab w:val="num" w:pos="5040"/>
+        </w:tabs>
+        <w:ind w:left="5040" w:hanging="360"/>
+      </w:pPr>
+    </w:lvl>
+    <w:lvl w:ilvl="7" w:tentative="1">
+      <w:start w:val="1"/>
+      <w:numFmt w:val="decimal"/>
+      <w:lvlText w:val="%8."/>
+      <w:lvlJc w:val="left"/>
+      <w:pPr>
+        <w:tabs>
+          <w:tab w:val="num" w:pos="5760"/>
+        </w:tabs>
+        <w:ind w:left="5760" w:hanging="360"/>
+      </w:pPr>
+    </w:lvl>
+    <w:lvl w:ilvl="8" w:tentative="1">
+      <w:start w:val="1"/>
+      <w:numFmt w:val="decimal"/>
+      <w:lvlText w:val="%9."/>
+      <w:lvlJc w:val="left"/>
+      <w:pPr>
+        <w:tabs>
+          <w:tab w:val="num" w:pos="6480"/>
+        </w:tabs>
+        <w:ind w:left="6480" w:hanging="360"/>
+      </w:pPr>
+    </w:lvl>
+  </w:abstractNum>
+  <w:num w:numId="1" w16cid:durableId="1766418588">
+    <w:abstractNumId w:val="2"/>
+  </w:num>
+  <w:num w:numId="2" w16cid:durableId="1828596144">
+    <w:abstractNumId w:val="0"/>
+  </w:num>
+  <w:num w:numId="3" w16cid:durableId="830025314">
+    <w:abstractNumId w:val="3"/>
+  </w:num>
+  <w:num w:numId="4" w16cid:durableId="120078590">
+    <w:abstractNumId w:val="1"/>
+  </w:num>
+</w:numbering>
+</file>
+
 <file path=word/styles.xml><?xml version="1.0" encoding="utf-8"?>
-<w:styles xmlns:mc="http://schemas.openxmlformats.org/markup-compatibility/2006" xmlns:r="http://schemas.openxmlformats.org/officeDocument/2006/relationships" xmlns:w="http://schemas.openxmlformats.org/wordprocessingml/2006/main" xmlns:w14="http://schemas.microsoft.com/office/word/2010/wordml" xmlns:w15="http://schemas.microsoft.com/office/word/2012/wordml" xmlns:w16cex="http://schemas.microsoft.com/office/word/2018/wordml/cex" xmlns:w16cid="http://schemas.microsoft.com/office/word/2016/wordml/cid" xmlns:w16="http://schemas.microsoft.com/office/word/2018/wordml" xmlns:w16du="http://schemas.microsoft.com/office/word/2023/wordml/word16du" xmlns:w16sdtdh="http://schemas.microsoft.com/office/word/2020/wordml/sdtdatahash" xmlns:w16sdtfl="http://schemas.microsoft.com/office/word/2024/wordml/sdtformatlock" xmlns:w16se="http://schemas.microsoft.com/office/word/2015/wordml/symex" mc:Ignorable="w14 w15 w16se w16cid w16 w16cex w16sdtdh w16sdtfl w16du">
+<w:styles xmlns:mc="http://schemas.openxmlformats.org/markup-compatibility/2006" xmlns:r="http://schemas.openxmlformats.org/officeDocument/2006/relationships" xmlns:w="http://schemas.openxmlformats.org/wordprocessingml/2006/main" xmlns:w14="http://schemas.microsoft.com/office/word/2010/wordml" xmlns:w15="http://schemas.microsoft.com/office/word/2012/wordml" xmlns:w16cex="http://schemas.microsoft.com/office/word/2018/wordml/cex" xmlns:w16cid="http://schemas.microsoft.com/office/word/2016/wordml/cid" xmlns:w16="http://schemas.microsoft.com/office/word/2018/wordml" xmlns:w16du="http://schemas.microsoft.com/office/word/2023/wordml/word16du" xmlns:w16sdtdh="http://schemas.microsoft.com/office/word/2020/wordml/sdtdatahash" xmlns:w16se="http://schemas.microsoft.com/office/word/2015/wordml/symex" mc:Ignorable="w14 w15 w16se w16cid w16 w16cex w16sdtdh w16du">
   <w:docDefaults>
     <w:rPrDefault>
       <w:rPr>
@@ -45366,7 +46962,7 @@
   <w:style w:type="paragraph" w:default="1" w:styleId="Normal">
     <w:name w:val="Normal"/>
     <w:qFormat/>
-    <w:rsid w:val="005943DE"/>
+    <w:rsid w:val="00A01D41"/>
   </w:style>
   <w:style w:type="paragraph" w:styleId="Heading1">
     <w:name w:val="heading 1"/>
@@ -45914,6 +47510,29 @@
     <w:unhideWhenUsed/>
     <w:rsid w:val="00A64600"/>
   </w:style>
+  <w:style w:type="character" w:styleId="Hyperlink">
+    <w:name w:val="Hyperlink"/>
+    <w:basedOn w:val="DefaultParagraphFont"/>
+    <w:uiPriority w:val="99"/>
+    <w:unhideWhenUsed/>
+    <w:rsid w:val="00733E90"/>
+    <w:rPr>
+      <w:color w:val="0563C1" w:themeColor="hyperlink"/>
+      <w:u w:val="single"/>
+    </w:rPr>
+  </w:style>
+  <w:style w:type="character" w:styleId="UnresolvedMention">
+    <w:name w:val="Unresolved Mention"/>
+    <w:basedOn w:val="DefaultParagraphFont"/>
+    <w:uiPriority w:val="99"/>
+    <w:semiHidden/>
+    <w:unhideWhenUsed/>
+    <w:rsid w:val="00733E90"/>
+    <w:rPr>
+      <w:color w:val="605E5C"/>
+      <w:shd w:val="clear" w:color="auto" w:fill="E1DFDD"/>
+    </w:rPr>
+  </w:style>
 </w:styles>
 </file>
 
